--- a/Задание 8/Приложение Г.docx
+++ b/Задание 8/Приложение Г.docx
@@ -242,7 +242,21 @@
           <w:szCs w:val="28"/>
         </w:rPr>
         <w:lastRenderedPageBreak/>
-        <w:t>Таблица 1 – Тест-кейсы</w:t>
+        <w:t xml:space="preserve">Таблица </w:t>
+      </w:r>
+      <w:r>
+        <w:rPr>
+          <w:sz w:val="28"/>
+          <w:szCs w:val="28"/>
+        </w:rPr>
+        <w:t>Г.</w:t>
+      </w:r>
+      <w:r>
+        <w:rPr>
+          <w:sz w:val="28"/>
+          <w:szCs w:val="28"/>
+        </w:rPr>
+        <w:t>1 – Тест-кейсы</w:t>
       </w:r>
     </w:p>
     <w:tbl>
@@ -467,46 +481,66 @@
                 <w:bCs/>
                 <w:color w:val="000000" w:themeColor="text1"/>
               </w:rPr>
-              <w:t xml:space="preserve">Ручная вёрстка. Проверка главной страницы </w:t>
-            </w:r>
-            <w:proofErr w:type="spellStart"/>
+              <w:t>Ручная вёрстка. Проверка главной страницы GreaTime</w:t>
+            </w:r>
             <w:r>
               <w:rPr>
                 <w:b/>
                 <w:bCs/>
                 <w:color w:val="000000" w:themeColor="text1"/>
               </w:rPr>
-              <w:t>GreaTime</w:t>
-            </w:r>
-            <w:proofErr w:type="spellEnd"/>
-            <w:r>
+              <w:br/>
+              <w:t>• Ширина окна ≥ 1200px.</w:t>
+            </w:r>
+            <w:r>
+              <w:rPr>
+                <w:color w:val="000000" w:themeColor="text1"/>
+              </w:rPr>
+              <w:br/>
+              <w:t>1. Открыть главную страницу сайта.</w:t>
+            </w:r>
+            <w:r>
+              <w:rPr>
+                <w:color w:val="000000" w:themeColor="text1"/>
+              </w:rPr>
+              <w:br/>
+              <w:t>2. Проверить отображение основных секций.</w:t>
+            </w:r>
+          </w:p>
+        </w:tc>
+        <w:tc>
+          <w:tcPr>
+            <w:tcW w:w="4619" w:type="dxa"/>
+            <w:tcBorders>
+              <w:bottom w:val="single" w:sz="4" w:space="0" w:color="auto"/>
+            </w:tcBorders>
+          </w:tcPr>
+          <w:p>
+            <w:pPr>
               <w:rPr>
                 <w:b/>
                 <w:bCs/>
                 <w:color w:val="000000" w:themeColor="text1"/>
               </w:rPr>
-              <w:br/>
-              <w:t>• Ширина окна ≥ 1200px.</w:t>
-            </w:r>
-            <w:r>
-              <w:rPr>
-                <w:color w:val="000000" w:themeColor="text1"/>
-              </w:rPr>
-              <w:br/>
-              <w:t>1. Открыть главную страницу сайта.</w:t>
-            </w:r>
-            <w:r>
-              <w:rPr>
-                <w:color w:val="000000" w:themeColor="text1"/>
-              </w:rPr>
-              <w:br/>
-              <w:t>2. Проверить отображение основных секций.</w:t>
-            </w:r>
-          </w:p>
-        </w:tc>
-        <w:tc>
-          <w:tcPr>
-            <w:tcW w:w="4619" w:type="dxa"/>
+            </w:pPr>
+            <w:r>
+              <w:rPr>
+                <w:color w:val="000000" w:themeColor="text1"/>
+              </w:rPr>
+              <w:t>1. Отображаются шапка, баннер, ассортимент, популярные товары, преимущества, форма прайса, бренды и подвал.</w:t>
+            </w:r>
+            <w:r>
+              <w:rPr>
+                <w:color w:val="000000" w:themeColor="text1"/>
+              </w:rPr>
+              <w:br/>
+              <w:t>2. Горизонтальный скролл отсутствует.</w:t>
+            </w:r>
+          </w:p>
+        </w:tc>
+        <w:tc>
+          <w:tcPr>
+            <w:tcW w:w="1967" w:type="dxa"/>
             <w:tcBorders>
               <w:bottom w:val="single" w:sz="4" w:space="0" w:color="auto"/>
             </w:tcBorders>
@@ -523,34 +557,13 @@
               <w:rPr>
                 <w:color w:val="000000" w:themeColor="text1"/>
               </w:rPr>
-              <w:t>1. Отображаются шапка, баннер, ассортимент, популярные товары, преимущества, форма прайса, бренды и подвал.</w:t>
-            </w:r>
-            <w:r>
-              <w:rPr>
-                <w:color w:val="000000" w:themeColor="text1"/>
-              </w:rPr>
-              <w:br/>
-              <w:t xml:space="preserve">2. Горизонтальный </w:t>
-            </w:r>
-            <w:proofErr w:type="spellStart"/>
-            <w:r>
-              <w:rPr>
-                <w:color w:val="000000" w:themeColor="text1"/>
-              </w:rPr>
-              <w:t>скролл</w:t>
-            </w:r>
-            <w:proofErr w:type="spellEnd"/>
-            <w:r>
-              <w:rPr>
-                <w:color w:val="000000" w:themeColor="text1"/>
-              </w:rPr>
-              <w:t xml:space="preserve"> отсутствует.</w:t>
-            </w:r>
-          </w:p>
-        </w:tc>
-        <w:tc>
-          <w:tcPr>
-            <w:tcW w:w="1967" w:type="dxa"/>
+              <w:t>Соответствует</w:t>
+            </w:r>
+          </w:p>
+        </w:tc>
+        <w:tc>
+          <w:tcPr>
+            <w:tcW w:w="1222" w:type="dxa"/>
             <w:tcBorders>
               <w:bottom w:val="single" w:sz="4" w:space="0" w:color="auto"/>
             </w:tcBorders>
@@ -567,14 +580,17 @@
               <w:rPr>
                 <w:color w:val="000000" w:themeColor="text1"/>
               </w:rPr>
-              <w:t>Соответствует</w:t>
-            </w:r>
-          </w:p>
-        </w:tc>
-        <w:tc>
-          <w:tcPr>
-            <w:tcW w:w="1222" w:type="dxa"/>
-            <w:tcBorders>
+              <w:t>Пройдено</w:t>
+            </w:r>
+          </w:p>
+        </w:tc>
+      </w:tr>
+      <w:tr>
+        <w:tc>
+          <w:tcPr>
+            <w:tcW w:w="1163" w:type="dxa"/>
+            <w:tcBorders>
+              <w:top w:val="single" w:sz="4" w:space="0" w:color="auto"/>
               <w:bottom w:val="single" w:sz="4" w:space="0" w:color="auto"/>
             </w:tcBorders>
           </w:tcPr>
@@ -590,6 +606,170 @@
               <w:rPr>
                 <w:color w:val="000000" w:themeColor="text1"/>
               </w:rPr>
+              <w:t>T_02</w:t>
+            </w:r>
+          </w:p>
+        </w:tc>
+        <w:tc>
+          <w:tcPr>
+            <w:tcW w:w="1355" w:type="dxa"/>
+            <w:tcBorders>
+              <w:top w:val="single" w:sz="4" w:space="0" w:color="auto"/>
+              <w:bottom w:val="single" w:sz="4" w:space="0" w:color="auto"/>
+            </w:tcBorders>
+          </w:tcPr>
+          <w:p>
+            <w:pPr>
+              <w:rPr>
+                <w:b/>
+                <w:bCs/>
+                <w:color w:val="000000" w:themeColor="text1"/>
+              </w:rPr>
+            </w:pPr>
+            <w:r>
+              <w:rPr>
+                <w:color w:val="000000" w:themeColor="text1"/>
+              </w:rPr>
+              <w:t>крайне высокий</w:t>
+            </w:r>
+          </w:p>
+        </w:tc>
+        <w:tc>
+          <w:tcPr>
+            <w:tcW w:w="4198" w:type="dxa"/>
+            <w:tcBorders>
+              <w:top w:val="single" w:sz="4" w:space="0" w:color="auto"/>
+              <w:bottom w:val="single" w:sz="4" w:space="0" w:color="auto"/>
+            </w:tcBorders>
+          </w:tcPr>
+          <w:p>
+            <w:pPr>
+              <w:rPr>
+                <w:b/>
+                <w:bCs/>
+                <w:color w:val="000000" w:themeColor="text1"/>
+              </w:rPr>
+            </w:pPr>
+            <w:r>
+              <w:rPr>
+                <w:b/>
+                <w:bCs/>
+                <w:color w:val="000000" w:themeColor="text1"/>
+              </w:rPr>
+              <w:t>Ручная вёрстка. Проверка шапки сайта на десктопе</w:t>
+            </w:r>
+            <w:r>
+              <w:rPr>
+                <w:color w:val="000000" w:themeColor="text1"/>
+              </w:rPr>
+              <w:br/>
+            </w:r>
+            <w:r>
+              <w:rPr>
+                <w:b/>
+                <w:bCs/>
+                <w:color w:val="000000" w:themeColor="text1"/>
+              </w:rPr>
+              <w:t>• Ширина окна ≥ 1200px.</w:t>
+            </w:r>
+            <w:r>
+              <w:rPr>
+                <w:color w:val="000000" w:themeColor="text1"/>
+              </w:rPr>
+              <w:br/>
+              <w:t>1. Открыть страницу.</w:t>
+            </w:r>
+            <w:r>
+              <w:rPr>
+                <w:color w:val="000000" w:themeColor="text1"/>
+              </w:rPr>
+              <w:br/>
+              <w:t>2. Проверить три уровня шапки.</w:t>
+            </w:r>
+          </w:p>
+        </w:tc>
+        <w:tc>
+          <w:tcPr>
+            <w:tcW w:w="4619" w:type="dxa"/>
+            <w:tcBorders>
+              <w:top w:val="single" w:sz="4" w:space="0" w:color="auto"/>
+              <w:bottom w:val="single" w:sz="4" w:space="0" w:color="auto"/>
+            </w:tcBorders>
+          </w:tcPr>
+          <w:p>
+            <w:pPr>
+              <w:rPr>
+                <w:b/>
+                <w:bCs/>
+                <w:color w:val="000000" w:themeColor="text1"/>
+              </w:rPr>
+            </w:pPr>
+            <w:r>
+              <w:rPr>
+                <w:color w:val="000000" w:themeColor="text1"/>
+              </w:rPr>
+              <w:t>1. Верхняя строка содержит город, ссылки для покупателей и номер телефона.</w:t>
+            </w:r>
+            <w:r>
+              <w:rPr>
+                <w:color w:val="000000" w:themeColor="text1"/>
+              </w:rPr>
+              <w:br/>
+              <w:t>2. В средней строке отображаются WhatsApp, Telegram, логотип GreaTime, ссылки «О компании» и «Контакты».</w:t>
+            </w:r>
+            <w:r>
+              <w:rPr>
+                <w:color w:val="000000" w:themeColor="text1"/>
+              </w:rPr>
+              <w:br/>
+              <w:t>3. В нижней строке отображаются каталог, поиск и пользовательские иконки.</w:t>
+            </w:r>
+          </w:p>
+        </w:tc>
+        <w:tc>
+          <w:tcPr>
+            <w:tcW w:w="1967" w:type="dxa"/>
+            <w:tcBorders>
+              <w:top w:val="single" w:sz="4" w:space="0" w:color="auto"/>
+              <w:bottom w:val="single" w:sz="4" w:space="0" w:color="auto"/>
+            </w:tcBorders>
+          </w:tcPr>
+          <w:p>
+            <w:pPr>
+              <w:rPr>
+                <w:b/>
+                <w:bCs/>
+                <w:color w:val="000000" w:themeColor="text1"/>
+              </w:rPr>
+            </w:pPr>
+            <w:r>
+              <w:rPr>
+                <w:color w:val="000000" w:themeColor="text1"/>
+              </w:rPr>
+              <w:t>Соответствует</w:t>
+            </w:r>
+          </w:p>
+        </w:tc>
+        <w:tc>
+          <w:tcPr>
+            <w:tcW w:w="1222" w:type="dxa"/>
+            <w:tcBorders>
+              <w:top w:val="single" w:sz="4" w:space="0" w:color="auto"/>
+              <w:bottom w:val="single" w:sz="4" w:space="0" w:color="auto"/>
+            </w:tcBorders>
+          </w:tcPr>
+          <w:p>
+            <w:pPr>
+              <w:rPr>
+                <w:b/>
+                <w:bCs/>
+                <w:color w:val="000000" w:themeColor="text1"/>
+              </w:rPr>
+            </w:pPr>
+            <w:r>
+              <w:rPr>
+                <w:color w:val="000000" w:themeColor="text1"/>
+              </w:rPr>
               <w:t>Пройдено</w:t>
             </w:r>
           </w:p>
@@ -616,7 +796,7 @@
               <w:rPr>
                 <w:color w:val="000000" w:themeColor="text1"/>
               </w:rPr>
-              <w:t>T_02</w:t>
+              <w:t>T_03</w:t>
             </w:r>
           </w:p>
         </w:tc>
@@ -666,267 +846,39 @@
                 <w:bCs/>
                 <w:color w:val="000000" w:themeColor="text1"/>
               </w:rPr>
-              <w:t>Ручная вёрстка. Проверка шапки сайта на десктопе</w:t>
-            </w:r>
-            <w:r>
-              <w:rPr>
-                <w:color w:val="000000" w:themeColor="text1"/>
-              </w:rPr>
-              <w:br/>
-            </w:r>
-            <w:r>
+              <w:t>Ручная вёрстка. Проверка фиксированной части шапки при скролле</w:t>
+            </w:r>
+            <w:r>
+              <w:rPr>
+                <w:color w:val="000000" w:themeColor="text1"/>
+              </w:rPr>
+              <w:br/>
+              <w:t>1. Прокрутить страницу вниз.</w:t>
+            </w:r>
+            <w:r>
+              <w:rPr>
+                <w:color w:val="000000" w:themeColor="text1"/>
+              </w:rPr>
+              <w:br/>
+              <w:t>2. Проверить поведение шапки.</w:t>
+            </w:r>
+          </w:p>
+        </w:tc>
+        <w:tc>
+          <w:tcPr>
+            <w:tcW w:w="4619" w:type="dxa"/>
+            <w:tcBorders>
+              <w:top w:val="single" w:sz="4" w:space="0" w:color="auto"/>
+              <w:bottom w:val="single" w:sz="4" w:space="0" w:color="auto"/>
+            </w:tcBorders>
+          </w:tcPr>
+          <w:p>
+            <w:pPr>
               <w:rPr>
                 <w:b/>
                 <w:bCs/>
                 <w:color w:val="000000" w:themeColor="text1"/>
               </w:rPr>
-              <w:t>• Ширина окна ≥ 1200px.</w:t>
-            </w:r>
-            <w:r>
-              <w:rPr>
-                <w:color w:val="000000" w:themeColor="text1"/>
-              </w:rPr>
-              <w:br/>
-              <w:t>1. Открыть страницу.</w:t>
-            </w:r>
-            <w:r>
-              <w:rPr>
-                <w:color w:val="000000" w:themeColor="text1"/>
-              </w:rPr>
-              <w:br/>
-              <w:t>2. Проверить три уровня шапки.</w:t>
-            </w:r>
-          </w:p>
-        </w:tc>
-        <w:tc>
-          <w:tcPr>
-            <w:tcW w:w="4619" w:type="dxa"/>
-            <w:tcBorders>
-              <w:top w:val="single" w:sz="4" w:space="0" w:color="auto"/>
-              <w:bottom w:val="single" w:sz="4" w:space="0" w:color="auto"/>
-            </w:tcBorders>
-          </w:tcPr>
-          <w:p>
-            <w:pPr>
-              <w:rPr>
-                <w:b/>
-                <w:bCs/>
-                <w:color w:val="000000" w:themeColor="text1"/>
-              </w:rPr>
-            </w:pPr>
-            <w:r>
-              <w:rPr>
-                <w:color w:val="000000" w:themeColor="text1"/>
-              </w:rPr>
-              <w:t>1. Верхняя строка содержит город, ссылки для покупателей и номер телефона.</w:t>
-            </w:r>
-            <w:r>
-              <w:rPr>
-                <w:color w:val="000000" w:themeColor="text1"/>
-              </w:rPr>
-              <w:br/>
-              <w:t xml:space="preserve">2. В средней строке отображаются </w:t>
-            </w:r>
-            <w:proofErr w:type="spellStart"/>
-            <w:r>
-              <w:rPr>
-                <w:color w:val="000000" w:themeColor="text1"/>
-              </w:rPr>
-              <w:t>WhatsApp</w:t>
-            </w:r>
-            <w:proofErr w:type="spellEnd"/>
-            <w:r>
-              <w:rPr>
-                <w:color w:val="000000" w:themeColor="text1"/>
-              </w:rPr>
-              <w:t xml:space="preserve">, Telegram, логотип </w:t>
-            </w:r>
-            <w:proofErr w:type="spellStart"/>
-            <w:r>
-              <w:rPr>
-                <w:color w:val="000000" w:themeColor="text1"/>
-              </w:rPr>
-              <w:t>GreaTime</w:t>
-            </w:r>
-            <w:proofErr w:type="spellEnd"/>
-            <w:r>
-              <w:rPr>
-                <w:color w:val="000000" w:themeColor="text1"/>
-              </w:rPr>
-              <w:t>, ссылки «О компании» и «Контакты».</w:t>
-            </w:r>
-            <w:r>
-              <w:rPr>
-                <w:color w:val="000000" w:themeColor="text1"/>
-              </w:rPr>
-              <w:br/>
-              <w:t>3. В нижней строке отображаются каталог, поиск и пользовательские иконки.</w:t>
-            </w:r>
-          </w:p>
-        </w:tc>
-        <w:tc>
-          <w:tcPr>
-            <w:tcW w:w="1967" w:type="dxa"/>
-            <w:tcBorders>
-              <w:top w:val="single" w:sz="4" w:space="0" w:color="auto"/>
-              <w:bottom w:val="single" w:sz="4" w:space="0" w:color="auto"/>
-            </w:tcBorders>
-          </w:tcPr>
-          <w:p>
-            <w:pPr>
-              <w:rPr>
-                <w:b/>
-                <w:bCs/>
-                <w:color w:val="000000" w:themeColor="text1"/>
-              </w:rPr>
-            </w:pPr>
-            <w:r>
-              <w:rPr>
-                <w:color w:val="000000" w:themeColor="text1"/>
-              </w:rPr>
-              <w:t>Соответствует</w:t>
-            </w:r>
-          </w:p>
-        </w:tc>
-        <w:tc>
-          <w:tcPr>
-            <w:tcW w:w="1222" w:type="dxa"/>
-            <w:tcBorders>
-              <w:top w:val="single" w:sz="4" w:space="0" w:color="auto"/>
-              <w:bottom w:val="single" w:sz="4" w:space="0" w:color="auto"/>
-            </w:tcBorders>
-          </w:tcPr>
-          <w:p>
-            <w:pPr>
-              <w:rPr>
-                <w:b/>
-                <w:bCs/>
-                <w:color w:val="000000" w:themeColor="text1"/>
-              </w:rPr>
-            </w:pPr>
-            <w:r>
-              <w:rPr>
-                <w:color w:val="000000" w:themeColor="text1"/>
-              </w:rPr>
-              <w:t>Пройдено</w:t>
-            </w:r>
-          </w:p>
-        </w:tc>
-      </w:tr>
-      <w:tr>
-        <w:tc>
-          <w:tcPr>
-            <w:tcW w:w="1163" w:type="dxa"/>
-            <w:tcBorders>
-              <w:top w:val="single" w:sz="4" w:space="0" w:color="auto"/>
-              <w:bottom w:val="single" w:sz="4" w:space="0" w:color="auto"/>
-            </w:tcBorders>
-          </w:tcPr>
-          <w:p>
-            <w:pPr>
-              <w:rPr>
-                <w:b/>
-                <w:bCs/>
-                <w:color w:val="000000" w:themeColor="text1"/>
-              </w:rPr>
-            </w:pPr>
-            <w:r>
-              <w:rPr>
-                <w:color w:val="000000" w:themeColor="text1"/>
-              </w:rPr>
-              <w:t>T_03</w:t>
-            </w:r>
-          </w:p>
-        </w:tc>
-        <w:tc>
-          <w:tcPr>
-            <w:tcW w:w="1355" w:type="dxa"/>
-            <w:tcBorders>
-              <w:top w:val="single" w:sz="4" w:space="0" w:color="auto"/>
-              <w:bottom w:val="single" w:sz="4" w:space="0" w:color="auto"/>
-            </w:tcBorders>
-          </w:tcPr>
-          <w:p>
-            <w:pPr>
-              <w:rPr>
-                <w:b/>
-                <w:bCs/>
-                <w:color w:val="000000" w:themeColor="text1"/>
-              </w:rPr>
-            </w:pPr>
-            <w:r>
-              <w:rPr>
-                <w:color w:val="000000" w:themeColor="text1"/>
-              </w:rPr>
-              <w:t>крайне высокий</w:t>
-            </w:r>
-          </w:p>
-        </w:tc>
-        <w:tc>
-          <w:tcPr>
-            <w:tcW w:w="4198" w:type="dxa"/>
-            <w:tcBorders>
-              <w:top w:val="single" w:sz="4" w:space="0" w:color="auto"/>
-              <w:bottom w:val="single" w:sz="4" w:space="0" w:color="auto"/>
-            </w:tcBorders>
-          </w:tcPr>
-          <w:p>
-            <w:pPr>
-              <w:rPr>
-                <w:b/>
-                <w:bCs/>
-                <w:color w:val="000000" w:themeColor="text1"/>
-              </w:rPr>
-            </w:pPr>
-            <w:r>
-              <w:rPr>
-                <w:b/>
-                <w:bCs/>
-                <w:color w:val="000000" w:themeColor="text1"/>
-              </w:rPr>
-              <w:t xml:space="preserve">Ручная вёрстка. Проверка фиксированной части шапки при </w:t>
-            </w:r>
-            <w:proofErr w:type="spellStart"/>
-            <w:r>
-              <w:rPr>
-                <w:b/>
-                <w:bCs/>
-                <w:color w:val="000000" w:themeColor="text1"/>
-              </w:rPr>
-              <w:t>скролле</w:t>
-            </w:r>
-            <w:proofErr w:type="spellEnd"/>
-            <w:r>
-              <w:rPr>
-                <w:color w:val="000000" w:themeColor="text1"/>
-              </w:rPr>
-              <w:br/>
-              <w:t>1. Прокрутить страницу вниз.</w:t>
-            </w:r>
-            <w:r>
-              <w:rPr>
-                <w:color w:val="000000" w:themeColor="text1"/>
-              </w:rPr>
-              <w:br/>
-              <w:t>2. Проверить поведение шапки.</w:t>
-            </w:r>
-          </w:p>
-        </w:tc>
-        <w:tc>
-          <w:tcPr>
-            <w:tcW w:w="4619" w:type="dxa"/>
-            <w:tcBorders>
-              <w:top w:val="single" w:sz="4" w:space="0" w:color="auto"/>
-              <w:bottom w:val="single" w:sz="4" w:space="0" w:color="auto"/>
-            </w:tcBorders>
-          </w:tcPr>
-          <w:p>
-            <w:pPr>
-              <w:rPr>
-                <w:b/>
-                <w:bCs/>
-                <w:color w:val="000000" w:themeColor="text1"/>
-              </w:rPr>
             </w:pPr>
             <w:r>
               <w:rPr>
@@ -939,21 +891,7 @@
                 <w:color w:val="000000" w:themeColor="text1"/>
               </w:rPr>
               <w:br/>
-              <w:t xml:space="preserve">2. Основная часть шапки остаётся видимой сверху при </w:t>
-            </w:r>
-            <w:proofErr w:type="spellStart"/>
-            <w:r>
-              <w:rPr>
-                <w:color w:val="000000" w:themeColor="text1"/>
-              </w:rPr>
-              <w:t>скролле</w:t>
-            </w:r>
-            <w:proofErr w:type="spellEnd"/>
-            <w:r>
-              <w:rPr>
-                <w:color w:val="000000" w:themeColor="text1"/>
-              </w:rPr>
-              <w:t>.</w:t>
+              <w:t>2. Основная часть шапки остаётся видимой сверху при скролле.</w:t>
             </w:r>
           </w:p>
         </w:tc>
@@ -1681,21 +1619,7 @@
                 <w:color w:val="000000" w:themeColor="text1"/>
               </w:rPr>
               <w:br/>
-              <w:t xml:space="preserve">3. Горизонтальный </w:t>
-            </w:r>
-            <w:proofErr w:type="spellStart"/>
-            <w:r>
-              <w:rPr>
-                <w:color w:val="000000" w:themeColor="text1"/>
-              </w:rPr>
-              <w:t>скролл</w:t>
-            </w:r>
-            <w:proofErr w:type="spellEnd"/>
-            <w:r>
-              <w:rPr>
-                <w:color w:val="000000" w:themeColor="text1"/>
-              </w:rPr>
-              <w:t xml:space="preserve"> отсутствует.</w:t>
+              <w:t>3. Горизонтальный скролл отсутствует.</w:t>
             </w:r>
           </w:p>
         </w:tc>
@@ -2215,21 +2139,7 @@
               <w:rPr>
                 <w:color w:val="000000" w:themeColor="text1"/>
               </w:rPr>
-              <w:t xml:space="preserve">1. Поле ввода </w:t>
-            </w:r>
-            <w:proofErr w:type="spellStart"/>
-            <w:r>
-              <w:rPr>
-                <w:color w:val="000000" w:themeColor="text1"/>
-              </w:rPr>
-              <w:t>email</w:t>
-            </w:r>
-            <w:proofErr w:type="spellEnd"/>
-            <w:r>
-              <w:rPr>
-                <w:color w:val="000000" w:themeColor="text1"/>
-              </w:rPr>
-              <w:t xml:space="preserve"> отображается корректно.</w:t>
+              <w:t>1. Поле ввода email отображается корректно.</w:t>
             </w:r>
             <w:r>
               <w:rPr>
@@ -2752,21 +2662,7 @@
               <w:rPr>
                 <w:color w:val="000000" w:themeColor="text1"/>
               </w:rPr>
-              <w:t xml:space="preserve">1. Отображаются логотип </w:t>
-            </w:r>
-            <w:proofErr w:type="spellStart"/>
-            <w:r>
-              <w:rPr>
-                <w:color w:val="000000" w:themeColor="text1"/>
-              </w:rPr>
-              <w:t>GreaTime</w:t>
-            </w:r>
-            <w:proofErr w:type="spellEnd"/>
-            <w:r>
-              <w:rPr>
-                <w:color w:val="000000" w:themeColor="text1"/>
-              </w:rPr>
-              <w:t>, информация, контакты, разделы для покупателей и производителей.</w:t>
+              <w:t>1. Отображаются логотип GreaTime, информация, контакты, разделы для покупателей и производителей.</w:t>
             </w:r>
             <w:r>
               <w:rPr>
@@ -3067,370 +2963,316 @@
                 <w:bCs/>
                 <w:color w:val="000000" w:themeColor="text1"/>
               </w:rPr>
-              <w:t xml:space="preserve">Ручная вёрстка. </w:t>
-            </w:r>
-            <w:proofErr w:type="spellStart"/>
+              <w:t>Ручная вёрстка. Hover-эффект кнопки «Каталог»</w:t>
+            </w:r>
             <w:r>
               <w:rPr>
                 <w:b/>
                 <w:bCs/>
                 <w:color w:val="000000" w:themeColor="text1"/>
               </w:rPr>
-              <w:t>Hover</w:t>
-            </w:r>
-            <w:proofErr w:type="spellEnd"/>
+              <w:br/>
+              <w:t>• Десктоп.</w:t>
+            </w:r>
+            <w:r>
+              <w:rPr>
+                <w:color w:val="000000" w:themeColor="text1"/>
+              </w:rPr>
+              <w:br/>
+              <w:t>1. Навести курсор на кнопку «Каталог».</w:t>
+            </w:r>
+          </w:p>
+        </w:tc>
+        <w:tc>
+          <w:tcPr>
+            <w:tcW w:w="5028" w:type="dxa"/>
+            <w:tcBorders>
+              <w:top w:val="single" w:sz="4" w:space="0" w:color="auto"/>
+              <w:bottom w:val="single" w:sz="4" w:space="0" w:color="auto"/>
+            </w:tcBorders>
+          </w:tcPr>
+          <w:p>
+            <w:pPr>
+              <w:rPr>
+                <w:color w:val="000000" w:themeColor="text1"/>
+              </w:rPr>
+            </w:pPr>
+            <w:r>
+              <w:rPr>
+                <w:color w:val="000000" w:themeColor="text1"/>
+              </w:rPr>
+              <w:t>1. Кнопка визуально реагирует на наведение.</w:t>
+            </w:r>
+            <w:r>
+              <w:rPr>
+                <w:color w:val="000000" w:themeColor="text1"/>
+              </w:rPr>
+              <w:br/>
+              <w:t>2. Цвет и/или тень меняются плавно.</w:t>
+            </w:r>
+          </w:p>
+        </w:tc>
+        <w:tc>
+          <w:tcPr>
+            <w:tcW w:w="1689" w:type="dxa"/>
+            <w:tcBorders>
+              <w:top w:val="single" w:sz="4" w:space="0" w:color="auto"/>
+              <w:bottom w:val="single" w:sz="4" w:space="0" w:color="auto"/>
+            </w:tcBorders>
+          </w:tcPr>
+          <w:p>
+            <w:pPr>
+              <w:rPr>
+                <w:color w:val="000000" w:themeColor="text1"/>
+              </w:rPr>
+            </w:pPr>
+            <w:r>
+              <w:rPr>
+                <w:color w:val="000000" w:themeColor="text1"/>
+              </w:rPr>
+              <w:t>Соответствует</w:t>
+            </w:r>
+          </w:p>
+        </w:tc>
+        <w:tc>
+          <w:tcPr>
+            <w:tcW w:w="1235" w:type="dxa"/>
+            <w:tcBorders>
+              <w:top w:val="single" w:sz="4" w:space="0" w:color="auto"/>
+              <w:bottom w:val="single" w:sz="4" w:space="0" w:color="auto"/>
+            </w:tcBorders>
+          </w:tcPr>
+          <w:p>
+            <w:pPr>
+              <w:rPr>
+                <w:color w:val="000000" w:themeColor="text1"/>
+              </w:rPr>
+            </w:pPr>
+            <w:r>
+              <w:rPr>
+                <w:color w:val="000000" w:themeColor="text1"/>
+              </w:rPr>
+              <w:t>Пройдено</w:t>
+            </w:r>
+          </w:p>
+        </w:tc>
+      </w:tr>
+      <w:tr>
+        <w:tc>
+          <w:tcPr>
+            <w:tcW w:w="1158" w:type="dxa"/>
+            <w:tcBorders>
+              <w:top w:val="single" w:sz="4" w:space="0" w:color="auto"/>
+              <w:bottom w:val="single" w:sz="4" w:space="0" w:color="auto"/>
+            </w:tcBorders>
+          </w:tcPr>
+          <w:p>
+            <w:pPr>
+              <w:rPr>
+                <w:color w:val="000000" w:themeColor="text1"/>
+              </w:rPr>
+            </w:pPr>
+            <w:r>
+              <w:rPr>
+                <w:color w:val="000000" w:themeColor="text1"/>
+              </w:rPr>
+              <w:t>T_14</w:t>
+            </w:r>
+          </w:p>
+        </w:tc>
+        <w:tc>
+          <w:tcPr>
+            <w:tcW w:w="1091" w:type="dxa"/>
+            <w:tcBorders>
+              <w:top w:val="single" w:sz="4" w:space="0" w:color="auto"/>
+              <w:bottom w:val="single" w:sz="4" w:space="0" w:color="auto"/>
+            </w:tcBorders>
+          </w:tcPr>
+          <w:p>
+            <w:pPr>
+              <w:rPr>
+                <w:color w:val="000000" w:themeColor="text1"/>
+              </w:rPr>
+            </w:pPr>
+            <w:r>
+              <w:rPr>
+                <w:color w:val="000000" w:themeColor="text1"/>
+              </w:rPr>
+              <w:t>средний</w:t>
+            </w:r>
+          </w:p>
+        </w:tc>
+        <w:tc>
+          <w:tcPr>
+            <w:tcW w:w="4323" w:type="dxa"/>
+            <w:tcBorders>
+              <w:top w:val="single" w:sz="4" w:space="0" w:color="auto"/>
+              <w:bottom w:val="single" w:sz="4" w:space="0" w:color="auto"/>
+            </w:tcBorders>
+          </w:tcPr>
+          <w:p>
+            <w:pPr>
+              <w:rPr>
+                <w:color w:val="000000" w:themeColor="text1"/>
+              </w:rPr>
+            </w:pPr>
             <w:r>
               <w:rPr>
                 <w:b/>
                 <w:bCs/>
                 <w:color w:val="000000" w:themeColor="text1"/>
               </w:rPr>
-              <w:t>-эффект кнопки «Каталог»</w:t>
-            </w:r>
+              <w:t>Ручная вёрстка. Hover-эффект карточки ассортимента</w:t>
+            </w:r>
+            <w:r>
+              <w:rPr>
+                <w:color w:val="000000" w:themeColor="text1"/>
+              </w:rPr>
+              <w:br/>
+              <w:t>1. Навести курсор на карточку категории.</w:t>
+            </w:r>
+          </w:p>
+        </w:tc>
+        <w:tc>
+          <w:tcPr>
+            <w:tcW w:w="5028" w:type="dxa"/>
+            <w:tcBorders>
+              <w:top w:val="single" w:sz="4" w:space="0" w:color="auto"/>
+              <w:bottom w:val="single" w:sz="4" w:space="0" w:color="auto"/>
+            </w:tcBorders>
+          </w:tcPr>
+          <w:p>
+            <w:pPr>
+              <w:rPr>
+                <w:color w:val="000000" w:themeColor="text1"/>
+              </w:rPr>
+            </w:pPr>
+            <w:r>
+              <w:rPr>
+                <w:color w:val="000000" w:themeColor="text1"/>
+              </w:rPr>
+              <w:t>1. Карточка получает визуальный эффект наведения.</w:t>
+            </w:r>
+            <w:r>
+              <w:rPr>
+                <w:color w:val="000000" w:themeColor="text1"/>
+              </w:rPr>
+              <w:br/>
+              <w:t>2. Изображение и плашка остаются внутри блока.</w:t>
+            </w:r>
+          </w:p>
+        </w:tc>
+        <w:tc>
+          <w:tcPr>
+            <w:tcW w:w="1689" w:type="dxa"/>
+            <w:tcBorders>
+              <w:top w:val="single" w:sz="4" w:space="0" w:color="auto"/>
+              <w:bottom w:val="single" w:sz="4" w:space="0" w:color="auto"/>
+            </w:tcBorders>
+          </w:tcPr>
+          <w:p>
+            <w:pPr>
+              <w:rPr>
+                <w:color w:val="000000" w:themeColor="text1"/>
+              </w:rPr>
+            </w:pPr>
+            <w:r>
+              <w:rPr>
+                <w:color w:val="000000" w:themeColor="text1"/>
+              </w:rPr>
+              <w:t>Соответствует</w:t>
+            </w:r>
+          </w:p>
+        </w:tc>
+        <w:tc>
+          <w:tcPr>
+            <w:tcW w:w="1235" w:type="dxa"/>
+            <w:tcBorders>
+              <w:top w:val="single" w:sz="4" w:space="0" w:color="auto"/>
+              <w:bottom w:val="single" w:sz="4" w:space="0" w:color="auto"/>
+            </w:tcBorders>
+          </w:tcPr>
+          <w:p>
+            <w:pPr>
+              <w:rPr>
+                <w:color w:val="000000" w:themeColor="text1"/>
+              </w:rPr>
+            </w:pPr>
+            <w:r>
+              <w:rPr>
+                <w:color w:val="000000" w:themeColor="text1"/>
+              </w:rPr>
+              <w:t>Пройдено</w:t>
+            </w:r>
+          </w:p>
+        </w:tc>
+      </w:tr>
+      <w:tr>
+        <w:tc>
+          <w:tcPr>
+            <w:tcW w:w="1158" w:type="dxa"/>
+            <w:tcBorders>
+              <w:top w:val="single" w:sz="4" w:space="0" w:color="auto"/>
+              <w:bottom w:val="single" w:sz="4" w:space="0" w:color="auto"/>
+            </w:tcBorders>
+          </w:tcPr>
+          <w:p>
+            <w:pPr>
+              <w:rPr>
+                <w:color w:val="000000" w:themeColor="text1"/>
+              </w:rPr>
+            </w:pPr>
+            <w:r>
+              <w:rPr>
+                <w:color w:val="000000" w:themeColor="text1"/>
+              </w:rPr>
+              <w:t>T_15</w:t>
+            </w:r>
+          </w:p>
+        </w:tc>
+        <w:tc>
+          <w:tcPr>
+            <w:tcW w:w="1091" w:type="dxa"/>
+            <w:tcBorders>
+              <w:top w:val="single" w:sz="4" w:space="0" w:color="auto"/>
+              <w:bottom w:val="single" w:sz="4" w:space="0" w:color="auto"/>
+            </w:tcBorders>
+          </w:tcPr>
+          <w:p>
+            <w:pPr>
+              <w:rPr>
+                <w:color w:val="000000" w:themeColor="text1"/>
+              </w:rPr>
+            </w:pPr>
+            <w:r>
+              <w:rPr>
+                <w:color w:val="000000" w:themeColor="text1"/>
+              </w:rPr>
+              <w:t>средний</w:t>
+            </w:r>
+          </w:p>
+        </w:tc>
+        <w:tc>
+          <w:tcPr>
+            <w:tcW w:w="4323" w:type="dxa"/>
+            <w:tcBorders>
+              <w:top w:val="single" w:sz="4" w:space="0" w:color="auto"/>
+              <w:bottom w:val="single" w:sz="4" w:space="0" w:color="auto"/>
+            </w:tcBorders>
+          </w:tcPr>
+          <w:p>
+            <w:pPr>
+              <w:rPr>
+                <w:color w:val="000000" w:themeColor="text1"/>
+              </w:rPr>
+            </w:pPr>
             <w:r>
               <w:rPr>
                 <w:b/>
                 <w:bCs/>
                 <w:color w:val="000000" w:themeColor="text1"/>
               </w:rPr>
-              <w:br/>
-              <w:t>• Десктоп.</w:t>
-            </w:r>
-            <w:r>
-              <w:rPr>
-                <w:color w:val="000000" w:themeColor="text1"/>
-              </w:rPr>
-              <w:br/>
-              <w:t>1. Навести курсор на кнопку «Каталог».</w:t>
-            </w:r>
-          </w:p>
-        </w:tc>
-        <w:tc>
-          <w:tcPr>
-            <w:tcW w:w="5028" w:type="dxa"/>
-            <w:tcBorders>
-              <w:top w:val="single" w:sz="4" w:space="0" w:color="auto"/>
-              <w:bottom w:val="single" w:sz="4" w:space="0" w:color="auto"/>
-            </w:tcBorders>
-          </w:tcPr>
-          <w:p>
-            <w:pPr>
-              <w:rPr>
-                <w:color w:val="000000" w:themeColor="text1"/>
-              </w:rPr>
-            </w:pPr>
-            <w:r>
-              <w:rPr>
-                <w:color w:val="000000" w:themeColor="text1"/>
-              </w:rPr>
-              <w:t>1. Кнопка визуально реагирует на наведение.</w:t>
-            </w:r>
-            <w:r>
-              <w:rPr>
-                <w:color w:val="000000" w:themeColor="text1"/>
-              </w:rPr>
-              <w:br/>
-              <w:t>2. Цвет и/или тень меняются плавно.</w:t>
-            </w:r>
-          </w:p>
-        </w:tc>
-        <w:tc>
-          <w:tcPr>
-            <w:tcW w:w="1689" w:type="dxa"/>
-            <w:tcBorders>
-              <w:top w:val="single" w:sz="4" w:space="0" w:color="auto"/>
-              <w:bottom w:val="single" w:sz="4" w:space="0" w:color="auto"/>
-            </w:tcBorders>
-          </w:tcPr>
-          <w:p>
-            <w:pPr>
-              <w:rPr>
-                <w:color w:val="000000" w:themeColor="text1"/>
-              </w:rPr>
-            </w:pPr>
-            <w:r>
-              <w:rPr>
-                <w:color w:val="000000" w:themeColor="text1"/>
-              </w:rPr>
-              <w:t>Соответствует</w:t>
-            </w:r>
-          </w:p>
-        </w:tc>
-        <w:tc>
-          <w:tcPr>
-            <w:tcW w:w="1235" w:type="dxa"/>
-            <w:tcBorders>
-              <w:top w:val="single" w:sz="4" w:space="0" w:color="auto"/>
-              <w:bottom w:val="single" w:sz="4" w:space="0" w:color="auto"/>
-            </w:tcBorders>
-          </w:tcPr>
-          <w:p>
-            <w:pPr>
-              <w:rPr>
-                <w:color w:val="000000" w:themeColor="text1"/>
-              </w:rPr>
-            </w:pPr>
-            <w:r>
-              <w:rPr>
-                <w:color w:val="000000" w:themeColor="text1"/>
-              </w:rPr>
-              <w:t>Пройдено</w:t>
-            </w:r>
-          </w:p>
-        </w:tc>
-      </w:tr>
-      <w:tr>
-        <w:tc>
-          <w:tcPr>
-            <w:tcW w:w="1158" w:type="dxa"/>
-            <w:tcBorders>
-              <w:top w:val="single" w:sz="4" w:space="0" w:color="auto"/>
-              <w:bottom w:val="single" w:sz="4" w:space="0" w:color="auto"/>
-            </w:tcBorders>
-          </w:tcPr>
-          <w:p>
-            <w:pPr>
-              <w:rPr>
-                <w:color w:val="000000" w:themeColor="text1"/>
-              </w:rPr>
-            </w:pPr>
-            <w:r>
-              <w:rPr>
-                <w:color w:val="000000" w:themeColor="text1"/>
-              </w:rPr>
-              <w:t>T_14</w:t>
-            </w:r>
-          </w:p>
-        </w:tc>
-        <w:tc>
-          <w:tcPr>
-            <w:tcW w:w="1091" w:type="dxa"/>
-            <w:tcBorders>
-              <w:top w:val="single" w:sz="4" w:space="0" w:color="auto"/>
-              <w:bottom w:val="single" w:sz="4" w:space="0" w:color="auto"/>
-            </w:tcBorders>
-          </w:tcPr>
-          <w:p>
-            <w:pPr>
-              <w:rPr>
-                <w:color w:val="000000" w:themeColor="text1"/>
-              </w:rPr>
-            </w:pPr>
-            <w:r>
-              <w:rPr>
-                <w:color w:val="000000" w:themeColor="text1"/>
-              </w:rPr>
-              <w:t>средний</w:t>
-            </w:r>
-          </w:p>
-        </w:tc>
-        <w:tc>
-          <w:tcPr>
-            <w:tcW w:w="4323" w:type="dxa"/>
-            <w:tcBorders>
-              <w:top w:val="single" w:sz="4" w:space="0" w:color="auto"/>
-              <w:bottom w:val="single" w:sz="4" w:space="0" w:color="auto"/>
-            </w:tcBorders>
-          </w:tcPr>
-          <w:p>
-            <w:pPr>
-              <w:rPr>
-                <w:color w:val="000000" w:themeColor="text1"/>
-              </w:rPr>
-            </w:pPr>
-            <w:r>
-              <w:rPr>
-                <w:b/>
-                <w:bCs/>
-                <w:color w:val="000000" w:themeColor="text1"/>
-              </w:rPr>
-              <w:t xml:space="preserve">Ручная вёрстка. </w:t>
-            </w:r>
-            <w:proofErr w:type="spellStart"/>
-            <w:r>
-              <w:rPr>
-                <w:b/>
-                <w:bCs/>
-                <w:color w:val="000000" w:themeColor="text1"/>
-              </w:rPr>
-              <w:t>Hover</w:t>
-            </w:r>
-            <w:proofErr w:type="spellEnd"/>
-            <w:r>
-              <w:rPr>
-                <w:b/>
-                <w:bCs/>
-                <w:color w:val="000000" w:themeColor="text1"/>
-              </w:rPr>
-              <w:t>-эффект карточки ассортимента</w:t>
-            </w:r>
-            <w:r>
-              <w:rPr>
-                <w:color w:val="000000" w:themeColor="text1"/>
-              </w:rPr>
-              <w:br/>
-              <w:t>1. Навести курсор на карточку категории.</w:t>
-            </w:r>
-          </w:p>
-        </w:tc>
-        <w:tc>
-          <w:tcPr>
-            <w:tcW w:w="5028" w:type="dxa"/>
-            <w:tcBorders>
-              <w:top w:val="single" w:sz="4" w:space="0" w:color="auto"/>
-              <w:bottom w:val="single" w:sz="4" w:space="0" w:color="auto"/>
-            </w:tcBorders>
-          </w:tcPr>
-          <w:p>
-            <w:pPr>
-              <w:rPr>
-                <w:color w:val="000000" w:themeColor="text1"/>
-              </w:rPr>
-            </w:pPr>
-            <w:r>
-              <w:rPr>
-                <w:color w:val="000000" w:themeColor="text1"/>
-              </w:rPr>
-              <w:t>1. Карточка получает визуальный эффект наведения.</w:t>
-            </w:r>
-            <w:r>
-              <w:rPr>
-                <w:color w:val="000000" w:themeColor="text1"/>
-              </w:rPr>
-              <w:br/>
-              <w:t>2. Изображение и плашка остаются внутри блока.</w:t>
-            </w:r>
-          </w:p>
-        </w:tc>
-        <w:tc>
-          <w:tcPr>
-            <w:tcW w:w="1689" w:type="dxa"/>
-            <w:tcBorders>
-              <w:top w:val="single" w:sz="4" w:space="0" w:color="auto"/>
-              <w:bottom w:val="single" w:sz="4" w:space="0" w:color="auto"/>
-            </w:tcBorders>
-          </w:tcPr>
-          <w:p>
-            <w:pPr>
-              <w:rPr>
-                <w:color w:val="000000" w:themeColor="text1"/>
-              </w:rPr>
-            </w:pPr>
-            <w:r>
-              <w:rPr>
-                <w:color w:val="000000" w:themeColor="text1"/>
-              </w:rPr>
-              <w:t>Соответствует</w:t>
-            </w:r>
-          </w:p>
-        </w:tc>
-        <w:tc>
-          <w:tcPr>
-            <w:tcW w:w="1235" w:type="dxa"/>
-            <w:tcBorders>
-              <w:top w:val="single" w:sz="4" w:space="0" w:color="auto"/>
-              <w:bottom w:val="single" w:sz="4" w:space="0" w:color="auto"/>
-            </w:tcBorders>
-          </w:tcPr>
-          <w:p>
-            <w:pPr>
-              <w:rPr>
-                <w:color w:val="000000" w:themeColor="text1"/>
-              </w:rPr>
-            </w:pPr>
-            <w:r>
-              <w:rPr>
-                <w:color w:val="000000" w:themeColor="text1"/>
-              </w:rPr>
-              <w:t>Пройдено</w:t>
-            </w:r>
-          </w:p>
-        </w:tc>
-      </w:tr>
-      <w:tr>
-        <w:tc>
-          <w:tcPr>
-            <w:tcW w:w="1158" w:type="dxa"/>
-            <w:tcBorders>
-              <w:top w:val="single" w:sz="4" w:space="0" w:color="auto"/>
-              <w:bottom w:val="single" w:sz="4" w:space="0" w:color="auto"/>
-            </w:tcBorders>
-          </w:tcPr>
-          <w:p>
-            <w:pPr>
-              <w:rPr>
-                <w:color w:val="000000" w:themeColor="text1"/>
-              </w:rPr>
-            </w:pPr>
-            <w:r>
-              <w:rPr>
-                <w:color w:val="000000" w:themeColor="text1"/>
-              </w:rPr>
-              <w:t>T_15</w:t>
-            </w:r>
-          </w:p>
-        </w:tc>
-        <w:tc>
-          <w:tcPr>
-            <w:tcW w:w="1091" w:type="dxa"/>
-            <w:tcBorders>
-              <w:top w:val="single" w:sz="4" w:space="0" w:color="auto"/>
-              <w:bottom w:val="single" w:sz="4" w:space="0" w:color="auto"/>
-            </w:tcBorders>
-          </w:tcPr>
-          <w:p>
-            <w:pPr>
-              <w:rPr>
-                <w:color w:val="000000" w:themeColor="text1"/>
-              </w:rPr>
-            </w:pPr>
-            <w:r>
-              <w:rPr>
-                <w:color w:val="000000" w:themeColor="text1"/>
-              </w:rPr>
-              <w:t>средний</w:t>
-            </w:r>
-          </w:p>
-        </w:tc>
-        <w:tc>
-          <w:tcPr>
-            <w:tcW w:w="4323" w:type="dxa"/>
-            <w:tcBorders>
-              <w:top w:val="single" w:sz="4" w:space="0" w:color="auto"/>
-              <w:bottom w:val="single" w:sz="4" w:space="0" w:color="auto"/>
-            </w:tcBorders>
-          </w:tcPr>
-          <w:p>
-            <w:pPr>
-              <w:rPr>
-                <w:color w:val="000000" w:themeColor="text1"/>
-              </w:rPr>
-            </w:pPr>
-            <w:r>
-              <w:rPr>
-                <w:b/>
-                <w:bCs/>
-                <w:color w:val="000000" w:themeColor="text1"/>
-              </w:rPr>
-              <w:t xml:space="preserve">Ручная вёрстка. </w:t>
-            </w:r>
-            <w:proofErr w:type="spellStart"/>
-            <w:r>
-              <w:rPr>
-                <w:b/>
-                <w:bCs/>
-                <w:color w:val="000000" w:themeColor="text1"/>
-              </w:rPr>
-              <w:t>Hover</w:t>
-            </w:r>
-            <w:proofErr w:type="spellEnd"/>
-            <w:r>
-              <w:rPr>
-                <w:b/>
-                <w:bCs/>
-                <w:color w:val="000000" w:themeColor="text1"/>
-              </w:rPr>
-              <w:t>-эффект карточки товара</w:t>
+              <w:t>Ручная вёрстка. Hover-эффект карточки товара</w:t>
             </w:r>
             <w:r>
               <w:rPr>
@@ -4682,412 +4524,336 @@
                 <w:color w:val="000000" w:themeColor="text1"/>
               </w:rPr>
             </w:pPr>
-            <w:proofErr w:type="spellStart"/>
             <w:r>
               <w:rPr>
                 <w:b/>
                 <w:bCs/>
                 <w:color w:val="000000" w:themeColor="text1"/>
               </w:rPr>
-              <w:t>Bootstrap</w:t>
-            </w:r>
-            <w:proofErr w:type="spellEnd"/>
+              <w:t>Bootstrap. Проверка подключения Bootstrap-версии</w:t>
+            </w:r>
+            <w:r>
+              <w:rPr>
+                <w:color w:val="000000" w:themeColor="text1"/>
+              </w:rPr>
+              <w:br/>
+              <w:t>1. Открыть страницу задания 6.</w:t>
+            </w:r>
+            <w:r>
+              <w:rPr>
+                <w:color w:val="000000" w:themeColor="text1"/>
+              </w:rPr>
+              <w:br/>
+              <w:t>2. Проверить отображение Bootstrap-компонентов.</w:t>
+            </w:r>
+          </w:p>
+        </w:tc>
+        <w:tc>
+          <w:tcPr>
+            <w:tcW w:w="5028" w:type="dxa"/>
+            <w:tcBorders>
+              <w:top w:val="single" w:sz="4" w:space="0" w:color="auto"/>
+              <w:bottom w:val="single" w:sz="4" w:space="0" w:color="auto"/>
+            </w:tcBorders>
+          </w:tcPr>
+          <w:p>
+            <w:pPr>
+              <w:rPr>
+                <w:color w:val="000000" w:themeColor="text1"/>
+              </w:rPr>
+            </w:pPr>
+            <w:r>
+              <w:rPr>
+                <w:color w:val="000000" w:themeColor="text1"/>
+              </w:rPr>
+              <w:t>1. Страница открывается без ошибок.</w:t>
+            </w:r>
+            <w:r>
+              <w:rPr>
+                <w:color w:val="000000" w:themeColor="text1"/>
+              </w:rPr>
+              <w:br/>
+              <w:t>2. Bootstrap-компоненты отображаются и работают корректно.</w:t>
+            </w:r>
+          </w:p>
+        </w:tc>
+        <w:tc>
+          <w:tcPr>
+            <w:tcW w:w="1689" w:type="dxa"/>
+            <w:tcBorders>
+              <w:top w:val="single" w:sz="4" w:space="0" w:color="auto"/>
+              <w:bottom w:val="single" w:sz="4" w:space="0" w:color="auto"/>
+            </w:tcBorders>
+          </w:tcPr>
+          <w:p>
+            <w:pPr>
+              <w:rPr>
+                <w:color w:val="000000" w:themeColor="text1"/>
+              </w:rPr>
+            </w:pPr>
+            <w:r>
+              <w:rPr>
+                <w:color w:val="000000" w:themeColor="text1"/>
+              </w:rPr>
+              <w:t>Соответствует</w:t>
+            </w:r>
+          </w:p>
+        </w:tc>
+        <w:tc>
+          <w:tcPr>
+            <w:tcW w:w="1235" w:type="dxa"/>
+            <w:tcBorders>
+              <w:top w:val="single" w:sz="4" w:space="0" w:color="auto"/>
+              <w:bottom w:val="single" w:sz="4" w:space="0" w:color="auto"/>
+            </w:tcBorders>
+          </w:tcPr>
+          <w:p>
+            <w:pPr>
+              <w:rPr>
+                <w:color w:val="000000" w:themeColor="text1"/>
+              </w:rPr>
+            </w:pPr>
+            <w:r>
+              <w:rPr>
+                <w:color w:val="000000" w:themeColor="text1"/>
+              </w:rPr>
+              <w:t>Пройдено</w:t>
+            </w:r>
+          </w:p>
+        </w:tc>
+      </w:tr>
+      <w:tr>
+        <w:tc>
+          <w:tcPr>
+            <w:tcW w:w="1158" w:type="dxa"/>
+            <w:tcBorders>
+              <w:top w:val="single" w:sz="4" w:space="0" w:color="auto"/>
+              <w:bottom w:val="single" w:sz="4" w:space="0" w:color="auto"/>
+            </w:tcBorders>
+          </w:tcPr>
+          <w:p>
+            <w:pPr>
+              <w:rPr>
+                <w:color w:val="000000" w:themeColor="text1"/>
+              </w:rPr>
+            </w:pPr>
+            <w:r>
+              <w:rPr>
+                <w:color w:val="000000" w:themeColor="text1"/>
+              </w:rPr>
+              <w:t>B_02</w:t>
+            </w:r>
+          </w:p>
+        </w:tc>
+        <w:tc>
+          <w:tcPr>
+            <w:tcW w:w="1091" w:type="dxa"/>
+            <w:tcBorders>
+              <w:top w:val="single" w:sz="4" w:space="0" w:color="auto"/>
+              <w:bottom w:val="single" w:sz="4" w:space="0" w:color="auto"/>
+            </w:tcBorders>
+          </w:tcPr>
+          <w:p>
+            <w:pPr>
+              <w:rPr>
+                <w:color w:val="000000" w:themeColor="text1"/>
+              </w:rPr>
+            </w:pPr>
+            <w:r>
+              <w:rPr>
+                <w:color w:val="000000" w:themeColor="text1"/>
+              </w:rPr>
+              <w:t>крайне высокий</w:t>
+            </w:r>
+          </w:p>
+        </w:tc>
+        <w:tc>
+          <w:tcPr>
+            <w:tcW w:w="4323" w:type="dxa"/>
+            <w:tcBorders>
+              <w:top w:val="single" w:sz="4" w:space="0" w:color="auto"/>
+              <w:bottom w:val="single" w:sz="4" w:space="0" w:color="auto"/>
+            </w:tcBorders>
+          </w:tcPr>
+          <w:p>
+            <w:pPr>
+              <w:rPr>
+                <w:color w:val="000000" w:themeColor="text1"/>
+              </w:rPr>
+            </w:pPr>
             <w:r>
               <w:rPr>
                 <w:b/>
                 <w:bCs/>
                 <w:color w:val="000000" w:themeColor="text1"/>
               </w:rPr>
-              <w:t xml:space="preserve">. Проверка подключения </w:t>
-            </w:r>
-            <w:proofErr w:type="spellStart"/>
+              <w:t>Bootstrap. Адаптивная панель навигации с гамбургер-меню</w:t>
+            </w:r>
             <w:r>
               <w:rPr>
                 <w:b/>
                 <w:bCs/>
                 <w:color w:val="000000" w:themeColor="text1"/>
               </w:rPr>
-              <w:t>Bootstrap</w:t>
-            </w:r>
-            <w:proofErr w:type="spellEnd"/>
+              <w:br/>
+              <w:t>• Ширина окна менее 800px.</w:t>
+            </w:r>
+            <w:r>
+              <w:rPr>
+                <w:color w:val="000000" w:themeColor="text1"/>
+              </w:rPr>
+              <w:br/>
+              <w:t>1. Нажать кнопку меню.</w:t>
+            </w:r>
+          </w:p>
+        </w:tc>
+        <w:tc>
+          <w:tcPr>
+            <w:tcW w:w="5028" w:type="dxa"/>
+            <w:tcBorders>
+              <w:top w:val="single" w:sz="4" w:space="0" w:color="auto"/>
+              <w:bottom w:val="single" w:sz="4" w:space="0" w:color="auto"/>
+            </w:tcBorders>
+          </w:tcPr>
+          <w:p>
+            <w:pPr>
+              <w:rPr>
+                <w:color w:val="000000" w:themeColor="text1"/>
+              </w:rPr>
+            </w:pPr>
+            <w:r>
+              <w:rPr>
+                <w:color w:val="000000" w:themeColor="text1"/>
+              </w:rPr>
+              <w:t>1. Открывается адаптивное меню.</w:t>
+            </w:r>
+            <w:r>
+              <w:rPr>
+                <w:color w:val="000000" w:themeColor="text1"/>
+              </w:rPr>
+              <w:br/>
+              <w:t>2. Пункты навигации доступны пользователю.</w:t>
+            </w:r>
+            <w:r>
+              <w:rPr>
+                <w:color w:val="000000" w:themeColor="text1"/>
+              </w:rPr>
+              <w:br/>
+              <w:t>3. Меню закрывается после повторного действия или выбора пункта.</w:t>
+            </w:r>
+          </w:p>
+        </w:tc>
+        <w:tc>
+          <w:tcPr>
+            <w:tcW w:w="1689" w:type="dxa"/>
+            <w:tcBorders>
+              <w:top w:val="single" w:sz="4" w:space="0" w:color="auto"/>
+              <w:bottom w:val="single" w:sz="4" w:space="0" w:color="auto"/>
+            </w:tcBorders>
+          </w:tcPr>
+          <w:p>
+            <w:pPr>
+              <w:rPr>
+                <w:color w:val="000000" w:themeColor="text1"/>
+              </w:rPr>
+            </w:pPr>
+            <w:r>
+              <w:rPr>
+                <w:color w:val="000000" w:themeColor="text1"/>
+              </w:rPr>
+              <w:t>Соответствует</w:t>
+            </w:r>
+          </w:p>
+        </w:tc>
+        <w:tc>
+          <w:tcPr>
+            <w:tcW w:w="1235" w:type="dxa"/>
+            <w:tcBorders>
+              <w:top w:val="single" w:sz="4" w:space="0" w:color="auto"/>
+              <w:bottom w:val="single" w:sz="4" w:space="0" w:color="auto"/>
+            </w:tcBorders>
+          </w:tcPr>
+          <w:p>
+            <w:pPr>
+              <w:rPr>
+                <w:color w:val="000000" w:themeColor="text1"/>
+              </w:rPr>
+            </w:pPr>
+            <w:r>
+              <w:rPr>
+                <w:color w:val="000000" w:themeColor="text1"/>
+              </w:rPr>
+              <w:t>Пройдено</w:t>
+            </w:r>
+          </w:p>
+        </w:tc>
+      </w:tr>
+      <w:tr>
+        <w:tc>
+          <w:tcPr>
+            <w:tcW w:w="1158" w:type="dxa"/>
+            <w:tcBorders>
+              <w:top w:val="single" w:sz="4" w:space="0" w:color="auto"/>
+              <w:bottom w:val="single" w:sz="4" w:space="0" w:color="auto"/>
+            </w:tcBorders>
+          </w:tcPr>
+          <w:p>
+            <w:pPr>
+              <w:rPr>
+                <w:color w:val="000000" w:themeColor="text1"/>
+              </w:rPr>
+            </w:pPr>
+            <w:r>
+              <w:rPr>
+                <w:color w:val="000000" w:themeColor="text1"/>
+              </w:rPr>
+              <w:t>B_03</w:t>
+            </w:r>
+          </w:p>
+        </w:tc>
+        <w:tc>
+          <w:tcPr>
+            <w:tcW w:w="1091" w:type="dxa"/>
+            <w:tcBorders>
+              <w:top w:val="single" w:sz="4" w:space="0" w:color="auto"/>
+              <w:bottom w:val="single" w:sz="4" w:space="0" w:color="auto"/>
+            </w:tcBorders>
+          </w:tcPr>
+          <w:p>
+            <w:pPr>
+              <w:rPr>
+                <w:color w:val="000000" w:themeColor="text1"/>
+              </w:rPr>
+            </w:pPr>
+            <w:r>
+              <w:rPr>
+                <w:color w:val="000000" w:themeColor="text1"/>
+              </w:rPr>
+              <w:t>высокий</w:t>
+            </w:r>
+          </w:p>
+        </w:tc>
+        <w:tc>
+          <w:tcPr>
+            <w:tcW w:w="4323" w:type="dxa"/>
+            <w:tcBorders>
+              <w:top w:val="single" w:sz="4" w:space="0" w:color="auto"/>
+              <w:bottom w:val="single" w:sz="4" w:space="0" w:color="auto"/>
+            </w:tcBorders>
+          </w:tcPr>
+          <w:p>
+            <w:pPr>
+              <w:rPr>
+                <w:color w:val="000000" w:themeColor="text1"/>
+              </w:rPr>
+            </w:pPr>
             <w:r>
               <w:rPr>
                 <w:b/>
                 <w:bCs/>
                 <w:color w:val="000000" w:themeColor="text1"/>
               </w:rPr>
-              <w:t>-версии</w:t>
-            </w:r>
-            <w:r>
-              <w:rPr>
-                <w:color w:val="000000" w:themeColor="text1"/>
-              </w:rPr>
-              <w:br/>
-              <w:t>1. Открыть страницу задания 6.</w:t>
-            </w:r>
-            <w:r>
-              <w:rPr>
-                <w:color w:val="000000" w:themeColor="text1"/>
-              </w:rPr>
-              <w:br/>
-              <w:t xml:space="preserve">2. Проверить отображение </w:t>
-            </w:r>
-            <w:proofErr w:type="spellStart"/>
-            <w:r>
-              <w:rPr>
-                <w:color w:val="000000" w:themeColor="text1"/>
-              </w:rPr>
-              <w:t>Bootstrap</w:t>
-            </w:r>
-            <w:proofErr w:type="spellEnd"/>
-            <w:r>
-              <w:rPr>
-                <w:color w:val="000000" w:themeColor="text1"/>
-              </w:rPr>
-              <w:t>-компонентов.</w:t>
-            </w:r>
-          </w:p>
-        </w:tc>
-        <w:tc>
-          <w:tcPr>
-            <w:tcW w:w="5028" w:type="dxa"/>
-            <w:tcBorders>
-              <w:top w:val="single" w:sz="4" w:space="0" w:color="auto"/>
-              <w:bottom w:val="single" w:sz="4" w:space="0" w:color="auto"/>
-            </w:tcBorders>
-          </w:tcPr>
-          <w:p>
-            <w:pPr>
-              <w:rPr>
-                <w:color w:val="000000" w:themeColor="text1"/>
-              </w:rPr>
-            </w:pPr>
-            <w:r>
-              <w:rPr>
-                <w:color w:val="000000" w:themeColor="text1"/>
-              </w:rPr>
-              <w:t>1. Страница открывается без ошибок.</w:t>
-            </w:r>
-            <w:r>
-              <w:rPr>
-                <w:color w:val="000000" w:themeColor="text1"/>
-              </w:rPr>
-              <w:br/>
-              <w:t xml:space="preserve">2. </w:t>
-            </w:r>
-            <w:proofErr w:type="spellStart"/>
-            <w:r>
-              <w:rPr>
-                <w:color w:val="000000" w:themeColor="text1"/>
-              </w:rPr>
-              <w:t>Bootstrap</w:t>
-            </w:r>
-            <w:proofErr w:type="spellEnd"/>
-            <w:r>
-              <w:rPr>
-                <w:color w:val="000000" w:themeColor="text1"/>
-              </w:rPr>
-              <w:t>-компоненты отображаются и работают корректно.</w:t>
-            </w:r>
-          </w:p>
-        </w:tc>
-        <w:tc>
-          <w:tcPr>
-            <w:tcW w:w="1689" w:type="dxa"/>
-            <w:tcBorders>
-              <w:top w:val="single" w:sz="4" w:space="0" w:color="auto"/>
-              <w:bottom w:val="single" w:sz="4" w:space="0" w:color="auto"/>
-            </w:tcBorders>
-          </w:tcPr>
-          <w:p>
-            <w:pPr>
-              <w:rPr>
-                <w:color w:val="000000" w:themeColor="text1"/>
-              </w:rPr>
-            </w:pPr>
-            <w:r>
-              <w:rPr>
-                <w:color w:val="000000" w:themeColor="text1"/>
-              </w:rPr>
-              <w:t>Соответствует</w:t>
-            </w:r>
-          </w:p>
-        </w:tc>
-        <w:tc>
-          <w:tcPr>
-            <w:tcW w:w="1235" w:type="dxa"/>
-            <w:tcBorders>
-              <w:top w:val="single" w:sz="4" w:space="0" w:color="auto"/>
-              <w:bottom w:val="single" w:sz="4" w:space="0" w:color="auto"/>
-            </w:tcBorders>
-          </w:tcPr>
-          <w:p>
-            <w:pPr>
-              <w:rPr>
-                <w:color w:val="000000" w:themeColor="text1"/>
-              </w:rPr>
-            </w:pPr>
-            <w:r>
-              <w:rPr>
-                <w:color w:val="000000" w:themeColor="text1"/>
-              </w:rPr>
-              <w:t>Пройдено</w:t>
-            </w:r>
-          </w:p>
-        </w:tc>
-      </w:tr>
-      <w:tr>
-        <w:tc>
-          <w:tcPr>
-            <w:tcW w:w="1158" w:type="dxa"/>
-            <w:tcBorders>
-              <w:top w:val="single" w:sz="4" w:space="0" w:color="auto"/>
-              <w:bottom w:val="single" w:sz="4" w:space="0" w:color="auto"/>
-            </w:tcBorders>
-          </w:tcPr>
-          <w:p>
-            <w:pPr>
-              <w:rPr>
-                <w:color w:val="000000" w:themeColor="text1"/>
-              </w:rPr>
-            </w:pPr>
-            <w:r>
-              <w:rPr>
-                <w:color w:val="000000" w:themeColor="text1"/>
-              </w:rPr>
-              <w:t>B_02</w:t>
-            </w:r>
-          </w:p>
-        </w:tc>
-        <w:tc>
-          <w:tcPr>
-            <w:tcW w:w="1091" w:type="dxa"/>
-            <w:tcBorders>
-              <w:top w:val="single" w:sz="4" w:space="0" w:color="auto"/>
-              <w:bottom w:val="single" w:sz="4" w:space="0" w:color="auto"/>
-            </w:tcBorders>
-          </w:tcPr>
-          <w:p>
-            <w:pPr>
-              <w:rPr>
-                <w:color w:val="000000" w:themeColor="text1"/>
-              </w:rPr>
-            </w:pPr>
-            <w:r>
-              <w:rPr>
-                <w:color w:val="000000" w:themeColor="text1"/>
-              </w:rPr>
-              <w:t>крайне высокий</w:t>
-            </w:r>
-          </w:p>
-        </w:tc>
-        <w:tc>
-          <w:tcPr>
-            <w:tcW w:w="4323" w:type="dxa"/>
-            <w:tcBorders>
-              <w:top w:val="single" w:sz="4" w:space="0" w:color="auto"/>
-              <w:bottom w:val="single" w:sz="4" w:space="0" w:color="auto"/>
-            </w:tcBorders>
-          </w:tcPr>
-          <w:p>
-            <w:pPr>
-              <w:rPr>
-                <w:color w:val="000000" w:themeColor="text1"/>
-              </w:rPr>
-            </w:pPr>
-            <w:proofErr w:type="spellStart"/>
-            <w:r>
-              <w:rPr>
-                <w:b/>
-                <w:bCs/>
-                <w:color w:val="000000" w:themeColor="text1"/>
-              </w:rPr>
-              <w:t>Bootstrap</w:t>
-            </w:r>
-            <w:proofErr w:type="spellEnd"/>
-            <w:r>
-              <w:rPr>
-                <w:b/>
-                <w:bCs/>
-                <w:color w:val="000000" w:themeColor="text1"/>
-              </w:rPr>
-              <w:t>. Адаптивная панель навигации с гамбургер-меню</w:t>
-            </w:r>
-            <w:r>
-              <w:rPr>
-                <w:b/>
-                <w:bCs/>
-                <w:color w:val="000000" w:themeColor="text1"/>
-              </w:rPr>
-              <w:br/>
-              <w:t>• Ширина окна менее 800px.</w:t>
-            </w:r>
-            <w:r>
-              <w:rPr>
-                <w:color w:val="000000" w:themeColor="text1"/>
-              </w:rPr>
-              <w:br/>
-              <w:t>1. Нажать кнопку меню.</w:t>
-            </w:r>
-          </w:p>
-        </w:tc>
-        <w:tc>
-          <w:tcPr>
-            <w:tcW w:w="5028" w:type="dxa"/>
-            <w:tcBorders>
-              <w:top w:val="single" w:sz="4" w:space="0" w:color="auto"/>
-              <w:bottom w:val="single" w:sz="4" w:space="0" w:color="auto"/>
-            </w:tcBorders>
-          </w:tcPr>
-          <w:p>
-            <w:pPr>
-              <w:rPr>
-                <w:color w:val="000000" w:themeColor="text1"/>
-              </w:rPr>
-            </w:pPr>
-            <w:r>
-              <w:rPr>
-                <w:color w:val="000000" w:themeColor="text1"/>
-              </w:rPr>
-              <w:t>1. Открывается адаптивное меню.</w:t>
-            </w:r>
-            <w:r>
-              <w:rPr>
-                <w:color w:val="000000" w:themeColor="text1"/>
-              </w:rPr>
-              <w:br/>
-              <w:t>2. Пункты навигации доступны пользователю.</w:t>
-            </w:r>
-            <w:r>
-              <w:rPr>
-                <w:color w:val="000000" w:themeColor="text1"/>
-              </w:rPr>
-              <w:br/>
-              <w:t>3. Меню закрывается после повторного действия или выбора пункта.</w:t>
-            </w:r>
-          </w:p>
-        </w:tc>
-        <w:tc>
-          <w:tcPr>
-            <w:tcW w:w="1689" w:type="dxa"/>
-            <w:tcBorders>
-              <w:top w:val="single" w:sz="4" w:space="0" w:color="auto"/>
-              <w:bottom w:val="single" w:sz="4" w:space="0" w:color="auto"/>
-            </w:tcBorders>
-          </w:tcPr>
-          <w:p>
-            <w:pPr>
-              <w:rPr>
-                <w:color w:val="000000" w:themeColor="text1"/>
-              </w:rPr>
-            </w:pPr>
-            <w:r>
-              <w:rPr>
-                <w:color w:val="000000" w:themeColor="text1"/>
-              </w:rPr>
-              <w:t>Соответствует</w:t>
-            </w:r>
-          </w:p>
-        </w:tc>
-        <w:tc>
-          <w:tcPr>
-            <w:tcW w:w="1235" w:type="dxa"/>
-            <w:tcBorders>
-              <w:top w:val="single" w:sz="4" w:space="0" w:color="auto"/>
-              <w:bottom w:val="single" w:sz="4" w:space="0" w:color="auto"/>
-            </w:tcBorders>
-          </w:tcPr>
-          <w:p>
-            <w:pPr>
-              <w:rPr>
-                <w:color w:val="000000" w:themeColor="text1"/>
-              </w:rPr>
-            </w:pPr>
-            <w:r>
-              <w:rPr>
-                <w:color w:val="000000" w:themeColor="text1"/>
-              </w:rPr>
-              <w:t>Пройдено</w:t>
-            </w:r>
-          </w:p>
-        </w:tc>
-      </w:tr>
-      <w:tr>
-        <w:tc>
-          <w:tcPr>
-            <w:tcW w:w="1158" w:type="dxa"/>
-            <w:tcBorders>
-              <w:top w:val="single" w:sz="4" w:space="0" w:color="auto"/>
-              <w:bottom w:val="single" w:sz="4" w:space="0" w:color="auto"/>
-            </w:tcBorders>
-          </w:tcPr>
-          <w:p>
-            <w:pPr>
-              <w:rPr>
-                <w:color w:val="000000" w:themeColor="text1"/>
-              </w:rPr>
-            </w:pPr>
-            <w:r>
-              <w:rPr>
-                <w:color w:val="000000" w:themeColor="text1"/>
-              </w:rPr>
-              <w:t>B_03</w:t>
-            </w:r>
-          </w:p>
-        </w:tc>
-        <w:tc>
-          <w:tcPr>
-            <w:tcW w:w="1091" w:type="dxa"/>
-            <w:tcBorders>
-              <w:top w:val="single" w:sz="4" w:space="0" w:color="auto"/>
-              <w:bottom w:val="single" w:sz="4" w:space="0" w:color="auto"/>
-            </w:tcBorders>
-          </w:tcPr>
-          <w:p>
-            <w:pPr>
-              <w:rPr>
-                <w:color w:val="000000" w:themeColor="text1"/>
-              </w:rPr>
-            </w:pPr>
-            <w:r>
-              <w:rPr>
-                <w:color w:val="000000" w:themeColor="text1"/>
-              </w:rPr>
-              <w:t>высокий</w:t>
-            </w:r>
-          </w:p>
-        </w:tc>
-        <w:tc>
-          <w:tcPr>
-            <w:tcW w:w="4323" w:type="dxa"/>
-            <w:tcBorders>
-              <w:top w:val="single" w:sz="4" w:space="0" w:color="auto"/>
-              <w:bottom w:val="single" w:sz="4" w:space="0" w:color="auto"/>
-            </w:tcBorders>
-          </w:tcPr>
-          <w:p>
-            <w:pPr>
-              <w:rPr>
-                <w:color w:val="000000" w:themeColor="text1"/>
-              </w:rPr>
-            </w:pPr>
-            <w:proofErr w:type="spellStart"/>
-            <w:r>
-              <w:rPr>
-                <w:b/>
-                <w:bCs/>
-                <w:color w:val="000000" w:themeColor="text1"/>
-              </w:rPr>
-              <w:t>Bootstrap</w:t>
-            </w:r>
-            <w:proofErr w:type="spellEnd"/>
-            <w:r>
-              <w:rPr>
-                <w:b/>
-                <w:bCs/>
-                <w:color w:val="000000" w:themeColor="text1"/>
-              </w:rPr>
-              <w:t>. Выпадающий список категорий</w:t>
+              <w:t>Bootstrap. Выпадающий список категорий</w:t>
             </w:r>
             <w:r>
               <w:rPr>
@@ -5413,30 +5179,184 @@
                 <w:color w:val="000000" w:themeColor="text1"/>
               </w:rPr>
             </w:pPr>
-            <w:proofErr w:type="spellStart"/>
             <w:r>
               <w:rPr>
                 <w:b/>
                 <w:bCs/>
                 <w:color w:val="000000" w:themeColor="text1"/>
               </w:rPr>
-              <w:t>Bootstrap</w:t>
-            </w:r>
-            <w:proofErr w:type="spellEnd"/>
+              <w:t>Bootstrap. Выезжающая панель корзины</w:t>
+            </w:r>
+            <w:r>
+              <w:rPr>
+                <w:color w:val="000000" w:themeColor="text1"/>
+              </w:rPr>
+              <w:br/>
+              <w:t>1. Нажать кнопку «Корзина».</w:t>
+            </w:r>
+          </w:p>
+        </w:tc>
+        <w:tc>
+          <w:tcPr>
+            <w:tcW w:w="5028" w:type="dxa"/>
+            <w:tcBorders>
+              <w:top w:val="single" w:sz="18" w:space="0" w:color="auto"/>
+              <w:bottom w:val="single" w:sz="4" w:space="0" w:color="auto"/>
+            </w:tcBorders>
+          </w:tcPr>
+          <w:p>
+            <w:pPr>
+              <w:rPr>
+                <w:color w:val="000000" w:themeColor="text1"/>
+              </w:rPr>
+            </w:pPr>
+            <w:r>
+              <w:rPr>
+                <w:color w:val="000000" w:themeColor="text1"/>
+              </w:rPr>
+              <w:t>1. Открывается offcanvas-панель корзины.</w:t>
+            </w:r>
+            <w:r>
+              <w:rPr>
+                <w:color w:val="000000" w:themeColor="text1"/>
+              </w:rPr>
+              <w:br/>
+              <w:t>2. Панель выезжает плавно.</w:t>
+            </w:r>
+            <w:r>
+              <w:rPr>
+                <w:color w:val="000000" w:themeColor="text1"/>
+              </w:rPr>
+              <w:br/>
+              <w:t>3. Кнопка закрытия работает.</w:t>
+            </w:r>
+          </w:p>
+        </w:tc>
+        <w:tc>
+          <w:tcPr>
+            <w:tcW w:w="1689" w:type="dxa"/>
+            <w:tcBorders>
+              <w:top w:val="single" w:sz="18" w:space="0" w:color="auto"/>
+              <w:bottom w:val="single" w:sz="4" w:space="0" w:color="auto"/>
+            </w:tcBorders>
+          </w:tcPr>
+          <w:p>
+            <w:pPr>
+              <w:rPr>
+                <w:color w:val="000000" w:themeColor="text1"/>
+              </w:rPr>
+            </w:pPr>
+            <w:r>
+              <w:rPr>
+                <w:color w:val="000000" w:themeColor="text1"/>
+              </w:rPr>
+              <w:t>Соответствует</w:t>
+            </w:r>
+          </w:p>
+        </w:tc>
+        <w:tc>
+          <w:tcPr>
+            <w:tcW w:w="1235" w:type="dxa"/>
+            <w:tcBorders>
+              <w:top w:val="single" w:sz="18" w:space="0" w:color="auto"/>
+              <w:bottom w:val="single" w:sz="4" w:space="0" w:color="auto"/>
+            </w:tcBorders>
+          </w:tcPr>
+          <w:p>
+            <w:pPr>
+              <w:rPr>
+                <w:color w:val="000000" w:themeColor="text1"/>
+              </w:rPr>
+            </w:pPr>
+            <w:r>
+              <w:rPr>
+                <w:color w:val="000000" w:themeColor="text1"/>
+              </w:rPr>
+              <w:t>Пройдено</w:t>
+            </w:r>
+          </w:p>
+        </w:tc>
+      </w:tr>
+      <w:tr>
+        <w:tc>
+          <w:tcPr>
+            <w:tcW w:w="1158" w:type="dxa"/>
+            <w:tcBorders>
+              <w:top w:val="single" w:sz="4" w:space="0" w:color="auto"/>
+              <w:bottom w:val="single" w:sz="4" w:space="0" w:color="auto"/>
+            </w:tcBorders>
+          </w:tcPr>
+          <w:p>
+            <w:pPr>
+              <w:rPr>
+                <w:color w:val="000000" w:themeColor="text1"/>
+              </w:rPr>
+            </w:pPr>
+            <w:r>
+              <w:rPr>
+                <w:color w:val="000000" w:themeColor="text1"/>
+              </w:rPr>
+              <w:t>B_05</w:t>
+            </w:r>
+          </w:p>
+        </w:tc>
+        <w:tc>
+          <w:tcPr>
+            <w:tcW w:w="1091" w:type="dxa"/>
+            <w:tcBorders>
+              <w:top w:val="single" w:sz="4" w:space="0" w:color="auto"/>
+              <w:bottom w:val="single" w:sz="4" w:space="0" w:color="auto"/>
+            </w:tcBorders>
+          </w:tcPr>
+          <w:p>
+            <w:pPr>
+              <w:rPr>
+                <w:color w:val="000000" w:themeColor="text1"/>
+              </w:rPr>
+            </w:pPr>
+            <w:r>
+              <w:rPr>
+                <w:color w:val="000000" w:themeColor="text1"/>
+              </w:rPr>
+              <w:t>высокий</w:t>
+            </w:r>
+          </w:p>
+        </w:tc>
+        <w:tc>
+          <w:tcPr>
+            <w:tcW w:w="4323" w:type="dxa"/>
+            <w:tcBorders>
+              <w:top w:val="single" w:sz="4" w:space="0" w:color="auto"/>
+              <w:bottom w:val="single" w:sz="4" w:space="0" w:color="auto"/>
+            </w:tcBorders>
+          </w:tcPr>
+          <w:p>
+            <w:pPr>
+              <w:rPr>
+                <w:color w:val="000000" w:themeColor="text1"/>
+              </w:rPr>
+            </w:pPr>
             <w:r>
               <w:rPr>
                 <w:b/>
                 <w:bCs/>
                 <w:color w:val="000000" w:themeColor="text1"/>
               </w:rPr>
-              <w:t>. Выезжающая панель корзины</w:t>
-            </w:r>
-            <w:r>
-              <w:rPr>
-                <w:color w:val="000000" w:themeColor="text1"/>
-              </w:rPr>
-              <w:br/>
-              <w:t>1. Нажать кнопку «Корзина».</w:t>
+              <w:t>Bootstrap. Автоматическая подсветка пунктов меню при скролле</w:t>
+            </w:r>
+            <w:r>
+              <w:rPr>
+                <w:color w:val="000000" w:themeColor="text1"/>
+              </w:rPr>
+              <w:br/>
+              <w:t>1. Прокрутить страницу по основным секциям.</w:t>
+            </w:r>
+            <w:r>
+              <w:rPr>
+                <w:color w:val="000000" w:themeColor="text1"/>
+              </w:rPr>
+              <w:br/>
+              <w:t>2. Следить за пунктами меню.</w:t>
             </w:r>
           </w:p>
         </w:tc>
@@ -5444,49 +5364,28 @@
           <w:tcPr>
             <w:tcW w:w="5028" w:type="dxa"/>
             <w:tcBorders>
-              <w:top w:val="single" w:sz="18" w:space="0" w:color="auto"/>
-              <w:bottom w:val="single" w:sz="4" w:space="0" w:color="auto"/>
-            </w:tcBorders>
-          </w:tcPr>
-          <w:p>
-            <w:pPr>
-              <w:rPr>
-                <w:color w:val="000000" w:themeColor="text1"/>
-              </w:rPr>
-            </w:pPr>
-            <w:r>
-              <w:rPr>
-                <w:color w:val="000000" w:themeColor="text1"/>
-              </w:rPr>
-              <w:t xml:space="preserve">1. Открывается </w:t>
-            </w:r>
-            <w:proofErr w:type="spellStart"/>
-            <w:r>
-              <w:rPr>
-                <w:color w:val="000000" w:themeColor="text1"/>
-              </w:rPr>
-              <w:t>offcanvas</w:t>
-            </w:r>
-            <w:proofErr w:type="spellEnd"/>
-            <w:r>
-              <w:rPr>
-                <w:color w:val="000000" w:themeColor="text1"/>
-              </w:rPr>
-              <w:t>-панель корзины.</w:t>
-            </w:r>
-            <w:r>
-              <w:rPr>
-                <w:color w:val="000000" w:themeColor="text1"/>
-              </w:rPr>
-              <w:br/>
-              <w:t>2. Панель выезжает плавно.</w:t>
-            </w:r>
-            <w:r>
-              <w:rPr>
-                <w:color w:val="000000" w:themeColor="text1"/>
-              </w:rPr>
-              <w:br/>
-              <w:t>3. Кнопка закрытия работает.</w:t>
+              <w:top w:val="single" w:sz="4" w:space="0" w:color="auto"/>
+              <w:bottom w:val="single" w:sz="4" w:space="0" w:color="auto"/>
+            </w:tcBorders>
+          </w:tcPr>
+          <w:p>
+            <w:pPr>
+              <w:rPr>
+                <w:color w:val="000000" w:themeColor="text1"/>
+              </w:rPr>
+            </w:pPr>
+            <w:r>
+              <w:rPr>
+                <w:color w:val="000000" w:themeColor="text1"/>
+              </w:rPr>
+              <w:t>1. Активный пункт меню меняется в зависимости от текущей секции.</w:t>
+            </w:r>
+            <w:r>
+              <w:rPr>
+                <w:color w:val="000000" w:themeColor="text1"/>
+              </w:rPr>
+              <w:br/>
+              <w:t>2. Навигация помогает определить положение пользователя на странице.</w:t>
             </w:r>
           </w:p>
         </w:tc>
@@ -5494,7 +5393,7 @@
           <w:tcPr>
             <w:tcW w:w="1689" w:type="dxa"/>
             <w:tcBorders>
-              <w:top w:val="single" w:sz="18" w:space="0" w:color="auto"/>
+              <w:top w:val="single" w:sz="4" w:space="0" w:color="auto"/>
               <w:bottom w:val="single" w:sz="4" w:space="0" w:color="auto"/>
             </w:tcBorders>
           </w:tcPr>
@@ -5516,7 +5415,7 @@
           <w:tcPr>
             <w:tcW w:w="1235" w:type="dxa"/>
             <w:tcBorders>
-              <w:top w:val="single" w:sz="18" w:space="0" w:color="auto"/>
+              <w:top w:val="single" w:sz="4" w:space="0" w:color="auto"/>
               <w:bottom w:val="single" w:sz="4" w:space="0" w:color="auto"/>
             </w:tcBorders>
           </w:tcPr>
@@ -5554,7 +5453,7 @@
               <w:rPr>
                 <w:color w:val="000000" w:themeColor="text1"/>
               </w:rPr>
-              <w:t>B_05</w:t>
+              <w:t>B_06</w:t>
             </w:r>
           </w:p>
         </w:tc>
@@ -5594,47 +5493,336 @@
                 <w:color w:val="000000" w:themeColor="text1"/>
               </w:rPr>
             </w:pPr>
-            <w:proofErr w:type="spellStart"/>
             <w:r>
               <w:rPr>
                 <w:b/>
                 <w:bCs/>
                 <w:color w:val="000000" w:themeColor="text1"/>
               </w:rPr>
-              <w:t>Bootstrap</w:t>
-            </w:r>
-            <w:proofErr w:type="spellEnd"/>
+              <w:t>Bootstrap. Модальное окно обратной связи</w:t>
+            </w:r>
+            <w:r>
+              <w:rPr>
+                <w:color w:val="000000" w:themeColor="text1"/>
+              </w:rPr>
+              <w:br/>
+              <w:t>1. Нажать кнопку открытия формы обратной связи.</w:t>
+            </w:r>
+          </w:p>
+        </w:tc>
+        <w:tc>
+          <w:tcPr>
+            <w:tcW w:w="5028" w:type="dxa"/>
+            <w:tcBorders>
+              <w:top w:val="single" w:sz="4" w:space="0" w:color="auto"/>
+              <w:bottom w:val="single" w:sz="4" w:space="0" w:color="auto"/>
+            </w:tcBorders>
+          </w:tcPr>
+          <w:p>
+            <w:pPr>
+              <w:rPr>
+                <w:color w:val="000000" w:themeColor="text1"/>
+              </w:rPr>
+            </w:pPr>
+            <w:r>
+              <w:rPr>
+                <w:color w:val="000000" w:themeColor="text1"/>
+              </w:rPr>
+              <w:t>1. Открывается модальное окно поверх страницы.</w:t>
+            </w:r>
+            <w:r>
+              <w:rPr>
+                <w:color w:val="000000" w:themeColor="text1"/>
+              </w:rPr>
+              <w:br/>
+              <w:t>2. В окне отображается форма с полями ввода.</w:t>
+            </w:r>
+            <w:r>
+              <w:rPr>
+                <w:color w:val="000000" w:themeColor="text1"/>
+              </w:rPr>
+              <w:br/>
+              <w:t>3. Модальное окно закрывается по кнопке.</w:t>
+            </w:r>
+          </w:p>
+        </w:tc>
+        <w:tc>
+          <w:tcPr>
+            <w:tcW w:w="1689" w:type="dxa"/>
+            <w:tcBorders>
+              <w:top w:val="single" w:sz="4" w:space="0" w:color="auto"/>
+              <w:bottom w:val="single" w:sz="4" w:space="0" w:color="auto"/>
+            </w:tcBorders>
+          </w:tcPr>
+          <w:p>
+            <w:pPr>
+              <w:rPr>
+                <w:color w:val="000000" w:themeColor="text1"/>
+              </w:rPr>
+            </w:pPr>
+            <w:r>
+              <w:rPr>
+                <w:color w:val="000000" w:themeColor="text1"/>
+              </w:rPr>
+              <w:t>Соответствует</w:t>
+            </w:r>
+          </w:p>
+        </w:tc>
+        <w:tc>
+          <w:tcPr>
+            <w:tcW w:w="1235" w:type="dxa"/>
+            <w:tcBorders>
+              <w:top w:val="single" w:sz="4" w:space="0" w:color="auto"/>
+              <w:bottom w:val="single" w:sz="4" w:space="0" w:color="auto"/>
+            </w:tcBorders>
+          </w:tcPr>
+          <w:p>
+            <w:pPr>
+              <w:rPr>
+                <w:color w:val="000000" w:themeColor="text1"/>
+              </w:rPr>
+            </w:pPr>
+            <w:r>
+              <w:rPr>
+                <w:color w:val="000000" w:themeColor="text1"/>
+              </w:rPr>
+              <w:t>Пройдено</w:t>
+            </w:r>
+          </w:p>
+        </w:tc>
+      </w:tr>
+      <w:tr>
+        <w:tc>
+          <w:tcPr>
+            <w:tcW w:w="1158" w:type="dxa"/>
+            <w:tcBorders>
+              <w:top w:val="single" w:sz="4" w:space="0" w:color="auto"/>
+              <w:bottom w:val="single" w:sz="4" w:space="0" w:color="auto"/>
+            </w:tcBorders>
+          </w:tcPr>
+          <w:p>
+            <w:pPr>
+              <w:rPr>
+                <w:color w:val="000000" w:themeColor="text1"/>
+              </w:rPr>
+            </w:pPr>
+            <w:r>
+              <w:rPr>
+                <w:color w:val="000000" w:themeColor="text1"/>
+              </w:rPr>
+              <w:t>B_07</w:t>
+            </w:r>
+          </w:p>
+        </w:tc>
+        <w:tc>
+          <w:tcPr>
+            <w:tcW w:w="1091" w:type="dxa"/>
+            <w:tcBorders>
+              <w:top w:val="single" w:sz="4" w:space="0" w:color="auto"/>
+              <w:bottom w:val="single" w:sz="4" w:space="0" w:color="auto"/>
+            </w:tcBorders>
+          </w:tcPr>
+          <w:p>
+            <w:pPr>
+              <w:rPr>
+                <w:color w:val="000000" w:themeColor="text1"/>
+              </w:rPr>
+            </w:pPr>
+            <w:r>
+              <w:rPr>
+                <w:color w:val="000000" w:themeColor="text1"/>
+              </w:rPr>
+              <w:t>средний</w:t>
+            </w:r>
+          </w:p>
+        </w:tc>
+        <w:tc>
+          <w:tcPr>
+            <w:tcW w:w="4323" w:type="dxa"/>
+            <w:tcBorders>
+              <w:top w:val="single" w:sz="4" w:space="0" w:color="auto"/>
+              <w:bottom w:val="single" w:sz="4" w:space="0" w:color="auto"/>
+            </w:tcBorders>
+          </w:tcPr>
+          <w:p>
+            <w:pPr>
+              <w:rPr>
+                <w:color w:val="000000" w:themeColor="text1"/>
+              </w:rPr>
+            </w:pPr>
             <w:r>
               <w:rPr>
                 <w:b/>
                 <w:bCs/>
                 <w:color w:val="000000" w:themeColor="text1"/>
               </w:rPr>
-              <w:t xml:space="preserve">. Автоматическая подсветка пунктов меню при </w:t>
-            </w:r>
-            <w:proofErr w:type="spellStart"/>
+              <w:t>Bootstrap. Toast-уведомление при добавлении товара</w:t>
+            </w:r>
+            <w:r>
+              <w:rPr>
+                <w:color w:val="000000" w:themeColor="text1"/>
+              </w:rPr>
+              <w:br/>
+              <w:t>1. Нажать кнопку корзины на карточке товара.</w:t>
+            </w:r>
+          </w:p>
+        </w:tc>
+        <w:tc>
+          <w:tcPr>
+            <w:tcW w:w="5028" w:type="dxa"/>
+            <w:tcBorders>
+              <w:top w:val="single" w:sz="4" w:space="0" w:color="auto"/>
+              <w:bottom w:val="single" w:sz="4" w:space="0" w:color="auto"/>
+            </w:tcBorders>
+          </w:tcPr>
+          <w:p>
+            <w:pPr>
+              <w:rPr>
+                <w:color w:val="000000" w:themeColor="text1"/>
+              </w:rPr>
+            </w:pPr>
+            <w:r>
+              <w:rPr>
+                <w:color w:val="000000" w:themeColor="text1"/>
+              </w:rPr>
+              <w:t>1. Появляется временное уведомление о добавлении товара.</w:t>
+            </w:r>
+            <w:r>
+              <w:rPr>
+                <w:color w:val="000000" w:themeColor="text1"/>
+              </w:rPr>
+              <w:br/>
+              <w:t>2. Уведомление исчезает автоматически.</w:t>
+            </w:r>
+          </w:p>
+        </w:tc>
+        <w:tc>
+          <w:tcPr>
+            <w:tcW w:w="1689" w:type="dxa"/>
+            <w:tcBorders>
+              <w:top w:val="single" w:sz="4" w:space="0" w:color="auto"/>
+              <w:bottom w:val="single" w:sz="4" w:space="0" w:color="auto"/>
+            </w:tcBorders>
+          </w:tcPr>
+          <w:p>
+            <w:pPr>
+              <w:rPr>
+                <w:color w:val="000000" w:themeColor="text1"/>
+              </w:rPr>
+            </w:pPr>
+            <w:r>
+              <w:rPr>
+                <w:color w:val="000000" w:themeColor="text1"/>
+              </w:rPr>
+              <w:t>Соответствует</w:t>
+            </w:r>
+          </w:p>
+        </w:tc>
+        <w:tc>
+          <w:tcPr>
+            <w:tcW w:w="1235" w:type="dxa"/>
+            <w:tcBorders>
+              <w:top w:val="single" w:sz="4" w:space="0" w:color="auto"/>
+              <w:bottom w:val="single" w:sz="4" w:space="0" w:color="auto"/>
+            </w:tcBorders>
+          </w:tcPr>
+          <w:p>
+            <w:pPr>
+              <w:rPr>
+                <w:color w:val="000000" w:themeColor="text1"/>
+              </w:rPr>
+            </w:pPr>
+            <w:r>
+              <w:rPr>
+                <w:color w:val="000000" w:themeColor="text1"/>
+              </w:rPr>
+              <w:t>Пройдено</w:t>
+            </w:r>
+          </w:p>
+        </w:tc>
+      </w:tr>
+      <w:tr>
+        <w:tc>
+          <w:tcPr>
+            <w:tcW w:w="1158" w:type="dxa"/>
+            <w:tcBorders>
+              <w:top w:val="single" w:sz="4" w:space="0" w:color="auto"/>
+              <w:bottom w:val="single" w:sz="4" w:space="0" w:color="auto"/>
+            </w:tcBorders>
+          </w:tcPr>
+          <w:p>
+            <w:pPr>
+              <w:rPr>
+                <w:color w:val="000000" w:themeColor="text1"/>
+              </w:rPr>
+            </w:pPr>
+            <w:r>
+              <w:rPr>
+                <w:color w:val="000000" w:themeColor="text1"/>
+              </w:rPr>
+              <w:t>B_08</w:t>
+            </w:r>
+          </w:p>
+        </w:tc>
+        <w:tc>
+          <w:tcPr>
+            <w:tcW w:w="1091" w:type="dxa"/>
+            <w:tcBorders>
+              <w:top w:val="single" w:sz="4" w:space="0" w:color="auto"/>
+              <w:bottom w:val="single" w:sz="4" w:space="0" w:color="auto"/>
+            </w:tcBorders>
+          </w:tcPr>
+          <w:p>
+            <w:pPr>
+              <w:rPr>
+                <w:color w:val="000000" w:themeColor="text1"/>
+              </w:rPr>
+            </w:pPr>
+            <w:r>
+              <w:rPr>
+                <w:color w:val="000000" w:themeColor="text1"/>
+              </w:rPr>
+              <w:t>средний</w:t>
+            </w:r>
+          </w:p>
+        </w:tc>
+        <w:tc>
+          <w:tcPr>
+            <w:tcW w:w="4323" w:type="dxa"/>
+            <w:tcBorders>
+              <w:top w:val="single" w:sz="4" w:space="0" w:color="auto"/>
+              <w:bottom w:val="single" w:sz="4" w:space="0" w:color="auto"/>
+            </w:tcBorders>
+          </w:tcPr>
+          <w:p>
+            <w:pPr>
+              <w:rPr>
+                <w:color w:val="000000" w:themeColor="text1"/>
+              </w:rPr>
+            </w:pPr>
             <w:r>
               <w:rPr>
                 <w:b/>
                 <w:bCs/>
                 <w:color w:val="000000" w:themeColor="text1"/>
               </w:rPr>
-              <w:t>скролле</w:t>
-            </w:r>
-            <w:proofErr w:type="spellEnd"/>
-            <w:r>
-              <w:rPr>
-                <w:color w:val="000000" w:themeColor="text1"/>
-              </w:rPr>
-              <w:br/>
-              <w:t>1. Прокрутить страницу по основным секциям.</w:t>
-            </w:r>
-            <w:r>
-              <w:rPr>
-                <w:color w:val="000000" w:themeColor="text1"/>
-              </w:rPr>
-              <w:br/>
-              <w:t>2. Следить за пунктами меню.</w:t>
+              <w:t>Bootstrap. Tooltip-подсказки на иконках</w:t>
+            </w:r>
+            <w:r>
+              <w:rPr>
+                <w:b/>
+                <w:bCs/>
+                <w:color w:val="000000" w:themeColor="text1"/>
+              </w:rPr>
+              <w:br/>
+              <w:t>• Десктоп.</w:t>
+            </w:r>
+            <w:r>
+              <w:rPr>
+                <w:color w:val="000000" w:themeColor="text1"/>
+              </w:rPr>
+              <w:br/>
+              <w:t>1. Навести курсор на интерактивную иконку.</w:t>
             </w:r>
           </w:p>
         </w:tc>
@@ -5656,14 +5844,14 @@
               <w:rPr>
                 <w:color w:val="000000" w:themeColor="text1"/>
               </w:rPr>
-              <w:t>1. Активный пункт меню меняется в зависимости от текущей секции.</w:t>
-            </w:r>
-            <w:r>
-              <w:rPr>
-                <w:color w:val="000000" w:themeColor="text1"/>
-              </w:rPr>
-              <w:br/>
-              <w:t>2. Навигация помогает определить положение пользователя на странице.</w:t>
+              <w:t>1. Появляется небольшая подсказка.</w:t>
+            </w:r>
+            <w:r>
+              <w:rPr>
+                <w:color w:val="000000" w:themeColor="text1"/>
+              </w:rPr>
+              <w:br/>
+              <w:t>2. Подсказка исчезает после ухода курсора.</w:t>
             </w:r>
           </w:p>
         </w:tc>
@@ -5731,7 +5919,7 @@
               <w:rPr>
                 <w:color w:val="000000" w:themeColor="text1"/>
               </w:rPr>
-              <w:t>B_06</w:t>
+              <w:t>B_09</w:t>
             </w:r>
           </w:p>
         </w:tc>
@@ -5753,7 +5941,7 @@
               <w:rPr>
                 <w:color w:val="000000" w:themeColor="text1"/>
               </w:rPr>
-              <w:t>высокий</w:t>
+              <w:t>средний</w:t>
             </w:r>
           </w:p>
         </w:tc>
@@ -5771,779 +5959,163 @@
                 <w:color w:val="000000" w:themeColor="text1"/>
               </w:rPr>
             </w:pPr>
-            <w:proofErr w:type="spellStart"/>
             <w:r>
               <w:rPr>
                 <w:b/>
                 <w:bCs/>
                 <w:color w:val="000000" w:themeColor="text1"/>
               </w:rPr>
-              <w:t>Bootstrap</w:t>
-            </w:r>
-            <w:proofErr w:type="spellEnd"/>
+              <w:t>Bootstrap. Popover с дополнительной информацией</w:t>
+            </w:r>
+            <w:r>
+              <w:rPr>
+                <w:color w:val="000000" w:themeColor="text1"/>
+              </w:rPr>
+              <w:br/>
+              <w:t>1. Нажать на элемент с popover-подсказкой.</w:t>
+            </w:r>
+          </w:p>
+        </w:tc>
+        <w:tc>
+          <w:tcPr>
+            <w:tcW w:w="5028" w:type="dxa"/>
+            <w:tcBorders>
+              <w:top w:val="single" w:sz="4" w:space="0" w:color="auto"/>
+              <w:bottom w:val="single" w:sz="4" w:space="0" w:color="auto"/>
+            </w:tcBorders>
+          </w:tcPr>
+          <w:p>
+            <w:pPr>
+              <w:rPr>
+                <w:color w:val="000000" w:themeColor="text1"/>
+              </w:rPr>
+            </w:pPr>
+            <w:r>
+              <w:rPr>
+                <w:color w:val="000000" w:themeColor="text1"/>
+              </w:rPr>
+              <w:t>1. Открывается расширенная подсказка с заголовком и текстом.</w:t>
+            </w:r>
+            <w:r>
+              <w:rPr>
+                <w:color w:val="000000" w:themeColor="text1"/>
+              </w:rPr>
+              <w:br/>
+              <w:t>2. Popover закрывается при повторном действии.</w:t>
+            </w:r>
+          </w:p>
+        </w:tc>
+        <w:tc>
+          <w:tcPr>
+            <w:tcW w:w="1689" w:type="dxa"/>
+            <w:tcBorders>
+              <w:top w:val="single" w:sz="4" w:space="0" w:color="auto"/>
+              <w:bottom w:val="single" w:sz="4" w:space="0" w:color="auto"/>
+            </w:tcBorders>
+          </w:tcPr>
+          <w:p>
+            <w:pPr>
+              <w:rPr>
+                <w:color w:val="000000" w:themeColor="text1"/>
+              </w:rPr>
+            </w:pPr>
+            <w:r>
+              <w:rPr>
+                <w:color w:val="000000" w:themeColor="text1"/>
+              </w:rPr>
+              <w:t>Соответствует</w:t>
+            </w:r>
+          </w:p>
+        </w:tc>
+        <w:tc>
+          <w:tcPr>
+            <w:tcW w:w="1235" w:type="dxa"/>
+            <w:tcBorders>
+              <w:top w:val="single" w:sz="4" w:space="0" w:color="auto"/>
+              <w:bottom w:val="single" w:sz="4" w:space="0" w:color="auto"/>
+            </w:tcBorders>
+          </w:tcPr>
+          <w:p>
+            <w:pPr>
+              <w:rPr>
+                <w:color w:val="000000" w:themeColor="text1"/>
+              </w:rPr>
+            </w:pPr>
+            <w:r>
+              <w:rPr>
+                <w:color w:val="000000" w:themeColor="text1"/>
+              </w:rPr>
+              <w:t>Пройдено</w:t>
+            </w:r>
+          </w:p>
+        </w:tc>
+      </w:tr>
+      <w:tr>
+        <w:tc>
+          <w:tcPr>
+            <w:tcW w:w="1158" w:type="dxa"/>
+            <w:tcBorders>
+              <w:top w:val="single" w:sz="4" w:space="0" w:color="auto"/>
+              <w:bottom w:val="single" w:sz="4" w:space="0" w:color="auto"/>
+            </w:tcBorders>
+          </w:tcPr>
+          <w:p>
+            <w:pPr>
+              <w:rPr>
+                <w:color w:val="000000" w:themeColor="text1"/>
+              </w:rPr>
+            </w:pPr>
+            <w:r>
+              <w:rPr>
+                <w:color w:val="000000" w:themeColor="text1"/>
+              </w:rPr>
+              <w:t>B_10</w:t>
+            </w:r>
+          </w:p>
+        </w:tc>
+        <w:tc>
+          <w:tcPr>
+            <w:tcW w:w="1091" w:type="dxa"/>
+            <w:tcBorders>
+              <w:top w:val="single" w:sz="4" w:space="0" w:color="auto"/>
+              <w:bottom w:val="single" w:sz="4" w:space="0" w:color="auto"/>
+            </w:tcBorders>
+          </w:tcPr>
+          <w:p>
+            <w:pPr>
+              <w:rPr>
+                <w:color w:val="000000" w:themeColor="text1"/>
+              </w:rPr>
+            </w:pPr>
+            <w:r>
+              <w:rPr>
+                <w:color w:val="000000" w:themeColor="text1"/>
+              </w:rPr>
+              <w:t>высокий</w:t>
+            </w:r>
+          </w:p>
+        </w:tc>
+        <w:tc>
+          <w:tcPr>
+            <w:tcW w:w="4323" w:type="dxa"/>
+            <w:tcBorders>
+              <w:top w:val="single" w:sz="4" w:space="0" w:color="auto"/>
+              <w:bottom w:val="single" w:sz="4" w:space="0" w:color="auto"/>
+            </w:tcBorders>
+          </w:tcPr>
+          <w:p>
+            <w:pPr>
+              <w:rPr>
+                <w:color w:val="000000" w:themeColor="text1"/>
+              </w:rPr>
+            </w:pPr>
             <w:r>
               <w:rPr>
                 <w:b/>
                 <w:bCs/>
                 <w:color w:val="000000" w:themeColor="text1"/>
               </w:rPr>
-              <w:t>. Модальное окно обратной связи</w:t>
-            </w:r>
-            <w:r>
-              <w:rPr>
-                <w:color w:val="000000" w:themeColor="text1"/>
-              </w:rPr>
-              <w:br/>
-              <w:t>1. Нажать кнопку открытия формы обратной связи.</w:t>
-            </w:r>
-          </w:p>
-        </w:tc>
-        <w:tc>
-          <w:tcPr>
-            <w:tcW w:w="5028" w:type="dxa"/>
-            <w:tcBorders>
-              <w:top w:val="single" w:sz="4" w:space="0" w:color="auto"/>
-              <w:bottom w:val="single" w:sz="4" w:space="0" w:color="auto"/>
-            </w:tcBorders>
-          </w:tcPr>
-          <w:p>
-            <w:pPr>
-              <w:rPr>
-                <w:color w:val="000000" w:themeColor="text1"/>
-              </w:rPr>
-            </w:pPr>
-            <w:r>
-              <w:rPr>
-                <w:color w:val="000000" w:themeColor="text1"/>
-              </w:rPr>
-              <w:t>1. Открывается модальное окно поверх страницы.</w:t>
-            </w:r>
-            <w:r>
-              <w:rPr>
-                <w:color w:val="000000" w:themeColor="text1"/>
-              </w:rPr>
-              <w:br/>
-              <w:t>2. В окне отображается форма с полями ввода.</w:t>
-            </w:r>
-            <w:r>
-              <w:rPr>
-                <w:color w:val="000000" w:themeColor="text1"/>
-              </w:rPr>
-              <w:br/>
-              <w:t>3. Модальное окно закрывается по кнопке.</w:t>
-            </w:r>
-          </w:p>
-        </w:tc>
-        <w:tc>
-          <w:tcPr>
-            <w:tcW w:w="1689" w:type="dxa"/>
-            <w:tcBorders>
-              <w:top w:val="single" w:sz="4" w:space="0" w:color="auto"/>
-              <w:bottom w:val="single" w:sz="4" w:space="0" w:color="auto"/>
-            </w:tcBorders>
-          </w:tcPr>
-          <w:p>
-            <w:pPr>
-              <w:rPr>
-                <w:color w:val="000000" w:themeColor="text1"/>
-              </w:rPr>
-            </w:pPr>
-            <w:r>
-              <w:rPr>
-                <w:color w:val="000000" w:themeColor="text1"/>
-              </w:rPr>
-              <w:t>Соответствует</w:t>
-            </w:r>
-          </w:p>
-        </w:tc>
-        <w:tc>
-          <w:tcPr>
-            <w:tcW w:w="1235" w:type="dxa"/>
-            <w:tcBorders>
-              <w:top w:val="single" w:sz="4" w:space="0" w:color="auto"/>
-              <w:bottom w:val="single" w:sz="4" w:space="0" w:color="auto"/>
-            </w:tcBorders>
-          </w:tcPr>
-          <w:p>
-            <w:pPr>
-              <w:rPr>
-                <w:color w:val="000000" w:themeColor="text1"/>
-              </w:rPr>
-            </w:pPr>
-            <w:r>
-              <w:rPr>
-                <w:color w:val="000000" w:themeColor="text1"/>
-              </w:rPr>
-              <w:t>Пройдено</w:t>
-            </w:r>
-          </w:p>
-        </w:tc>
-      </w:tr>
-      <w:tr>
-        <w:tc>
-          <w:tcPr>
-            <w:tcW w:w="1158" w:type="dxa"/>
-            <w:tcBorders>
-              <w:top w:val="single" w:sz="4" w:space="0" w:color="auto"/>
-              <w:bottom w:val="single" w:sz="4" w:space="0" w:color="auto"/>
-            </w:tcBorders>
-          </w:tcPr>
-          <w:p>
-            <w:pPr>
-              <w:rPr>
-                <w:color w:val="000000" w:themeColor="text1"/>
-              </w:rPr>
-            </w:pPr>
-            <w:r>
-              <w:rPr>
-                <w:color w:val="000000" w:themeColor="text1"/>
-              </w:rPr>
-              <w:t>B_07</w:t>
-            </w:r>
-          </w:p>
-        </w:tc>
-        <w:tc>
-          <w:tcPr>
-            <w:tcW w:w="1091" w:type="dxa"/>
-            <w:tcBorders>
-              <w:top w:val="single" w:sz="4" w:space="0" w:color="auto"/>
-              <w:bottom w:val="single" w:sz="4" w:space="0" w:color="auto"/>
-            </w:tcBorders>
-          </w:tcPr>
-          <w:p>
-            <w:pPr>
-              <w:rPr>
-                <w:color w:val="000000" w:themeColor="text1"/>
-              </w:rPr>
-            </w:pPr>
-            <w:r>
-              <w:rPr>
-                <w:color w:val="000000" w:themeColor="text1"/>
-              </w:rPr>
-              <w:t>средний</w:t>
-            </w:r>
-          </w:p>
-        </w:tc>
-        <w:tc>
-          <w:tcPr>
-            <w:tcW w:w="4323" w:type="dxa"/>
-            <w:tcBorders>
-              <w:top w:val="single" w:sz="4" w:space="0" w:color="auto"/>
-              <w:bottom w:val="single" w:sz="4" w:space="0" w:color="auto"/>
-            </w:tcBorders>
-          </w:tcPr>
-          <w:p>
-            <w:pPr>
-              <w:rPr>
-                <w:color w:val="000000" w:themeColor="text1"/>
-              </w:rPr>
-            </w:pPr>
-            <w:proofErr w:type="spellStart"/>
-            <w:r>
-              <w:rPr>
-                <w:b/>
-                <w:bCs/>
-                <w:color w:val="000000" w:themeColor="text1"/>
-              </w:rPr>
-              <w:t>Bootstrap</w:t>
-            </w:r>
-            <w:proofErr w:type="spellEnd"/>
-            <w:r>
-              <w:rPr>
-                <w:b/>
-                <w:bCs/>
-                <w:color w:val="000000" w:themeColor="text1"/>
-              </w:rPr>
-              <w:t xml:space="preserve">. </w:t>
-            </w:r>
-            <w:proofErr w:type="spellStart"/>
-            <w:r>
-              <w:rPr>
-                <w:b/>
-                <w:bCs/>
-                <w:color w:val="000000" w:themeColor="text1"/>
-              </w:rPr>
-              <w:t>Toast</w:t>
-            </w:r>
-            <w:proofErr w:type="spellEnd"/>
-            <w:r>
-              <w:rPr>
-                <w:b/>
-                <w:bCs/>
-                <w:color w:val="000000" w:themeColor="text1"/>
-              </w:rPr>
-              <w:t>-уведомление при добавлении товара</w:t>
-            </w:r>
-            <w:r>
-              <w:rPr>
-                <w:color w:val="000000" w:themeColor="text1"/>
-              </w:rPr>
-              <w:br/>
-              <w:t>1. Нажать кнопку корзины на карточке товара.</w:t>
-            </w:r>
-          </w:p>
-        </w:tc>
-        <w:tc>
-          <w:tcPr>
-            <w:tcW w:w="5028" w:type="dxa"/>
-            <w:tcBorders>
-              <w:top w:val="single" w:sz="4" w:space="0" w:color="auto"/>
-              <w:bottom w:val="single" w:sz="4" w:space="0" w:color="auto"/>
-            </w:tcBorders>
-          </w:tcPr>
-          <w:p>
-            <w:pPr>
-              <w:rPr>
-                <w:color w:val="000000" w:themeColor="text1"/>
-              </w:rPr>
-            </w:pPr>
-            <w:r>
-              <w:rPr>
-                <w:color w:val="000000" w:themeColor="text1"/>
-              </w:rPr>
-              <w:t>1. Появляется временное уведомление о добавлении товара.</w:t>
-            </w:r>
-            <w:r>
-              <w:rPr>
-                <w:color w:val="000000" w:themeColor="text1"/>
-              </w:rPr>
-              <w:br/>
-              <w:t>2. Уведомление исчезает автоматически.</w:t>
-            </w:r>
-          </w:p>
-        </w:tc>
-        <w:tc>
-          <w:tcPr>
-            <w:tcW w:w="1689" w:type="dxa"/>
-            <w:tcBorders>
-              <w:top w:val="single" w:sz="4" w:space="0" w:color="auto"/>
-              <w:bottom w:val="single" w:sz="4" w:space="0" w:color="auto"/>
-            </w:tcBorders>
-          </w:tcPr>
-          <w:p>
-            <w:pPr>
-              <w:rPr>
-                <w:color w:val="000000" w:themeColor="text1"/>
-              </w:rPr>
-            </w:pPr>
-            <w:r>
-              <w:rPr>
-                <w:color w:val="000000" w:themeColor="text1"/>
-              </w:rPr>
-              <w:t>Соответствует</w:t>
-            </w:r>
-          </w:p>
-        </w:tc>
-        <w:tc>
-          <w:tcPr>
-            <w:tcW w:w="1235" w:type="dxa"/>
-            <w:tcBorders>
-              <w:top w:val="single" w:sz="4" w:space="0" w:color="auto"/>
-              <w:bottom w:val="single" w:sz="4" w:space="0" w:color="auto"/>
-            </w:tcBorders>
-          </w:tcPr>
-          <w:p>
-            <w:pPr>
-              <w:rPr>
-                <w:color w:val="000000" w:themeColor="text1"/>
-              </w:rPr>
-            </w:pPr>
-            <w:r>
-              <w:rPr>
-                <w:color w:val="000000" w:themeColor="text1"/>
-              </w:rPr>
-              <w:t>Пройдено</w:t>
-            </w:r>
-          </w:p>
-        </w:tc>
-      </w:tr>
-      <w:tr>
-        <w:tc>
-          <w:tcPr>
-            <w:tcW w:w="1158" w:type="dxa"/>
-            <w:tcBorders>
-              <w:top w:val="single" w:sz="4" w:space="0" w:color="auto"/>
-              <w:bottom w:val="single" w:sz="4" w:space="0" w:color="auto"/>
-            </w:tcBorders>
-          </w:tcPr>
-          <w:p>
-            <w:pPr>
-              <w:rPr>
-                <w:color w:val="000000" w:themeColor="text1"/>
-              </w:rPr>
-            </w:pPr>
-            <w:r>
-              <w:rPr>
-                <w:color w:val="000000" w:themeColor="text1"/>
-              </w:rPr>
-              <w:t>B_08</w:t>
-            </w:r>
-          </w:p>
-        </w:tc>
-        <w:tc>
-          <w:tcPr>
-            <w:tcW w:w="1091" w:type="dxa"/>
-            <w:tcBorders>
-              <w:top w:val="single" w:sz="4" w:space="0" w:color="auto"/>
-              <w:bottom w:val="single" w:sz="4" w:space="0" w:color="auto"/>
-            </w:tcBorders>
-          </w:tcPr>
-          <w:p>
-            <w:pPr>
-              <w:rPr>
-                <w:color w:val="000000" w:themeColor="text1"/>
-              </w:rPr>
-            </w:pPr>
-            <w:r>
-              <w:rPr>
-                <w:color w:val="000000" w:themeColor="text1"/>
-              </w:rPr>
-              <w:t>средний</w:t>
-            </w:r>
-          </w:p>
-        </w:tc>
-        <w:tc>
-          <w:tcPr>
-            <w:tcW w:w="4323" w:type="dxa"/>
-            <w:tcBorders>
-              <w:top w:val="single" w:sz="4" w:space="0" w:color="auto"/>
-              <w:bottom w:val="single" w:sz="4" w:space="0" w:color="auto"/>
-            </w:tcBorders>
-          </w:tcPr>
-          <w:p>
-            <w:pPr>
-              <w:rPr>
-                <w:color w:val="000000" w:themeColor="text1"/>
-              </w:rPr>
-            </w:pPr>
-            <w:proofErr w:type="spellStart"/>
-            <w:r>
-              <w:rPr>
-                <w:b/>
-                <w:bCs/>
-                <w:color w:val="000000" w:themeColor="text1"/>
-              </w:rPr>
-              <w:t>Bootstrap</w:t>
-            </w:r>
-            <w:proofErr w:type="spellEnd"/>
-            <w:r>
-              <w:rPr>
-                <w:b/>
-                <w:bCs/>
-                <w:color w:val="000000" w:themeColor="text1"/>
-              </w:rPr>
-              <w:t xml:space="preserve">. </w:t>
-            </w:r>
-            <w:proofErr w:type="spellStart"/>
-            <w:r>
-              <w:rPr>
-                <w:b/>
-                <w:bCs/>
-                <w:color w:val="000000" w:themeColor="text1"/>
-              </w:rPr>
-              <w:t>Tooltip</w:t>
-            </w:r>
-            <w:proofErr w:type="spellEnd"/>
-            <w:r>
-              <w:rPr>
-                <w:b/>
-                <w:bCs/>
-                <w:color w:val="000000" w:themeColor="text1"/>
-              </w:rPr>
-              <w:t>-подсказки на иконках</w:t>
-            </w:r>
-            <w:r>
-              <w:rPr>
-                <w:b/>
-                <w:bCs/>
-                <w:color w:val="000000" w:themeColor="text1"/>
-              </w:rPr>
-              <w:br/>
-              <w:t>• Десктоп.</w:t>
-            </w:r>
-            <w:r>
-              <w:rPr>
-                <w:color w:val="000000" w:themeColor="text1"/>
-              </w:rPr>
-              <w:br/>
-              <w:t>1. Навести курсор на интерактивную иконку.</w:t>
-            </w:r>
-          </w:p>
-        </w:tc>
-        <w:tc>
-          <w:tcPr>
-            <w:tcW w:w="5028" w:type="dxa"/>
-            <w:tcBorders>
-              <w:top w:val="single" w:sz="4" w:space="0" w:color="auto"/>
-              <w:bottom w:val="single" w:sz="4" w:space="0" w:color="auto"/>
-            </w:tcBorders>
-          </w:tcPr>
-          <w:p>
-            <w:pPr>
-              <w:rPr>
-                <w:color w:val="000000" w:themeColor="text1"/>
-              </w:rPr>
-            </w:pPr>
-            <w:r>
-              <w:rPr>
-                <w:color w:val="000000" w:themeColor="text1"/>
-              </w:rPr>
-              <w:t>1. Появляется небольшая подсказка.</w:t>
-            </w:r>
-            <w:r>
-              <w:rPr>
-                <w:color w:val="000000" w:themeColor="text1"/>
-              </w:rPr>
-              <w:br/>
-              <w:t>2. Подсказка исчезает после ухода курсора.</w:t>
-            </w:r>
-          </w:p>
-        </w:tc>
-        <w:tc>
-          <w:tcPr>
-            <w:tcW w:w="1689" w:type="dxa"/>
-            <w:tcBorders>
-              <w:top w:val="single" w:sz="4" w:space="0" w:color="auto"/>
-              <w:bottom w:val="single" w:sz="4" w:space="0" w:color="auto"/>
-            </w:tcBorders>
-          </w:tcPr>
-          <w:p>
-            <w:pPr>
-              <w:rPr>
-                <w:color w:val="000000" w:themeColor="text1"/>
-              </w:rPr>
-            </w:pPr>
-            <w:r>
-              <w:rPr>
-                <w:color w:val="000000" w:themeColor="text1"/>
-              </w:rPr>
-              <w:t>Соответствует</w:t>
-            </w:r>
-          </w:p>
-        </w:tc>
-        <w:tc>
-          <w:tcPr>
-            <w:tcW w:w="1235" w:type="dxa"/>
-            <w:tcBorders>
-              <w:top w:val="single" w:sz="4" w:space="0" w:color="auto"/>
-              <w:bottom w:val="single" w:sz="4" w:space="0" w:color="auto"/>
-            </w:tcBorders>
-          </w:tcPr>
-          <w:p>
-            <w:pPr>
-              <w:rPr>
-                <w:color w:val="000000" w:themeColor="text1"/>
-              </w:rPr>
-            </w:pPr>
-            <w:r>
-              <w:rPr>
-                <w:color w:val="000000" w:themeColor="text1"/>
-              </w:rPr>
-              <w:t>Пройдено</w:t>
-            </w:r>
-          </w:p>
-        </w:tc>
-      </w:tr>
-      <w:tr>
-        <w:tc>
-          <w:tcPr>
-            <w:tcW w:w="1158" w:type="dxa"/>
-            <w:tcBorders>
-              <w:top w:val="single" w:sz="4" w:space="0" w:color="auto"/>
-              <w:bottom w:val="single" w:sz="4" w:space="0" w:color="auto"/>
-            </w:tcBorders>
-          </w:tcPr>
-          <w:p>
-            <w:pPr>
-              <w:rPr>
-                <w:color w:val="000000" w:themeColor="text1"/>
-              </w:rPr>
-            </w:pPr>
-            <w:r>
-              <w:rPr>
-                <w:color w:val="000000" w:themeColor="text1"/>
-              </w:rPr>
-              <w:t>B_09</w:t>
-            </w:r>
-          </w:p>
-        </w:tc>
-        <w:tc>
-          <w:tcPr>
-            <w:tcW w:w="1091" w:type="dxa"/>
-            <w:tcBorders>
-              <w:top w:val="single" w:sz="4" w:space="0" w:color="auto"/>
-              <w:bottom w:val="single" w:sz="4" w:space="0" w:color="auto"/>
-            </w:tcBorders>
-          </w:tcPr>
-          <w:p>
-            <w:pPr>
-              <w:rPr>
-                <w:color w:val="000000" w:themeColor="text1"/>
-              </w:rPr>
-            </w:pPr>
-            <w:r>
-              <w:rPr>
-                <w:color w:val="000000" w:themeColor="text1"/>
-              </w:rPr>
-              <w:t>средний</w:t>
-            </w:r>
-          </w:p>
-        </w:tc>
-        <w:tc>
-          <w:tcPr>
-            <w:tcW w:w="4323" w:type="dxa"/>
-            <w:tcBorders>
-              <w:top w:val="single" w:sz="4" w:space="0" w:color="auto"/>
-              <w:bottom w:val="single" w:sz="4" w:space="0" w:color="auto"/>
-            </w:tcBorders>
-          </w:tcPr>
-          <w:p>
-            <w:pPr>
-              <w:rPr>
-                <w:color w:val="000000" w:themeColor="text1"/>
-              </w:rPr>
-            </w:pPr>
-            <w:proofErr w:type="spellStart"/>
-            <w:r>
-              <w:rPr>
-                <w:b/>
-                <w:bCs/>
-                <w:color w:val="000000" w:themeColor="text1"/>
-              </w:rPr>
-              <w:t>Bootstrap</w:t>
-            </w:r>
-            <w:proofErr w:type="spellEnd"/>
-            <w:r>
-              <w:rPr>
-                <w:b/>
-                <w:bCs/>
-                <w:color w:val="000000" w:themeColor="text1"/>
-              </w:rPr>
-              <w:t xml:space="preserve">. </w:t>
-            </w:r>
-            <w:proofErr w:type="spellStart"/>
-            <w:r>
-              <w:rPr>
-                <w:b/>
-                <w:bCs/>
-                <w:color w:val="000000" w:themeColor="text1"/>
-              </w:rPr>
-              <w:t>Popover</w:t>
-            </w:r>
-            <w:proofErr w:type="spellEnd"/>
-            <w:r>
-              <w:rPr>
-                <w:b/>
-                <w:bCs/>
-                <w:color w:val="000000" w:themeColor="text1"/>
-              </w:rPr>
-              <w:t xml:space="preserve"> с дополнительной информацией</w:t>
-            </w:r>
-            <w:r>
-              <w:rPr>
-                <w:color w:val="000000" w:themeColor="text1"/>
-              </w:rPr>
-              <w:br/>
-              <w:t xml:space="preserve">1. Нажать на элемент с </w:t>
-            </w:r>
-            <w:proofErr w:type="spellStart"/>
-            <w:r>
-              <w:rPr>
-                <w:color w:val="000000" w:themeColor="text1"/>
-              </w:rPr>
-              <w:t>popover</w:t>
-            </w:r>
-            <w:proofErr w:type="spellEnd"/>
-            <w:r>
-              <w:rPr>
-                <w:color w:val="000000" w:themeColor="text1"/>
-              </w:rPr>
-              <w:t>-подсказкой.</w:t>
-            </w:r>
-          </w:p>
-        </w:tc>
-        <w:tc>
-          <w:tcPr>
-            <w:tcW w:w="5028" w:type="dxa"/>
-            <w:tcBorders>
-              <w:top w:val="single" w:sz="4" w:space="0" w:color="auto"/>
-              <w:bottom w:val="single" w:sz="4" w:space="0" w:color="auto"/>
-            </w:tcBorders>
-          </w:tcPr>
-          <w:p>
-            <w:pPr>
-              <w:rPr>
-                <w:color w:val="000000" w:themeColor="text1"/>
-              </w:rPr>
-            </w:pPr>
-            <w:r>
-              <w:rPr>
-                <w:color w:val="000000" w:themeColor="text1"/>
-              </w:rPr>
-              <w:t>1. Открывается расширенная подсказка с заголовком и текстом.</w:t>
-            </w:r>
-            <w:r>
-              <w:rPr>
-                <w:color w:val="000000" w:themeColor="text1"/>
-              </w:rPr>
-              <w:br/>
-              <w:t xml:space="preserve">2. </w:t>
-            </w:r>
-            <w:proofErr w:type="spellStart"/>
-            <w:r>
-              <w:rPr>
-                <w:color w:val="000000" w:themeColor="text1"/>
-              </w:rPr>
-              <w:t>Popover</w:t>
-            </w:r>
-            <w:proofErr w:type="spellEnd"/>
-            <w:r>
-              <w:rPr>
-                <w:color w:val="000000" w:themeColor="text1"/>
-              </w:rPr>
-              <w:t xml:space="preserve"> закрывается при повторном действии.</w:t>
-            </w:r>
-          </w:p>
-        </w:tc>
-        <w:tc>
-          <w:tcPr>
-            <w:tcW w:w="1689" w:type="dxa"/>
-            <w:tcBorders>
-              <w:top w:val="single" w:sz="4" w:space="0" w:color="auto"/>
-              <w:bottom w:val="single" w:sz="4" w:space="0" w:color="auto"/>
-            </w:tcBorders>
-          </w:tcPr>
-          <w:p>
-            <w:pPr>
-              <w:rPr>
-                <w:color w:val="000000" w:themeColor="text1"/>
-              </w:rPr>
-            </w:pPr>
-            <w:r>
-              <w:rPr>
-                <w:color w:val="000000" w:themeColor="text1"/>
-              </w:rPr>
-              <w:t>Соответствует</w:t>
-            </w:r>
-          </w:p>
-        </w:tc>
-        <w:tc>
-          <w:tcPr>
-            <w:tcW w:w="1235" w:type="dxa"/>
-            <w:tcBorders>
-              <w:top w:val="single" w:sz="4" w:space="0" w:color="auto"/>
-              <w:bottom w:val="single" w:sz="4" w:space="0" w:color="auto"/>
-            </w:tcBorders>
-          </w:tcPr>
-          <w:p>
-            <w:pPr>
-              <w:rPr>
-                <w:color w:val="000000" w:themeColor="text1"/>
-              </w:rPr>
-            </w:pPr>
-            <w:r>
-              <w:rPr>
-                <w:color w:val="000000" w:themeColor="text1"/>
-              </w:rPr>
-              <w:t>Пройдено</w:t>
-            </w:r>
-          </w:p>
-        </w:tc>
-      </w:tr>
-      <w:tr>
-        <w:tc>
-          <w:tcPr>
-            <w:tcW w:w="1158" w:type="dxa"/>
-            <w:tcBorders>
-              <w:top w:val="single" w:sz="4" w:space="0" w:color="auto"/>
-              <w:bottom w:val="single" w:sz="4" w:space="0" w:color="auto"/>
-            </w:tcBorders>
-          </w:tcPr>
-          <w:p>
-            <w:pPr>
-              <w:rPr>
-                <w:color w:val="000000" w:themeColor="text1"/>
-              </w:rPr>
-            </w:pPr>
-            <w:r>
-              <w:rPr>
-                <w:color w:val="000000" w:themeColor="text1"/>
-              </w:rPr>
-              <w:t>B_10</w:t>
-            </w:r>
-          </w:p>
-        </w:tc>
-        <w:tc>
-          <w:tcPr>
-            <w:tcW w:w="1091" w:type="dxa"/>
-            <w:tcBorders>
-              <w:top w:val="single" w:sz="4" w:space="0" w:color="auto"/>
-              <w:bottom w:val="single" w:sz="4" w:space="0" w:color="auto"/>
-            </w:tcBorders>
-          </w:tcPr>
-          <w:p>
-            <w:pPr>
-              <w:rPr>
-                <w:color w:val="000000" w:themeColor="text1"/>
-              </w:rPr>
-            </w:pPr>
-            <w:r>
-              <w:rPr>
-                <w:color w:val="000000" w:themeColor="text1"/>
-              </w:rPr>
-              <w:t>высокий</w:t>
-            </w:r>
-          </w:p>
-        </w:tc>
-        <w:tc>
-          <w:tcPr>
-            <w:tcW w:w="4323" w:type="dxa"/>
-            <w:tcBorders>
-              <w:top w:val="single" w:sz="4" w:space="0" w:color="auto"/>
-              <w:bottom w:val="single" w:sz="4" w:space="0" w:color="auto"/>
-            </w:tcBorders>
-          </w:tcPr>
-          <w:p>
-            <w:pPr>
-              <w:rPr>
-                <w:color w:val="000000" w:themeColor="text1"/>
-              </w:rPr>
-            </w:pPr>
-            <w:proofErr w:type="spellStart"/>
-            <w:r>
-              <w:rPr>
-                <w:b/>
-                <w:bCs/>
-                <w:color w:val="000000" w:themeColor="text1"/>
-              </w:rPr>
-              <w:t>Bootstrap</w:t>
-            </w:r>
-            <w:proofErr w:type="spellEnd"/>
-            <w:r>
-              <w:rPr>
-                <w:b/>
-                <w:bCs/>
-                <w:color w:val="000000" w:themeColor="text1"/>
-              </w:rPr>
-              <w:t xml:space="preserve">. </w:t>
-            </w:r>
-            <w:proofErr w:type="spellStart"/>
-            <w:r>
-              <w:rPr>
-                <w:b/>
-                <w:bCs/>
-                <w:color w:val="000000" w:themeColor="text1"/>
-              </w:rPr>
-              <w:t>Accordion</w:t>
-            </w:r>
-            <w:proofErr w:type="spellEnd"/>
-            <w:r>
-              <w:rPr>
-                <w:b/>
-                <w:bCs/>
-                <w:color w:val="000000" w:themeColor="text1"/>
-              </w:rPr>
-              <w:t xml:space="preserve"> в информационном блоке</w:t>
+              <w:t>Bootstrap. Accordion в информационном блоке</w:t>
             </w:r>
             <w:r>
               <w:rPr>
@@ -6869,48 +6441,500 @@
                 <w:color w:val="000000" w:themeColor="text1"/>
               </w:rPr>
             </w:pPr>
-            <w:proofErr w:type="spellStart"/>
             <w:r>
               <w:rPr>
                 <w:b/>
                 <w:bCs/>
                 <w:color w:val="000000" w:themeColor="text1"/>
               </w:rPr>
-              <w:t>Bootstrap</w:t>
-            </w:r>
-            <w:proofErr w:type="spellEnd"/>
+              <w:t>Bootstrap. Collapse-блок «Читать далее»</w:t>
+            </w:r>
+            <w:r>
+              <w:rPr>
+                <w:color w:val="000000" w:themeColor="text1"/>
+              </w:rPr>
+              <w:br/>
+              <w:t>1. Нажать кнопку раскрытия дополнительного текста.</w:t>
+            </w:r>
+          </w:p>
+        </w:tc>
+        <w:tc>
+          <w:tcPr>
+            <w:tcW w:w="5028" w:type="dxa"/>
+            <w:tcBorders>
+              <w:top w:val="single" w:sz="18" w:space="0" w:color="auto"/>
+              <w:bottom w:val="single" w:sz="4" w:space="0" w:color="auto"/>
+            </w:tcBorders>
+          </w:tcPr>
+          <w:p>
+            <w:pPr>
+              <w:rPr>
+                <w:color w:val="000000" w:themeColor="text1"/>
+              </w:rPr>
+            </w:pPr>
+            <w:r>
+              <w:rPr>
+                <w:color w:val="000000" w:themeColor="text1"/>
+              </w:rPr>
+              <w:t>1. Скрытый блок плавно раскрывается.</w:t>
+            </w:r>
+            <w:r>
+              <w:rPr>
+                <w:color w:val="000000" w:themeColor="text1"/>
+              </w:rPr>
+              <w:br/>
+              <w:t>2. При повторном нажатии блок скрывается обратно.</w:t>
+            </w:r>
+          </w:p>
+        </w:tc>
+        <w:tc>
+          <w:tcPr>
+            <w:tcW w:w="1689" w:type="dxa"/>
+            <w:tcBorders>
+              <w:top w:val="single" w:sz="18" w:space="0" w:color="auto"/>
+              <w:bottom w:val="single" w:sz="4" w:space="0" w:color="auto"/>
+            </w:tcBorders>
+          </w:tcPr>
+          <w:p>
+            <w:pPr>
+              <w:rPr>
+                <w:color w:val="000000" w:themeColor="text1"/>
+              </w:rPr>
+            </w:pPr>
+            <w:r>
+              <w:rPr>
+                <w:color w:val="000000" w:themeColor="text1"/>
+              </w:rPr>
+              <w:t>Соответствует</w:t>
+            </w:r>
+          </w:p>
+        </w:tc>
+        <w:tc>
+          <w:tcPr>
+            <w:tcW w:w="1235" w:type="dxa"/>
+            <w:tcBorders>
+              <w:top w:val="single" w:sz="18" w:space="0" w:color="auto"/>
+              <w:bottom w:val="single" w:sz="4" w:space="0" w:color="auto"/>
+            </w:tcBorders>
+          </w:tcPr>
+          <w:p>
+            <w:pPr>
+              <w:rPr>
+                <w:color w:val="000000" w:themeColor="text1"/>
+              </w:rPr>
+            </w:pPr>
+            <w:r>
+              <w:rPr>
+                <w:color w:val="000000" w:themeColor="text1"/>
+              </w:rPr>
+              <w:t>Пройдено</w:t>
+            </w:r>
+          </w:p>
+        </w:tc>
+      </w:tr>
+      <w:tr>
+        <w:tc>
+          <w:tcPr>
+            <w:tcW w:w="1158" w:type="dxa"/>
+            <w:tcBorders>
+              <w:top w:val="single" w:sz="4" w:space="0" w:color="auto"/>
+              <w:bottom w:val="single" w:sz="4" w:space="0" w:color="auto"/>
+            </w:tcBorders>
+          </w:tcPr>
+          <w:p>
+            <w:pPr>
+              <w:rPr>
+                <w:color w:val="000000" w:themeColor="text1"/>
+              </w:rPr>
+            </w:pPr>
+            <w:r>
+              <w:rPr>
+                <w:color w:val="000000" w:themeColor="text1"/>
+              </w:rPr>
+              <w:t>B_12</w:t>
+            </w:r>
+          </w:p>
+        </w:tc>
+        <w:tc>
+          <w:tcPr>
+            <w:tcW w:w="1091" w:type="dxa"/>
+            <w:tcBorders>
+              <w:top w:val="single" w:sz="4" w:space="0" w:color="auto"/>
+              <w:bottom w:val="single" w:sz="4" w:space="0" w:color="auto"/>
+            </w:tcBorders>
+          </w:tcPr>
+          <w:p>
+            <w:pPr>
+              <w:rPr>
+                <w:color w:val="000000" w:themeColor="text1"/>
+              </w:rPr>
+            </w:pPr>
+            <w:r>
+              <w:rPr>
+                <w:color w:val="000000" w:themeColor="text1"/>
+              </w:rPr>
+              <w:t>высокий</w:t>
+            </w:r>
+          </w:p>
+        </w:tc>
+        <w:tc>
+          <w:tcPr>
+            <w:tcW w:w="4323" w:type="dxa"/>
+            <w:tcBorders>
+              <w:top w:val="single" w:sz="4" w:space="0" w:color="auto"/>
+              <w:bottom w:val="single" w:sz="4" w:space="0" w:color="auto"/>
+            </w:tcBorders>
+          </w:tcPr>
+          <w:p>
+            <w:pPr>
+              <w:rPr>
+                <w:color w:val="000000" w:themeColor="text1"/>
+              </w:rPr>
+            </w:pPr>
             <w:r>
               <w:rPr>
                 <w:b/>
                 <w:bCs/>
                 <w:color w:val="000000" w:themeColor="text1"/>
               </w:rPr>
-              <w:t xml:space="preserve">. </w:t>
-            </w:r>
-            <w:proofErr w:type="spellStart"/>
+              <w:t>Bootstrap. Tabs с переключением содержимого</w:t>
+            </w:r>
+            <w:r>
+              <w:rPr>
+                <w:color w:val="000000" w:themeColor="text1"/>
+              </w:rPr>
+              <w:br/>
+              <w:t>1. Нажать на вкладку в блоке с дополнительной информацией.</w:t>
+            </w:r>
+          </w:p>
+        </w:tc>
+        <w:tc>
+          <w:tcPr>
+            <w:tcW w:w="5028" w:type="dxa"/>
+            <w:tcBorders>
+              <w:top w:val="single" w:sz="4" w:space="0" w:color="auto"/>
+              <w:bottom w:val="single" w:sz="4" w:space="0" w:color="auto"/>
+            </w:tcBorders>
+          </w:tcPr>
+          <w:p>
+            <w:pPr>
+              <w:rPr>
+                <w:color w:val="000000" w:themeColor="text1"/>
+              </w:rPr>
+            </w:pPr>
+            <w:r>
+              <w:rPr>
+                <w:color w:val="000000" w:themeColor="text1"/>
+              </w:rPr>
+              <w:t>1. Активная вкладка визуально выделяется.</w:t>
+            </w:r>
+            <w:r>
+              <w:rPr>
+                <w:color w:val="000000" w:themeColor="text1"/>
+              </w:rPr>
+              <w:br/>
+              <w:t>2. Содержимое блока меняется без перезагрузки страницы.</w:t>
+            </w:r>
+          </w:p>
+        </w:tc>
+        <w:tc>
+          <w:tcPr>
+            <w:tcW w:w="1689" w:type="dxa"/>
+            <w:tcBorders>
+              <w:top w:val="single" w:sz="4" w:space="0" w:color="auto"/>
+              <w:bottom w:val="single" w:sz="4" w:space="0" w:color="auto"/>
+            </w:tcBorders>
+          </w:tcPr>
+          <w:p>
+            <w:pPr>
+              <w:rPr>
+                <w:color w:val="000000" w:themeColor="text1"/>
+              </w:rPr>
+            </w:pPr>
+            <w:r>
+              <w:rPr>
+                <w:color w:val="000000" w:themeColor="text1"/>
+              </w:rPr>
+              <w:t>Соответствует</w:t>
+            </w:r>
+          </w:p>
+        </w:tc>
+        <w:tc>
+          <w:tcPr>
+            <w:tcW w:w="1235" w:type="dxa"/>
+            <w:tcBorders>
+              <w:top w:val="single" w:sz="4" w:space="0" w:color="auto"/>
+              <w:bottom w:val="single" w:sz="4" w:space="0" w:color="auto"/>
+            </w:tcBorders>
+          </w:tcPr>
+          <w:p>
+            <w:pPr>
+              <w:rPr>
+                <w:color w:val="000000" w:themeColor="text1"/>
+              </w:rPr>
+            </w:pPr>
+            <w:r>
+              <w:rPr>
+                <w:color w:val="000000" w:themeColor="text1"/>
+              </w:rPr>
+              <w:t>Пройдено</w:t>
+            </w:r>
+          </w:p>
+        </w:tc>
+      </w:tr>
+      <w:tr>
+        <w:tc>
+          <w:tcPr>
+            <w:tcW w:w="1158" w:type="dxa"/>
+            <w:tcBorders>
+              <w:top w:val="single" w:sz="4" w:space="0" w:color="auto"/>
+              <w:bottom w:val="single" w:sz="4" w:space="0" w:color="auto"/>
+            </w:tcBorders>
+          </w:tcPr>
+          <w:p>
+            <w:pPr>
+              <w:rPr>
+                <w:color w:val="000000" w:themeColor="text1"/>
+              </w:rPr>
+            </w:pPr>
+            <w:r>
+              <w:rPr>
+                <w:color w:val="000000" w:themeColor="text1"/>
+              </w:rPr>
+              <w:t>B_13</w:t>
+            </w:r>
+          </w:p>
+        </w:tc>
+        <w:tc>
+          <w:tcPr>
+            <w:tcW w:w="1091" w:type="dxa"/>
+            <w:tcBorders>
+              <w:top w:val="single" w:sz="4" w:space="0" w:color="auto"/>
+              <w:bottom w:val="single" w:sz="4" w:space="0" w:color="auto"/>
+            </w:tcBorders>
+          </w:tcPr>
+          <w:p>
+            <w:pPr>
+              <w:rPr>
+                <w:color w:val="000000" w:themeColor="text1"/>
+              </w:rPr>
+            </w:pPr>
+            <w:r>
+              <w:rPr>
+                <w:color w:val="000000" w:themeColor="text1"/>
+              </w:rPr>
+              <w:t>высокий</w:t>
+            </w:r>
+          </w:p>
+        </w:tc>
+        <w:tc>
+          <w:tcPr>
+            <w:tcW w:w="4323" w:type="dxa"/>
+            <w:tcBorders>
+              <w:top w:val="single" w:sz="4" w:space="0" w:color="auto"/>
+              <w:bottom w:val="single" w:sz="4" w:space="0" w:color="auto"/>
+            </w:tcBorders>
+          </w:tcPr>
+          <w:p>
+            <w:pPr>
+              <w:rPr>
+                <w:color w:val="000000" w:themeColor="text1"/>
+              </w:rPr>
+            </w:pPr>
             <w:r>
               <w:rPr>
                 <w:b/>
                 <w:bCs/>
                 <w:color w:val="000000" w:themeColor="text1"/>
               </w:rPr>
-              <w:t>Collapse</w:t>
-            </w:r>
-            <w:proofErr w:type="spellEnd"/>
+              <w:t>Bootstrap. Карусель баннеров</w:t>
+            </w:r>
+            <w:r>
+              <w:rPr>
+                <w:color w:val="000000" w:themeColor="text1"/>
+              </w:rPr>
+              <w:br/>
+              <w:t>1. Открыть верхний баннер.</w:t>
+            </w:r>
+            <w:r>
+              <w:rPr>
+                <w:color w:val="000000" w:themeColor="text1"/>
+              </w:rPr>
+              <w:br/>
+              <w:t>2. Нажать стрелки переключения.</w:t>
+            </w:r>
+          </w:p>
+        </w:tc>
+        <w:tc>
+          <w:tcPr>
+            <w:tcW w:w="5028" w:type="dxa"/>
+            <w:tcBorders>
+              <w:top w:val="single" w:sz="4" w:space="0" w:color="auto"/>
+              <w:bottom w:val="single" w:sz="4" w:space="0" w:color="auto"/>
+            </w:tcBorders>
+          </w:tcPr>
+          <w:p>
+            <w:pPr>
+              <w:rPr>
+                <w:color w:val="000000" w:themeColor="text1"/>
+              </w:rPr>
+            </w:pPr>
+            <w:r>
+              <w:rPr>
+                <w:color w:val="000000" w:themeColor="text1"/>
+              </w:rPr>
+              <w:t>1. Баннеры переключаются стрелками.</w:t>
+            </w:r>
+            <w:r>
+              <w:rPr>
+                <w:color w:val="000000" w:themeColor="text1"/>
+              </w:rPr>
+              <w:br/>
+              <w:t>2. Индикаторы слайдов отображаются корректно.</w:t>
+            </w:r>
+            <w:r>
+              <w:rPr>
+                <w:color w:val="000000" w:themeColor="text1"/>
+              </w:rPr>
+              <w:br/>
+              <w:t>3. Изображения не растягиваются и не выходят за границы блока.</w:t>
+            </w:r>
+          </w:p>
+        </w:tc>
+        <w:tc>
+          <w:tcPr>
+            <w:tcW w:w="1689" w:type="dxa"/>
+            <w:tcBorders>
+              <w:top w:val="single" w:sz="4" w:space="0" w:color="auto"/>
+              <w:bottom w:val="single" w:sz="4" w:space="0" w:color="auto"/>
+            </w:tcBorders>
+          </w:tcPr>
+          <w:p>
+            <w:pPr>
+              <w:rPr>
+                <w:color w:val="000000" w:themeColor="text1"/>
+              </w:rPr>
+            </w:pPr>
+            <w:r>
+              <w:rPr>
+                <w:color w:val="000000" w:themeColor="text1"/>
+              </w:rPr>
+              <w:t>Соответствует</w:t>
+            </w:r>
+          </w:p>
+        </w:tc>
+        <w:tc>
+          <w:tcPr>
+            <w:tcW w:w="1235" w:type="dxa"/>
+            <w:tcBorders>
+              <w:top w:val="single" w:sz="4" w:space="0" w:color="auto"/>
+              <w:bottom w:val="single" w:sz="4" w:space="0" w:color="auto"/>
+            </w:tcBorders>
+          </w:tcPr>
+          <w:p>
+            <w:pPr>
+              <w:rPr>
+                <w:color w:val="000000" w:themeColor="text1"/>
+              </w:rPr>
+            </w:pPr>
+            <w:r>
+              <w:rPr>
+                <w:color w:val="000000" w:themeColor="text1"/>
+              </w:rPr>
+              <w:t>Пройдено</w:t>
+            </w:r>
+          </w:p>
+        </w:tc>
+      </w:tr>
+      <w:tr>
+        <w:tc>
+          <w:tcPr>
+            <w:tcW w:w="1158" w:type="dxa"/>
+            <w:tcBorders>
+              <w:top w:val="single" w:sz="4" w:space="0" w:color="auto"/>
+              <w:bottom w:val="single" w:sz="4" w:space="0" w:color="auto"/>
+            </w:tcBorders>
+          </w:tcPr>
+          <w:p>
+            <w:pPr>
+              <w:rPr>
+                <w:color w:val="000000" w:themeColor="text1"/>
+              </w:rPr>
+            </w:pPr>
+            <w:r>
+              <w:rPr>
+                <w:color w:val="000000" w:themeColor="text1"/>
+              </w:rPr>
+              <w:t>B_14</w:t>
+            </w:r>
+          </w:p>
+        </w:tc>
+        <w:tc>
+          <w:tcPr>
+            <w:tcW w:w="1091" w:type="dxa"/>
+            <w:tcBorders>
+              <w:top w:val="single" w:sz="4" w:space="0" w:color="auto"/>
+              <w:bottom w:val="single" w:sz="4" w:space="0" w:color="auto"/>
+            </w:tcBorders>
+          </w:tcPr>
+          <w:p>
+            <w:pPr>
+              <w:rPr>
+                <w:color w:val="000000" w:themeColor="text1"/>
+              </w:rPr>
+            </w:pPr>
+            <w:r>
+              <w:rPr>
+                <w:color w:val="000000" w:themeColor="text1"/>
+              </w:rPr>
+              <w:t>средний</w:t>
+            </w:r>
+          </w:p>
+        </w:tc>
+        <w:tc>
+          <w:tcPr>
+            <w:tcW w:w="4323" w:type="dxa"/>
+            <w:tcBorders>
+              <w:top w:val="single" w:sz="4" w:space="0" w:color="auto"/>
+              <w:bottom w:val="single" w:sz="4" w:space="0" w:color="auto"/>
+            </w:tcBorders>
+          </w:tcPr>
+          <w:p>
+            <w:pPr>
+              <w:rPr>
+                <w:color w:val="000000" w:themeColor="text1"/>
+              </w:rPr>
+            </w:pPr>
             <w:r>
               <w:rPr>
                 <w:b/>
                 <w:bCs/>
                 <w:color w:val="000000" w:themeColor="text1"/>
               </w:rPr>
-              <w:t>-блок «Читать далее»</w:t>
-            </w:r>
-            <w:r>
-              <w:rPr>
-                <w:color w:val="000000" w:themeColor="text1"/>
-              </w:rPr>
-              <w:br/>
-              <w:t>1. Нажать кнопку раскрытия дополнительного текста.</w:t>
+              <w:t>Bootstrap. Карусель брендов на телефоне</w:t>
+            </w:r>
+            <w:r>
+              <w:rPr>
+                <w:b/>
+                <w:bCs/>
+                <w:color w:val="000000" w:themeColor="text1"/>
+              </w:rPr>
+              <w:br/>
+              <w:t>• Ширина окна менее 480px.</w:t>
+            </w:r>
+            <w:r>
+              <w:rPr>
+                <w:color w:val="000000" w:themeColor="text1"/>
+              </w:rPr>
+              <w:br/>
+              <w:t>1. Перейти к блоку брендов.</w:t>
+            </w:r>
+            <w:r>
+              <w:rPr>
+                <w:color w:val="000000" w:themeColor="text1"/>
+              </w:rPr>
+              <w:br/>
+              <w:t>2. Наблюдать за каруселью.</w:t>
             </w:r>
           </w:p>
         </w:tc>
@@ -6918,28 +6942,35 @@
           <w:tcPr>
             <w:tcW w:w="5028" w:type="dxa"/>
             <w:tcBorders>
-              <w:top w:val="single" w:sz="18" w:space="0" w:color="auto"/>
-              <w:bottom w:val="single" w:sz="4" w:space="0" w:color="auto"/>
-            </w:tcBorders>
-          </w:tcPr>
-          <w:p>
-            <w:pPr>
-              <w:rPr>
-                <w:color w:val="000000" w:themeColor="text1"/>
-              </w:rPr>
-            </w:pPr>
-            <w:r>
-              <w:rPr>
-                <w:color w:val="000000" w:themeColor="text1"/>
-              </w:rPr>
-              <w:t>1. Скрытый блок плавно раскрывается.</w:t>
-            </w:r>
-            <w:r>
-              <w:rPr>
-                <w:color w:val="000000" w:themeColor="text1"/>
-              </w:rPr>
-              <w:br/>
-              <w:t>2. При повторном нажатии блок скрывается обратно.</w:t>
+              <w:top w:val="single" w:sz="4" w:space="0" w:color="auto"/>
+              <w:bottom w:val="single" w:sz="4" w:space="0" w:color="auto"/>
+            </w:tcBorders>
+          </w:tcPr>
+          <w:p>
+            <w:pPr>
+              <w:rPr>
+                <w:color w:val="000000" w:themeColor="text1"/>
+              </w:rPr>
+            </w:pPr>
+            <w:r>
+              <w:rPr>
+                <w:color w:val="000000" w:themeColor="text1"/>
+              </w:rPr>
+              <w:t>1. Бренды отображаются в мобильной карусели.</w:t>
+            </w:r>
+            <w:r>
+              <w:rPr>
+                <w:color w:val="000000" w:themeColor="text1"/>
+              </w:rPr>
+              <w:br/>
+              <w:t>2. Карусель переключается автоматически.</w:t>
+            </w:r>
+            <w:r>
+              <w:rPr>
+                <w:color w:val="000000" w:themeColor="text1"/>
+              </w:rPr>
+              <w:br/>
+              <w:t>3. Логотипы не обрезаются.</w:t>
             </w:r>
           </w:p>
         </w:tc>
@@ -6947,7 +6978,7 @@
           <w:tcPr>
             <w:tcW w:w="1689" w:type="dxa"/>
             <w:tcBorders>
-              <w:top w:val="single" w:sz="18" w:space="0" w:color="auto"/>
+              <w:top w:val="single" w:sz="4" w:space="0" w:color="auto"/>
               <w:bottom w:val="single" w:sz="4" w:space="0" w:color="auto"/>
             </w:tcBorders>
           </w:tcPr>
@@ -6969,7 +7000,7 @@
           <w:tcPr>
             <w:tcW w:w="1235" w:type="dxa"/>
             <w:tcBorders>
-              <w:top w:val="single" w:sz="18" w:space="0" w:color="auto"/>
+              <w:top w:val="single" w:sz="4" w:space="0" w:color="auto"/>
               <w:bottom w:val="single" w:sz="4" w:space="0" w:color="auto"/>
             </w:tcBorders>
           </w:tcPr>
@@ -7007,7 +7038,7 @@
               <w:rPr>
                 <w:color w:val="000000" w:themeColor="text1"/>
               </w:rPr>
-              <w:t>B_12</w:t>
+              <w:t>B_15</w:t>
             </w:r>
           </w:p>
         </w:tc>
@@ -7029,7 +7060,7 @@
               <w:rPr>
                 <w:color w:val="000000" w:themeColor="text1"/>
               </w:rPr>
-              <w:t>высокий</w:t>
+              <w:t>средний</w:t>
             </w:r>
           </w:p>
         </w:tc>
@@ -7047,48 +7078,336 @@
                 <w:color w:val="000000" w:themeColor="text1"/>
               </w:rPr>
             </w:pPr>
-            <w:proofErr w:type="spellStart"/>
             <w:r>
               <w:rPr>
                 <w:b/>
                 <w:bCs/>
                 <w:color w:val="000000" w:themeColor="text1"/>
               </w:rPr>
-              <w:t>Bootstrap</w:t>
-            </w:r>
-            <w:proofErr w:type="spellEnd"/>
+              <w:t>Bootstrap. Индикатор выполнения</w:t>
+            </w:r>
+            <w:r>
+              <w:rPr>
+                <w:color w:val="000000" w:themeColor="text1"/>
+              </w:rPr>
+              <w:br/>
+              <w:t>1. Найти progress-bar на странице задания 6.</w:t>
+            </w:r>
+          </w:p>
+        </w:tc>
+        <w:tc>
+          <w:tcPr>
+            <w:tcW w:w="5028" w:type="dxa"/>
+            <w:tcBorders>
+              <w:top w:val="single" w:sz="4" w:space="0" w:color="auto"/>
+              <w:bottom w:val="single" w:sz="4" w:space="0" w:color="auto"/>
+            </w:tcBorders>
+          </w:tcPr>
+          <w:p>
+            <w:pPr>
+              <w:rPr>
+                <w:color w:val="000000" w:themeColor="text1"/>
+              </w:rPr>
+            </w:pPr>
+            <w:r>
+              <w:rPr>
+                <w:color w:val="000000" w:themeColor="text1"/>
+              </w:rPr>
+              <w:t>1. Индикатор отображается корректно.</w:t>
+            </w:r>
+            <w:r>
+              <w:rPr>
+                <w:color w:val="000000" w:themeColor="text1"/>
+              </w:rPr>
+              <w:br/>
+              <w:t>2. Цвет и размер соответствуют стилю сайта.</w:t>
+            </w:r>
+          </w:p>
+        </w:tc>
+        <w:tc>
+          <w:tcPr>
+            <w:tcW w:w="1689" w:type="dxa"/>
+            <w:tcBorders>
+              <w:top w:val="single" w:sz="4" w:space="0" w:color="auto"/>
+              <w:bottom w:val="single" w:sz="4" w:space="0" w:color="auto"/>
+            </w:tcBorders>
+          </w:tcPr>
+          <w:p>
+            <w:pPr>
+              <w:rPr>
+                <w:color w:val="000000" w:themeColor="text1"/>
+              </w:rPr>
+            </w:pPr>
+            <w:r>
+              <w:rPr>
+                <w:color w:val="000000" w:themeColor="text1"/>
+              </w:rPr>
+              <w:t>Соответствует</w:t>
+            </w:r>
+          </w:p>
+        </w:tc>
+        <w:tc>
+          <w:tcPr>
+            <w:tcW w:w="1235" w:type="dxa"/>
+            <w:tcBorders>
+              <w:top w:val="single" w:sz="4" w:space="0" w:color="auto"/>
+              <w:bottom w:val="single" w:sz="4" w:space="0" w:color="auto"/>
+            </w:tcBorders>
+          </w:tcPr>
+          <w:p>
+            <w:pPr>
+              <w:rPr>
+                <w:color w:val="000000" w:themeColor="text1"/>
+              </w:rPr>
+            </w:pPr>
+            <w:r>
+              <w:rPr>
+                <w:color w:val="000000" w:themeColor="text1"/>
+              </w:rPr>
+              <w:t>Пройдено</w:t>
+            </w:r>
+          </w:p>
+        </w:tc>
+      </w:tr>
+      <w:tr>
+        <w:tc>
+          <w:tcPr>
+            <w:tcW w:w="1158" w:type="dxa"/>
+            <w:tcBorders>
+              <w:top w:val="single" w:sz="4" w:space="0" w:color="auto"/>
+              <w:bottom w:val="single" w:sz="4" w:space="0" w:color="auto"/>
+            </w:tcBorders>
+          </w:tcPr>
+          <w:p>
+            <w:pPr>
+              <w:rPr>
+                <w:color w:val="000000" w:themeColor="text1"/>
+              </w:rPr>
+            </w:pPr>
+            <w:r>
+              <w:rPr>
+                <w:color w:val="000000" w:themeColor="text1"/>
+              </w:rPr>
+              <w:t>B_16</w:t>
+            </w:r>
+          </w:p>
+        </w:tc>
+        <w:tc>
+          <w:tcPr>
+            <w:tcW w:w="1091" w:type="dxa"/>
+            <w:tcBorders>
+              <w:top w:val="single" w:sz="4" w:space="0" w:color="auto"/>
+              <w:bottom w:val="single" w:sz="4" w:space="0" w:color="auto"/>
+            </w:tcBorders>
+          </w:tcPr>
+          <w:p>
+            <w:pPr>
+              <w:rPr>
+                <w:color w:val="000000" w:themeColor="text1"/>
+              </w:rPr>
+            </w:pPr>
+            <w:r>
+              <w:rPr>
+                <w:color w:val="000000" w:themeColor="text1"/>
+              </w:rPr>
+              <w:t>средний</w:t>
+            </w:r>
+          </w:p>
+        </w:tc>
+        <w:tc>
+          <w:tcPr>
+            <w:tcW w:w="4323" w:type="dxa"/>
+            <w:tcBorders>
+              <w:top w:val="single" w:sz="4" w:space="0" w:color="auto"/>
+              <w:bottom w:val="single" w:sz="4" w:space="0" w:color="auto"/>
+            </w:tcBorders>
+          </w:tcPr>
+          <w:p>
+            <w:pPr>
+              <w:rPr>
+                <w:color w:val="000000" w:themeColor="text1"/>
+              </w:rPr>
+            </w:pPr>
             <w:r>
               <w:rPr>
                 <w:b/>
                 <w:bCs/>
                 <w:color w:val="000000" w:themeColor="text1"/>
               </w:rPr>
-              <w:t xml:space="preserve">. </w:t>
-            </w:r>
-            <w:proofErr w:type="spellStart"/>
+              <w:t>Bootstrap. Анимированный индикатор загрузки</w:t>
+            </w:r>
+            <w:r>
+              <w:rPr>
+                <w:color w:val="000000" w:themeColor="text1"/>
+              </w:rPr>
+              <w:br/>
+              <w:t>1. Найти spinner на странице.</w:t>
+            </w:r>
+            <w:r>
+              <w:rPr>
+                <w:color w:val="000000" w:themeColor="text1"/>
+              </w:rPr>
+              <w:br/>
+              <w:t>2. Проверить его отображение.</w:t>
+            </w:r>
+          </w:p>
+        </w:tc>
+        <w:tc>
+          <w:tcPr>
+            <w:tcW w:w="5028" w:type="dxa"/>
+            <w:tcBorders>
+              <w:top w:val="single" w:sz="4" w:space="0" w:color="auto"/>
+              <w:bottom w:val="single" w:sz="4" w:space="0" w:color="auto"/>
+            </w:tcBorders>
+          </w:tcPr>
+          <w:p>
+            <w:pPr>
+              <w:rPr>
+                <w:color w:val="000000" w:themeColor="text1"/>
+              </w:rPr>
+            </w:pPr>
+            <w:r>
+              <w:rPr>
+                <w:color w:val="000000" w:themeColor="text1"/>
+              </w:rPr>
+              <w:t>1. Индикатор загрузки отображается.</w:t>
+            </w:r>
+            <w:r>
+              <w:rPr>
+                <w:color w:val="000000" w:themeColor="text1"/>
+              </w:rPr>
+              <w:br/>
+              <w:t>2. Анимация работает плавно.</w:t>
+            </w:r>
+          </w:p>
+        </w:tc>
+        <w:tc>
+          <w:tcPr>
+            <w:tcW w:w="1689" w:type="dxa"/>
+            <w:tcBorders>
+              <w:top w:val="single" w:sz="4" w:space="0" w:color="auto"/>
+              <w:bottom w:val="single" w:sz="4" w:space="0" w:color="auto"/>
+            </w:tcBorders>
+          </w:tcPr>
+          <w:p>
+            <w:pPr>
+              <w:rPr>
+                <w:color w:val="000000" w:themeColor="text1"/>
+              </w:rPr>
+            </w:pPr>
+            <w:r>
+              <w:rPr>
+                <w:color w:val="000000" w:themeColor="text1"/>
+              </w:rPr>
+              <w:t>Соответствует</w:t>
+            </w:r>
+          </w:p>
+        </w:tc>
+        <w:tc>
+          <w:tcPr>
+            <w:tcW w:w="1235" w:type="dxa"/>
+            <w:tcBorders>
+              <w:top w:val="single" w:sz="4" w:space="0" w:color="auto"/>
+              <w:bottom w:val="single" w:sz="4" w:space="0" w:color="auto"/>
+            </w:tcBorders>
+          </w:tcPr>
+          <w:p>
+            <w:pPr>
+              <w:rPr>
+                <w:color w:val="000000" w:themeColor="text1"/>
+              </w:rPr>
+            </w:pPr>
+            <w:r>
+              <w:rPr>
+                <w:color w:val="000000" w:themeColor="text1"/>
+              </w:rPr>
+              <w:t>Пройдено</w:t>
+            </w:r>
+          </w:p>
+        </w:tc>
+      </w:tr>
+      <w:tr>
+        <w:tc>
+          <w:tcPr>
+            <w:tcW w:w="1158" w:type="dxa"/>
+            <w:tcBorders>
+              <w:top w:val="single" w:sz="4" w:space="0" w:color="auto"/>
+              <w:bottom w:val="single" w:sz="4" w:space="0" w:color="auto"/>
+            </w:tcBorders>
+          </w:tcPr>
+          <w:p>
+            <w:pPr>
+              <w:rPr>
+                <w:color w:val="000000" w:themeColor="text1"/>
+              </w:rPr>
+            </w:pPr>
+            <w:r>
+              <w:rPr>
+                <w:color w:val="000000" w:themeColor="text1"/>
+              </w:rPr>
+              <w:t>B_17</w:t>
+            </w:r>
+          </w:p>
+        </w:tc>
+        <w:tc>
+          <w:tcPr>
+            <w:tcW w:w="1091" w:type="dxa"/>
+            <w:tcBorders>
+              <w:top w:val="single" w:sz="4" w:space="0" w:color="auto"/>
+              <w:bottom w:val="single" w:sz="4" w:space="0" w:color="auto"/>
+            </w:tcBorders>
+          </w:tcPr>
+          <w:p>
+            <w:pPr>
+              <w:rPr>
+                <w:color w:val="000000" w:themeColor="text1"/>
+              </w:rPr>
+            </w:pPr>
+            <w:r>
+              <w:rPr>
+                <w:color w:val="000000" w:themeColor="text1"/>
+              </w:rPr>
+              <w:t>крайне высокий</w:t>
+            </w:r>
+          </w:p>
+        </w:tc>
+        <w:tc>
+          <w:tcPr>
+            <w:tcW w:w="4323" w:type="dxa"/>
+            <w:tcBorders>
+              <w:top w:val="single" w:sz="4" w:space="0" w:color="auto"/>
+              <w:bottom w:val="single" w:sz="4" w:space="0" w:color="auto"/>
+            </w:tcBorders>
+          </w:tcPr>
+          <w:p>
+            <w:pPr>
+              <w:rPr>
+                <w:color w:val="000000" w:themeColor="text1"/>
+              </w:rPr>
+            </w:pPr>
             <w:r>
               <w:rPr>
                 <w:b/>
                 <w:bCs/>
                 <w:color w:val="000000" w:themeColor="text1"/>
               </w:rPr>
-              <w:t>Tabs</w:t>
-            </w:r>
-            <w:proofErr w:type="spellEnd"/>
+              <w:t>Bootstrap. Адаптация страницы на планшете</w:t>
+            </w:r>
             <w:r>
               <w:rPr>
                 <w:b/>
                 <w:bCs/>
                 <w:color w:val="000000" w:themeColor="text1"/>
               </w:rPr>
-              <w:t xml:space="preserve"> с переключением содержимого</w:t>
-            </w:r>
-            <w:r>
-              <w:rPr>
-                <w:color w:val="000000" w:themeColor="text1"/>
-              </w:rPr>
-              <w:br/>
-              <w:t>1. Нажать на вкладку в блоке с дополнительной информацией.</w:t>
+              <w:br/>
+              <w:t>• Ширина окна 720px.</w:t>
+            </w:r>
+            <w:r>
+              <w:rPr>
+                <w:color w:val="000000" w:themeColor="text1"/>
+              </w:rPr>
+              <w:br/>
+              <w:t>1. Проверить шапку, ассортимент, товары, форму и подвал.</w:t>
             </w:r>
           </w:p>
         </w:tc>
@@ -7110,887 +7429,6 @@
               <w:rPr>
                 <w:color w:val="000000" w:themeColor="text1"/>
               </w:rPr>
-              <w:t>1. Активная вкладка визуально выделяется.</w:t>
-            </w:r>
-            <w:r>
-              <w:rPr>
-                <w:color w:val="000000" w:themeColor="text1"/>
-              </w:rPr>
-              <w:br/>
-              <w:t>2. Содержимое блока меняется без перезагрузки страницы.</w:t>
-            </w:r>
-          </w:p>
-        </w:tc>
-        <w:tc>
-          <w:tcPr>
-            <w:tcW w:w="1689" w:type="dxa"/>
-            <w:tcBorders>
-              <w:top w:val="single" w:sz="4" w:space="0" w:color="auto"/>
-              <w:bottom w:val="single" w:sz="4" w:space="0" w:color="auto"/>
-            </w:tcBorders>
-          </w:tcPr>
-          <w:p>
-            <w:pPr>
-              <w:rPr>
-                <w:color w:val="000000" w:themeColor="text1"/>
-              </w:rPr>
-            </w:pPr>
-            <w:r>
-              <w:rPr>
-                <w:color w:val="000000" w:themeColor="text1"/>
-              </w:rPr>
-              <w:t>Соответствует</w:t>
-            </w:r>
-          </w:p>
-        </w:tc>
-        <w:tc>
-          <w:tcPr>
-            <w:tcW w:w="1235" w:type="dxa"/>
-            <w:tcBorders>
-              <w:top w:val="single" w:sz="4" w:space="0" w:color="auto"/>
-              <w:bottom w:val="single" w:sz="4" w:space="0" w:color="auto"/>
-            </w:tcBorders>
-          </w:tcPr>
-          <w:p>
-            <w:pPr>
-              <w:rPr>
-                <w:color w:val="000000" w:themeColor="text1"/>
-              </w:rPr>
-            </w:pPr>
-            <w:r>
-              <w:rPr>
-                <w:color w:val="000000" w:themeColor="text1"/>
-              </w:rPr>
-              <w:t>Пройдено</w:t>
-            </w:r>
-          </w:p>
-        </w:tc>
-      </w:tr>
-      <w:tr>
-        <w:tc>
-          <w:tcPr>
-            <w:tcW w:w="1158" w:type="dxa"/>
-            <w:tcBorders>
-              <w:top w:val="single" w:sz="4" w:space="0" w:color="auto"/>
-              <w:bottom w:val="single" w:sz="4" w:space="0" w:color="auto"/>
-            </w:tcBorders>
-          </w:tcPr>
-          <w:p>
-            <w:pPr>
-              <w:rPr>
-                <w:color w:val="000000" w:themeColor="text1"/>
-              </w:rPr>
-            </w:pPr>
-            <w:r>
-              <w:rPr>
-                <w:color w:val="000000" w:themeColor="text1"/>
-              </w:rPr>
-              <w:t>B_13</w:t>
-            </w:r>
-          </w:p>
-        </w:tc>
-        <w:tc>
-          <w:tcPr>
-            <w:tcW w:w="1091" w:type="dxa"/>
-            <w:tcBorders>
-              <w:top w:val="single" w:sz="4" w:space="0" w:color="auto"/>
-              <w:bottom w:val="single" w:sz="4" w:space="0" w:color="auto"/>
-            </w:tcBorders>
-          </w:tcPr>
-          <w:p>
-            <w:pPr>
-              <w:rPr>
-                <w:color w:val="000000" w:themeColor="text1"/>
-              </w:rPr>
-            </w:pPr>
-            <w:r>
-              <w:rPr>
-                <w:color w:val="000000" w:themeColor="text1"/>
-              </w:rPr>
-              <w:t>высокий</w:t>
-            </w:r>
-          </w:p>
-        </w:tc>
-        <w:tc>
-          <w:tcPr>
-            <w:tcW w:w="4323" w:type="dxa"/>
-            <w:tcBorders>
-              <w:top w:val="single" w:sz="4" w:space="0" w:color="auto"/>
-              <w:bottom w:val="single" w:sz="4" w:space="0" w:color="auto"/>
-            </w:tcBorders>
-          </w:tcPr>
-          <w:p>
-            <w:pPr>
-              <w:rPr>
-                <w:color w:val="000000" w:themeColor="text1"/>
-              </w:rPr>
-            </w:pPr>
-            <w:proofErr w:type="spellStart"/>
-            <w:r>
-              <w:rPr>
-                <w:b/>
-                <w:bCs/>
-                <w:color w:val="000000" w:themeColor="text1"/>
-              </w:rPr>
-              <w:t>Bootstrap</w:t>
-            </w:r>
-            <w:proofErr w:type="spellEnd"/>
-            <w:r>
-              <w:rPr>
-                <w:b/>
-                <w:bCs/>
-                <w:color w:val="000000" w:themeColor="text1"/>
-              </w:rPr>
-              <w:t>. Карусель баннеров</w:t>
-            </w:r>
-            <w:r>
-              <w:rPr>
-                <w:color w:val="000000" w:themeColor="text1"/>
-              </w:rPr>
-              <w:br/>
-              <w:t>1. Открыть верхний баннер.</w:t>
-            </w:r>
-            <w:r>
-              <w:rPr>
-                <w:color w:val="000000" w:themeColor="text1"/>
-              </w:rPr>
-              <w:br/>
-              <w:t>2. Нажать стрелки переключения.</w:t>
-            </w:r>
-          </w:p>
-        </w:tc>
-        <w:tc>
-          <w:tcPr>
-            <w:tcW w:w="5028" w:type="dxa"/>
-            <w:tcBorders>
-              <w:top w:val="single" w:sz="4" w:space="0" w:color="auto"/>
-              <w:bottom w:val="single" w:sz="4" w:space="0" w:color="auto"/>
-            </w:tcBorders>
-          </w:tcPr>
-          <w:p>
-            <w:pPr>
-              <w:rPr>
-                <w:color w:val="000000" w:themeColor="text1"/>
-              </w:rPr>
-            </w:pPr>
-            <w:r>
-              <w:rPr>
-                <w:color w:val="000000" w:themeColor="text1"/>
-              </w:rPr>
-              <w:t>1. Баннеры переключаются стрелками.</w:t>
-            </w:r>
-            <w:r>
-              <w:rPr>
-                <w:color w:val="000000" w:themeColor="text1"/>
-              </w:rPr>
-              <w:br/>
-              <w:t>2. Индикаторы слайдов отображаются корректно.</w:t>
-            </w:r>
-            <w:r>
-              <w:rPr>
-                <w:color w:val="000000" w:themeColor="text1"/>
-              </w:rPr>
-              <w:br/>
-              <w:t>3. Изображения не растягиваются и не выходят за границы блока.</w:t>
-            </w:r>
-          </w:p>
-        </w:tc>
-        <w:tc>
-          <w:tcPr>
-            <w:tcW w:w="1689" w:type="dxa"/>
-            <w:tcBorders>
-              <w:top w:val="single" w:sz="4" w:space="0" w:color="auto"/>
-              <w:bottom w:val="single" w:sz="4" w:space="0" w:color="auto"/>
-            </w:tcBorders>
-          </w:tcPr>
-          <w:p>
-            <w:pPr>
-              <w:rPr>
-                <w:color w:val="000000" w:themeColor="text1"/>
-              </w:rPr>
-            </w:pPr>
-            <w:r>
-              <w:rPr>
-                <w:color w:val="000000" w:themeColor="text1"/>
-              </w:rPr>
-              <w:t>Соответствует</w:t>
-            </w:r>
-          </w:p>
-        </w:tc>
-        <w:tc>
-          <w:tcPr>
-            <w:tcW w:w="1235" w:type="dxa"/>
-            <w:tcBorders>
-              <w:top w:val="single" w:sz="4" w:space="0" w:color="auto"/>
-              <w:bottom w:val="single" w:sz="4" w:space="0" w:color="auto"/>
-            </w:tcBorders>
-          </w:tcPr>
-          <w:p>
-            <w:pPr>
-              <w:rPr>
-                <w:color w:val="000000" w:themeColor="text1"/>
-              </w:rPr>
-            </w:pPr>
-            <w:r>
-              <w:rPr>
-                <w:color w:val="000000" w:themeColor="text1"/>
-              </w:rPr>
-              <w:t>Пройдено</w:t>
-            </w:r>
-          </w:p>
-        </w:tc>
-      </w:tr>
-      <w:tr>
-        <w:tc>
-          <w:tcPr>
-            <w:tcW w:w="1158" w:type="dxa"/>
-            <w:tcBorders>
-              <w:top w:val="single" w:sz="4" w:space="0" w:color="auto"/>
-              <w:bottom w:val="single" w:sz="4" w:space="0" w:color="auto"/>
-            </w:tcBorders>
-          </w:tcPr>
-          <w:p>
-            <w:pPr>
-              <w:rPr>
-                <w:color w:val="000000" w:themeColor="text1"/>
-              </w:rPr>
-            </w:pPr>
-            <w:r>
-              <w:rPr>
-                <w:color w:val="000000" w:themeColor="text1"/>
-              </w:rPr>
-              <w:t>B_14</w:t>
-            </w:r>
-          </w:p>
-        </w:tc>
-        <w:tc>
-          <w:tcPr>
-            <w:tcW w:w="1091" w:type="dxa"/>
-            <w:tcBorders>
-              <w:top w:val="single" w:sz="4" w:space="0" w:color="auto"/>
-              <w:bottom w:val="single" w:sz="4" w:space="0" w:color="auto"/>
-            </w:tcBorders>
-          </w:tcPr>
-          <w:p>
-            <w:pPr>
-              <w:rPr>
-                <w:color w:val="000000" w:themeColor="text1"/>
-              </w:rPr>
-            </w:pPr>
-            <w:r>
-              <w:rPr>
-                <w:color w:val="000000" w:themeColor="text1"/>
-              </w:rPr>
-              <w:t>средний</w:t>
-            </w:r>
-          </w:p>
-        </w:tc>
-        <w:tc>
-          <w:tcPr>
-            <w:tcW w:w="4323" w:type="dxa"/>
-            <w:tcBorders>
-              <w:top w:val="single" w:sz="4" w:space="0" w:color="auto"/>
-              <w:bottom w:val="single" w:sz="4" w:space="0" w:color="auto"/>
-            </w:tcBorders>
-          </w:tcPr>
-          <w:p>
-            <w:pPr>
-              <w:rPr>
-                <w:color w:val="000000" w:themeColor="text1"/>
-              </w:rPr>
-            </w:pPr>
-            <w:proofErr w:type="spellStart"/>
-            <w:r>
-              <w:rPr>
-                <w:b/>
-                <w:bCs/>
-                <w:color w:val="000000" w:themeColor="text1"/>
-              </w:rPr>
-              <w:t>Bootstrap</w:t>
-            </w:r>
-            <w:proofErr w:type="spellEnd"/>
-            <w:r>
-              <w:rPr>
-                <w:b/>
-                <w:bCs/>
-                <w:color w:val="000000" w:themeColor="text1"/>
-              </w:rPr>
-              <w:t>. Карусель брендов на телефоне</w:t>
-            </w:r>
-            <w:r>
-              <w:rPr>
-                <w:b/>
-                <w:bCs/>
-                <w:color w:val="000000" w:themeColor="text1"/>
-              </w:rPr>
-              <w:br/>
-              <w:t>• Ширина окна менее 480px.</w:t>
-            </w:r>
-            <w:r>
-              <w:rPr>
-                <w:color w:val="000000" w:themeColor="text1"/>
-              </w:rPr>
-              <w:br/>
-              <w:t>1. Перейти к блоку брендов.</w:t>
-            </w:r>
-            <w:r>
-              <w:rPr>
-                <w:color w:val="000000" w:themeColor="text1"/>
-              </w:rPr>
-              <w:br/>
-              <w:t>2. Наблюдать за каруселью.</w:t>
-            </w:r>
-          </w:p>
-        </w:tc>
-        <w:tc>
-          <w:tcPr>
-            <w:tcW w:w="5028" w:type="dxa"/>
-            <w:tcBorders>
-              <w:top w:val="single" w:sz="4" w:space="0" w:color="auto"/>
-              <w:bottom w:val="single" w:sz="4" w:space="0" w:color="auto"/>
-            </w:tcBorders>
-          </w:tcPr>
-          <w:p>
-            <w:pPr>
-              <w:rPr>
-                <w:color w:val="000000" w:themeColor="text1"/>
-              </w:rPr>
-            </w:pPr>
-            <w:r>
-              <w:rPr>
-                <w:color w:val="000000" w:themeColor="text1"/>
-              </w:rPr>
-              <w:t>1. Бренды отображаются в мобильной карусели.</w:t>
-            </w:r>
-            <w:r>
-              <w:rPr>
-                <w:color w:val="000000" w:themeColor="text1"/>
-              </w:rPr>
-              <w:br/>
-              <w:t>2. Карусель переключается автоматически.</w:t>
-            </w:r>
-            <w:r>
-              <w:rPr>
-                <w:color w:val="000000" w:themeColor="text1"/>
-              </w:rPr>
-              <w:br/>
-              <w:t>3. Логотипы не обрезаются.</w:t>
-            </w:r>
-          </w:p>
-        </w:tc>
-        <w:tc>
-          <w:tcPr>
-            <w:tcW w:w="1689" w:type="dxa"/>
-            <w:tcBorders>
-              <w:top w:val="single" w:sz="4" w:space="0" w:color="auto"/>
-              <w:bottom w:val="single" w:sz="4" w:space="0" w:color="auto"/>
-            </w:tcBorders>
-          </w:tcPr>
-          <w:p>
-            <w:pPr>
-              <w:rPr>
-                <w:color w:val="000000" w:themeColor="text1"/>
-              </w:rPr>
-            </w:pPr>
-            <w:r>
-              <w:rPr>
-                <w:color w:val="000000" w:themeColor="text1"/>
-              </w:rPr>
-              <w:t>Соответствует</w:t>
-            </w:r>
-          </w:p>
-        </w:tc>
-        <w:tc>
-          <w:tcPr>
-            <w:tcW w:w="1235" w:type="dxa"/>
-            <w:tcBorders>
-              <w:top w:val="single" w:sz="4" w:space="0" w:color="auto"/>
-              <w:bottom w:val="single" w:sz="4" w:space="0" w:color="auto"/>
-            </w:tcBorders>
-          </w:tcPr>
-          <w:p>
-            <w:pPr>
-              <w:rPr>
-                <w:color w:val="000000" w:themeColor="text1"/>
-              </w:rPr>
-            </w:pPr>
-            <w:r>
-              <w:rPr>
-                <w:color w:val="000000" w:themeColor="text1"/>
-              </w:rPr>
-              <w:t>Пройдено</w:t>
-            </w:r>
-          </w:p>
-        </w:tc>
-      </w:tr>
-      <w:tr>
-        <w:tc>
-          <w:tcPr>
-            <w:tcW w:w="1158" w:type="dxa"/>
-            <w:tcBorders>
-              <w:top w:val="single" w:sz="4" w:space="0" w:color="auto"/>
-              <w:bottom w:val="single" w:sz="4" w:space="0" w:color="auto"/>
-            </w:tcBorders>
-          </w:tcPr>
-          <w:p>
-            <w:pPr>
-              <w:rPr>
-                <w:color w:val="000000" w:themeColor="text1"/>
-              </w:rPr>
-            </w:pPr>
-            <w:r>
-              <w:rPr>
-                <w:color w:val="000000" w:themeColor="text1"/>
-              </w:rPr>
-              <w:t>B_15</w:t>
-            </w:r>
-          </w:p>
-        </w:tc>
-        <w:tc>
-          <w:tcPr>
-            <w:tcW w:w="1091" w:type="dxa"/>
-            <w:tcBorders>
-              <w:top w:val="single" w:sz="4" w:space="0" w:color="auto"/>
-              <w:bottom w:val="single" w:sz="4" w:space="0" w:color="auto"/>
-            </w:tcBorders>
-          </w:tcPr>
-          <w:p>
-            <w:pPr>
-              <w:rPr>
-                <w:color w:val="000000" w:themeColor="text1"/>
-              </w:rPr>
-            </w:pPr>
-            <w:r>
-              <w:rPr>
-                <w:color w:val="000000" w:themeColor="text1"/>
-              </w:rPr>
-              <w:t>средний</w:t>
-            </w:r>
-          </w:p>
-        </w:tc>
-        <w:tc>
-          <w:tcPr>
-            <w:tcW w:w="4323" w:type="dxa"/>
-            <w:tcBorders>
-              <w:top w:val="single" w:sz="4" w:space="0" w:color="auto"/>
-              <w:bottom w:val="single" w:sz="4" w:space="0" w:color="auto"/>
-            </w:tcBorders>
-          </w:tcPr>
-          <w:p>
-            <w:pPr>
-              <w:rPr>
-                <w:color w:val="000000" w:themeColor="text1"/>
-              </w:rPr>
-            </w:pPr>
-            <w:proofErr w:type="spellStart"/>
-            <w:r>
-              <w:rPr>
-                <w:b/>
-                <w:bCs/>
-                <w:color w:val="000000" w:themeColor="text1"/>
-              </w:rPr>
-              <w:t>Bootstrap</w:t>
-            </w:r>
-            <w:proofErr w:type="spellEnd"/>
-            <w:r>
-              <w:rPr>
-                <w:b/>
-                <w:bCs/>
-                <w:color w:val="000000" w:themeColor="text1"/>
-              </w:rPr>
-              <w:t>. Индикатор выполнения</w:t>
-            </w:r>
-            <w:r>
-              <w:rPr>
-                <w:color w:val="000000" w:themeColor="text1"/>
-              </w:rPr>
-              <w:br/>
-              <w:t xml:space="preserve">1. Найти </w:t>
-            </w:r>
-            <w:proofErr w:type="spellStart"/>
-            <w:r>
-              <w:rPr>
-                <w:color w:val="000000" w:themeColor="text1"/>
-              </w:rPr>
-              <w:t>progress-bar</w:t>
-            </w:r>
-            <w:proofErr w:type="spellEnd"/>
-            <w:r>
-              <w:rPr>
-                <w:color w:val="000000" w:themeColor="text1"/>
-              </w:rPr>
-              <w:t xml:space="preserve"> на странице задания 6.</w:t>
-            </w:r>
-          </w:p>
-        </w:tc>
-        <w:tc>
-          <w:tcPr>
-            <w:tcW w:w="5028" w:type="dxa"/>
-            <w:tcBorders>
-              <w:top w:val="single" w:sz="4" w:space="0" w:color="auto"/>
-              <w:bottom w:val="single" w:sz="4" w:space="0" w:color="auto"/>
-            </w:tcBorders>
-          </w:tcPr>
-          <w:p>
-            <w:pPr>
-              <w:rPr>
-                <w:color w:val="000000" w:themeColor="text1"/>
-              </w:rPr>
-            </w:pPr>
-            <w:r>
-              <w:rPr>
-                <w:color w:val="000000" w:themeColor="text1"/>
-              </w:rPr>
-              <w:t>1. Индикатор отображается корректно.</w:t>
-            </w:r>
-            <w:r>
-              <w:rPr>
-                <w:color w:val="000000" w:themeColor="text1"/>
-              </w:rPr>
-              <w:br/>
-              <w:t>2. Цвет и размер соответствуют стилю сайта.</w:t>
-            </w:r>
-          </w:p>
-        </w:tc>
-        <w:tc>
-          <w:tcPr>
-            <w:tcW w:w="1689" w:type="dxa"/>
-            <w:tcBorders>
-              <w:top w:val="single" w:sz="4" w:space="0" w:color="auto"/>
-              <w:bottom w:val="single" w:sz="4" w:space="0" w:color="auto"/>
-            </w:tcBorders>
-          </w:tcPr>
-          <w:p>
-            <w:pPr>
-              <w:rPr>
-                <w:color w:val="000000" w:themeColor="text1"/>
-              </w:rPr>
-            </w:pPr>
-            <w:r>
-              <w:rPr>
-                <w:color w:val="000000" w:themeColor="text1"/>
-              </w:rPr>
-              <w:t>Соответствует</w:t>
-            </w:r>
-          </w:p>
-        </w:tc>
-        <w:tc>
-          <w:tcPr>
-            <w:tcW w:w="1235" w:type="dxa"/>
-            <w:tcBorders>
-              <w:top w:val="single" w:sz="4" w:space="0" w:color="auto"/>
-              <w:bottom w:val="single" w:sz="4" w:space="0" w:color="auto"/>
-            </w:tcBorders>
-          </w:tcPr>
-          <w:p>
-            <w:pPr>
-              <w:rPr>
-                <w:color w:val="000000" w:themeColor="text1"/>
-              </w:rPr>
-            </w:pPr>
-            <w:r>
-              <w:rPr>
-                <w:color w:val="000000" w:themeColor="text1"/>
-              </w:rPr>
-              <w:t>Пройдено</w:t>
-            </w:r>
-          </w:p>
-        </w:tc>
-      </w:tr>
-      <w:tr>
-        <w:tc>
-          <w:tcPr>
-            <w:tcW w:w="1158" w:type="dxa"/>
-            <w:tcBorders>
-              <w:top w:val="single" w:sz="4" w:space="0" w:color="auto"/>
-              <w:bottom w:val="single" w:sz="4" w:space="0" w:color="auto"/>
-            </w:tcBorders>
-          </w:tcPr>
-          <w:p>
-            <w:pPr>
-              <w:rPr>
-                <w:color w:val="000000" w:themeColor="text1"/>
-              </w:rPr>
-            </w:pPr>
-            <w:r>
-              <w:rPr>
-                <w:color w:val="000000" w:themeColor="text1"/>
-              </w:rPr>
-              <w:t>B_16</w:t>
-            </w:r>
-          </w:p>
-        </w:tc>
-        <w:tc>
-          <w:tcPr>
-            <w:tcW w:w="1091" w:type="dxa"/>
-            <w:tcBorders>
-              <w:top w:val="single" w:sz="4" w:space="0" w:color="auto"/>
-              <w:bottom w:val="single" w:sz="4" w:space="0" w:color="auto"/>
-            </w:tcBorders>
-          </w:tcPr>
-          <w:p>
-            <w:pPr>
-              <w:rPr>
-                <w:color w:val="000000" w:themeColor="text1"/>
-              </w:rPr>
-            </w:pPr>
-            <w:r>
-              <w:rPr>
-                <w:color w:val="000000" w:themeColor="text1"/>
-              </w:rPr>
-              <w:t>средний</w:t>
-            </w:r>
-          </w:p>
-        </w:tc>
-        <w:tc>
-          <w:tcPr>
-            <w:tcW w:w="4323" w:type="dxa"/>
-            <w:tcBorders>
-              <w:top w:val="single" w:sz="4" w:space="0" w:color="auto"/>
-              <w:bottom w:val="single" w:sz="4" w:space="0" w:color="auto"/>
-            </w:tcBorders>
-          </w:tcPr>
-          <w:p>
-            <w:pPr>
-              <w:rPr>
-                <w:color w:val="000000" w:themeColor="text1"/>
-              </w:rPr>
-            </w:pPr>
-            <w:proofErr w:type="spellStart"/>
-            <w:r>
-              <w:rPr>
-                <w:b/>
-                <w:bCs/>
-                <w:color w:val="000000" w:themeColor="text1"/>
-              </w:rPr>
-              <w:t>Bootstrap</w:t>
-            </w:r>
-            <w:proofErr w:type="spellEnd"/>
-            <w:r>
-              <w:rPr>
-                <w:b/>
-                <w:bCs/>
-                <w:color w:val="000000" w:themeColor="text1"/>
-              </w:rPr>
-              <w:t>. Анимированный индикатор загрузки</w:t>
-            </w:r>
-            <w:r>
-              <w:rPr>
-                <w:color w:val="000000" w:themeColor="text1"/>
-              </w:rPr>
-              <w:br/>
-              <w:t xml:space="preserve">1. Найти </w:t>
-            </w:r>
-            <w:proofErr w:type="spellStart"/>
-            <w:r>
-              <w:rPr>
-                <w:color w:val="000000" w:themeColor="text1"/>
-              </w:rPr>
-              <w:t>spinner</w:t>
-            </w:r>
-            <w:proofErr w:type="spellEnd"/>
-            <w:r>
-              <w:rPr>
-                <w:color w:val="000000" w:themeColor="text1"/>
-              </w:rPr>
-              <w:t xml:space="preserve"> на странице.</w:t>
-            </w:r>
-            <w:r>
-              <w:rPr>
-                <w:color w:val="000000" w:themeColor="text1"/>
-              </w:rPr>
-              <w:br/>
-              <w:t>2. Проверить его отображение.</w:t>
-            </w:r>
-          </w:p>
-        </w:tc>
-        <w:tc>
-          <w:tcPr>
-            <w:tcW w:w="5028" w:type="dxa"/>
-            <w:tcBorders>
-              <w:top w:val="single" w:sz="4" w:space="0" w:color="auto"/>
-              <w:bottom w:val="single" w:sz="4" w:space="0" w:color="auto"/>
-            </w:tcBorders>
-          </w:tcPr>
-          <w:p>
-            <w:pPr>
-              <w:rPr>
-                <w:color w:val="000000" w:themeColor="text1"/>
-              </w:rPr>
-            </w:pPr>
-            <w:r>
-              <w:rPr>
-                <w:color w:val="000000" w:themeColor="text1"/>
-              </w:rPr>
-              <w:t>1. Индикатор загрузки отображается.</w:t>
-            </w:r>
-            <w:r>
-              <w:rPr>
-                <w:color w:val="000000" w:themeColor="text1"/>
-              </w:rPr>
-              <w:br/>
-              <w:t>2. Анимация работает плавно.</w:t>
-            </w:r>
-          </w:p>
-        </w:tc>
-        <w:tc>
-          <w:tcPr>
-            <w:tcW w:w="1689" w:type="dxa"/>
-            <w:tcBorders>
-              <w:top w:val="single" w:sz="4" w:space="0" w:color="auto"/>
-              <w:bottom w:val="single" w:sz="4" w:space="0" w:color="auto"/>
-            </w:tcBorders>
-          </w:tcPr>
-          <w:p>
-            <w:pPr>
-              <w:rPr>
-                <w:color w:val="000000" w:themeColor="text1"/>
-              </w:rPr>
-            </w:pPr>
-            <w:r>
-              <w:rPr>
-                <w:color w:val="000000" w:themeColor="text1"/>
-              </w:rPr>
-              <w:t>Соответствует</w:t>
-            </w:r>
-          </w:p>
-        </w:tc>
-        <w:tc>
-          <w:tcPr>
-            <w:tcW w:w="1235" w:type="dxa"/>
-            <w:tcBorders>
-              <w:top w:val="single" w:sz="4" w:space="0" w:color="auto"/>
-              <w:bottom w:val="single" w:sz="4" w:space="0" w:color="auto"/>
-            </w:tcBorders>
-          </w:tcPr>
-          <w:p>
-            <w:pPr>
-              <w:rPr>
-                <w:color w:val="000000" w:themeColor="text1"/>
-              </w:rPr>
-            </w:pPr>
-            <w:r>
-              <w:rPr>
-                <w:color w:val="000000" w:themeColor="text1"/>
-              </w:rPr>
-              <w:t>Пройдено</w:t>
-            </w:r>
-          </w:p>
-        </w:tc>
-      </w:tr>
-      <w:tr>
-        <w:tc>
-          <w:tcPr>
-            <w:tcW w:w="1158" w:type="dxa"/>
-            <w:tcBorders>
-              <w:top w:val="single" w:sz="4" w:space="0" w:color="auto"/>
-              <w:bottom w:val="single" w:sz="4" w:space="0" w:color="auto"/>
-            </w:tcBorders>
-          </w:tcPr>
-          <w:p>
-            <w:pPr>
-              <w:rPr>
-                <w:color w:val="000000" w:themeColor="text1"/>
-              </w:rPr>
-            </w:pPr>
-            <w:r>
-              <w:rPr>
-                <w:color w:val="000000" w:themeColor="text1"/>
-              </w:rPr>
-              <w:t>B_17</w:t>
-            </w:r>
-          </w:p>
-        </w:tc>
-        <w:tc>
-          <w:tcPr>
-            <w:tcW w:w="1091" w:type="dxa"/>
-            <w:tcBorders>
-              <w:top w:val="single" w:sz="4" w:space="0" w:color="auto"/>
-              <w:bottom w:val="single" w:sz="4" w:space="0" w:color="auto"/>
-            </w:tcBorders>
-          </w:tcPr>
-          <w:p>
-            <w:pPr>
-              <w:rPr>
-                <w:color w:val="000000" w:themeColor="text1"/>
-              </w:rPr>
-            </w:pPr>
-            <w:r>
-              <w:rPr>
-                <w:color w:val="000000" w:themeColor="text1"/>
-              </w:rPr>
-              <w:t>крайне высокий</w:t>
-            </w:r>
-          </w:p>
-        </w:tc>
-        <w:tc>
-          <w:tcPr>
-            <w:tcW w:w="4323" w:type="dxa"/>
-            <w:tcBorders>
-              <w:top w:val="single" w:sz="4" w:space="0" w:color="auto"/>
-              <w:bottom w:val="single" w:sz="4" w:space="0" w:color="auto"/>
-            </w:tcBorders>
-          </w:tcPr>
-          <w:p>
-            <w:pPr>
-              <w:rPr>
-                <w:color w:val="000000" w:themeColor="text1"/>
-              </w:rPr>
-            </w:pPr>
-            <w:proofErr w:type="spellStart"/>
-            <w:r>
-              <w:rPr>
-                <w:b/>
-                <w:bCs/>
-                <w:color w:val="000000" w:themeColor="text1"/>
-              </w:rPr>
-              <w:t>Bootstrap</w:t>
-            </w:r>
-            <w:proofErr w:type="spellEnd"/>
-            <w:r>
-              <w:rPr>
-                <w:b/>
-                <w:bCs/>
-                <w:color w:val="000000" w:themeColor="text1"/>
-              </w:rPr>
-              <w:t>. Адаптация страницы на планшете</w:t>
-            </w:r>
-            <w:r>
-              <w:rPr>
-                <w:b/>
-                <w:bCs/>
-                <w:color w:val="000000" w:themeColor="text1"/>
-              </w:rPr>
-              <w:br/>
-              <w:t>• Ширина окна 720px.</w:t>
-            </w:r>
-            <w:r>
-              <w:rPr>
-                <w:color w:val="000000" w:themeColor="text1"/>
-              </w:rPr>
-              <w:br/>
-              <w:t>1. Проверить шапку, ассортимент, товары, форму и подвал.</w:t>
-            </w:r>
-          </w:p>
-        </w:tc>
-        <w:tc>
-          <w:tcPr>
-            <w:tcW w:w="5028" w:type="dxa"/>
-            <w:tcBorders>
-              <w:top w:val="single" w:sz="4" w:space="0" w:color="auto"/>
-              <w:bottom w:val="single" w:sz="4" w:space="0" w:color="auto"/>
-            </w:tcBorders>
-          </w:tcPr>
-          <w:p>
-            <w:pPr>
-              <w:rPr>
-                <w:color w:val="000000" w:themeColor="text1"/>
-              </w:rPr>
-            </w:pPr>
-            <w:r>
-              <w:rPr>
-                <w:color w:val="000000" w:themeColor="text1"/>
-              </w:rPr>
               <w:t>1. Сетка перестраивается под планшет.</w:t>
             </w:r>
             <w:r>
@@ -8005,21 +7443,7 @@
                 <w:color w:val="000000" w:themeColor="text1"/>
               </w:rPr>
               <w:br/>
-              <w:t xml:space="preserve">3. Горизонтальный </w:t>
-            </w:r>
-            <w:proofErr w:type="spellStart"/>
-            <w:r>
-              <w:rPr>
-                <w:color w:val="000000" w:themeColor="text1"/>
-              </w:rPr>
-              <w:t>скролл</w:t>
-            </w:r>
-            <w:proofErr w:type="spellEnd"/>
-            <w:r>
-              <w:rPr>
-                <w:color w:val="000000" w:themeColor="text1"/>
-              </w:rPr>
-              <w:t xml:space="preserve"> отсутствует.</w:t>
+              <w:t>3. Горизонтальный скролл отсутствует.</w:t>
             </w:r>
           </w:p>
         </w:tc>
@@ -8314,39 +7738,193 @@
                 <w:color w:val="000000" w:themeColor="text1"/>
               </w:rPr>
             </w:pPr>
-            <w:proofErr w:type="spellStart"/>
             <w:r>
               <w:rPr>
                 <w:b/>
                 <w:bCs/>
                 <w:color w:val="000000" w:themeColor="text1"/>
               </w:rPr>
-              <w:t>Bootstrap</w:t>
-            </w:r>
-            <w:proofErr w:type="spellEnd"/>
+              <w:t>Bootstrap. Адаптация страницы на телефоне</w:t>
+            </w:r>
             <w:r>
               <w:rPr>
                 <w:b/>
                 <w:bCs/>
                 <w:color w:val="000000" w:themeColor="text1"/>
               </w:rPr>
-              <w:t>. Адаптация страницы на телефоне</w:t>
-            </w:r>
+              <w:br/>
+              <w:t>• Ширина окна менее 480px.</w:t>
+            </w:r>
+            <w:r>
+              <w:rPr>
+                <w:color w:val="000000" w:themeColor="text1"/>
+              </w:rPr>
+              <w:br/>
+              <w:t>1. Проверить основные секции страницы.</w:t>
+            </w:r>
+          </w:p>
+        </w:tc>
+        <w:tc>
+          <w:tcPr>
+            <w:tcW w:w="5028" w:type="dxa"/>
+            <w:tcBorders>
+              <w:top w:val="single" w:sz="18" w:space="0" w:color="auto"/>
+              <w:bottom w:val="single" w:sz="4" w:space="0" w:color="auto"/>
+            </w:tcBorders>
+          </w:tcPr>
+          <w:p>
+            <w:pPr>
+              <w:rPr>
+                <w:color w:val="000000" w:themeColor="text1"/>
+              </w:rPr>
+            </w:pPr>
+            <w:r>
+              <w:rPr>
+                <w:color w:val="000000" w:themeColor="text1"/>
+              </w:rPr>
+              <w:t>1. Меню доступно через бургер.</w:t>
+            </w:r>
+            <w:r>
+              <w:rPr>
+                <w:color w:val="000000" w:themeColor="text1"/>
+              </w:rPr>
+              <w:br/>
+              <w:t>2. Карточки и изображения уменьшены.</w:t>
+            </w:r>
+            <w:r>
+              <w:rPr>
+                <w:color w:val="000000" w:themeColor="text1"/>
+              </w:rPr>
+              <w:br/>
+              <w:t>3. Форма прайса и подвал отображаются корректно.</w:t>
+            </w:r>
+          </w:p>
+        </w:tc>
+        <w:tc>
+          <w:tcPr>
+            <w:tcW w:w="1689" w:type="dxa"/>
+            <w:tcBorders>
+              <w:top w:val="single" w:sz="18" w:space="0" w:color="auto"/>
+              <w:bottom w:val="single" w:sz="4" w:space="0" w:color="auto"/>
+            </w:tcBorders>
+          </w:tcPr>
+          <w:p>
+            <w:pPr>
+              <w:rPr>
+                <w:color w:val="000000" w:themeColor="text1"/>
+              </w:rPr>
+            </w:pPr>
+            <w:r>
+              <w:rPr>
+                <w:color w:val="000000" w:themeColor="text1"/>
+              </w:rPr>
+              <w:t>Соответствует</w:t>
+            </w:r>
+          </w:p>
+        </w:tc>
+        <w:tc>
+          <w:tcPr>
+            <w:tcW w:w="1235" w:type="dxa"/>
+            <w:tcBorders>
+              <w:top w:val="single" w:sz="18" w:space="0" w:color="auto"/>
+              <w:bottom w:val="single" w:sz="4" w:space="0" w:color="auto"/>
+            </w:tcBorders>
+          </w:tcPr>
+          <w:p>
+            <w:pPr>
+              <w:rPr>
+                <w:color w:val="000000" w:themeColor="text1"/>
+              </w:rPr>
+            </w:pPr>
+            <w:r>
+              <w:rPr>
+                <w:color w:val="000000" w:themeColor="text1"/>
+              </w:rPr>
+              <w:t>Пройдено</w:t>
+            </w:r>
+          </w:p>
+        </w:tc>
+      </w:tr>
+      <w:tr>
+        <w:tc>
+          <w:tcPr>
+            <w:tcW w:w="1158" w:type="dxa"/>
+            <w:tcBorders>
+              <w:top w:val="single" w:sz="4" w:space="0" w:color="auto"/>
+              <w:bottom w:val="single" w:sz="4" w:space="0" w:color="auto"/>
+            </w:tcBorders>
+          </w:tcPr>
+          <w:p>
+            <w:pPr>
+              <w:rPr>
+                <w:color w:val="000000" w:themeColor="text1"/>
+              </w:rPr>
+            </w:pPr>
+            <w:r>
+              <w:rPr>
+                <w:color w:val="000000" w:themeColor="text1"/>
+              </w:rPr>
+              <w:t>B_19</w:t>
+            </w:r>
+          </w:p>
+        </w:tc>
+        <w:tc>
+          <w:tcPr>
+            <w:tcW w:w="1091" w:type="dxa"/>
+            <w:tcBorders>
+              <w:top w:val="single" w:sz="4" w:space="0" w:color="auto"/>
+              <w:bottom w:val="single" w:sz="4" w:space="0" w:color="auto"/>
+            </w:tcBorders>
+          </w:tcPr>
+          <w:p>
+            <w:pPr>
+              <w:rPr>
+                <w:color w:val="000000" w:themeColor="text1"/>
+              </w:rPr>
+            </w:pPr>
+            <w:r>
+              <w:rPr>
+                <w:color w:val="000000" w:themeColor="text1"/>
+              </w:rPr>
+              <w:t>крайне высокий</w:t>
+            </w:r>
+          </w:p>
+        </w:tc>
+        <w:tc>
+          <w:tcPr>
+            <w:tcW w:w="4323" w:type="dxa"/>
+            <w:tcBorders>
+              <w:top w:val="single" w:sz="4" w:space="0" w:color="auto"/>
+              <w:bottom w:val="single" w:sz="4" w:space="0" w:color="auto"/>
+            </w:tcBorders>
+          </w:tcPr>
+          <w:p>
+            <w:pPr>
+              <w:rPr>
+                <w:color w:val="000000" w:themeColor="text1"/>
+              </w:rPr>
+            </w:pPr>
             <w:r>
               <w:rPr>
                 <w:b/>
                 <w:bCs/>
                 <w:color w:val="000000" w:themeColor="text1"/>
               </w:rPr>
-              <w:br/>
-              <w:t>• Ширина окна менее 480px.</w:t>
-            </w:r>
-            <w:r>
-              <w:rPr>
-                <w:color w:val="000000" w:themeColor="text1"/>
-              </w:rPr>
-              <w:br/>
-              <w:t>1. Проверить основные секции страницы.</w:t>
+              <w:t>Bootstrap. Проверка локальных изображений</w:t>
+            </w:r>
+            <w:r>
+              <w:rPr>
+                <w:color w:val="000000" w:themeColor="text1"/>
+              </w:rPr>
+              <w:br/>
+              <w:t>1. Открыть страницу задания 6 не через Live Server.</w:t>
+            </w:r>
+            <w:r>
+              <w:rPr>
+                <w:color w:val="000000" w:themeColor="text1"/>
+              </w:rPr>
+              <w:br/>
+              <w:t>2. Проверить баннеры, бренды и иконки.</w:t>
             </w:r>
           </w:p>
         </w:tc>
@@ -8354,35 +7932,28 @@
           <w:tcPr>
             <w:tcW w:w="5028" w:type="dxa"/>
             <w:tcBorders>
-              <w:top w:val="single" w:sz="18" w:space="0" w:color="auto"/>
-              <w:bottom w:val="single" w:sz="4" w:space="0" w:color="auto"/>
-            </w:tcBorders>
-          </w:tcPr>
-          <w:p>
-            <w:pPr>
-              <w:rPr>
-                <w:color w:val="000000" w:themeColor="text1"/>
-              </w:rPr>
-            </w:pPr>
-            <w:r>
-              <w:rPr>
-                <w:color w:val="000000" w:themeColor="text1"/>
-              </w:rPr>
-              <w:t>1. Меню доступно через бургер.</w:t>
-            </w:r>
-            <w:r>
-              <w:rPr>
-                <w:color w:val="000000" w:themeColor="text1"/>
-              </w:rPr>
-              <w:br/>
-              <w:t>2. Карточки и изображения уменьшены.</w:t>
-            </w:r>
-            <w:r>
-              <w:rPr>
-                <w:color w:val="000000" w:themeColor="text1"/>
-              </w:rPr>
-              <w:br/>
-              <w:t>3. Форма прайса и подвал отображаются корректно.</w:t>
+              <w:top w:val="single" w:sz="4" w:space="0" w:color="auto"/>
+              <w:bottom w:val="single" w:sz="4" w:space="0" w:color="auto"/>
+            </w:tcBorders>
+          </w:tcPr>
+          <w:p>
+            <w:pPr>
+              <w:rPr>
+                <w:color w:val="000000" w:themeColor="text1"/>
+              </w:rPr>
+            </w:pPr>
+            <w:r>
+              <w:rPr>
+                <w:color w:val="000000" w:themeColor="text1"/>
+              </w:rPr>
+              <w:t>1. Все изображения загружаются из локальной папки img.</w:t>
+            </w:r>
+            <w:r>
+              <w:rPr>
+                <w:color w:val="000000" w:themeColor="text1"/>
+              </w:rPr>
+              <w:br/>
+              <w:t>2. Пути не зависят от запуска через VS Code.</w:t>
             </w:r>
           </w:p>
         </w:tc>
@@ -8390,7 +7961,7 @@
           <w:tcPr>
             <w:tcW w:w="1689" w:type="dxa"/>
             <w:tcBorders>
-              <w:top w:val="single" w:sz="18" w:space="0" w:color="auto"/>
+              <w:top w:val="single" w:sz="4" w:space="0" w:color="auto"/>
               <w:bottom w:val="single" w:sz="4" w:space="0" w:color="auto"/>
             </w:tcBorders>
           </w:tcPr>
@@ -8412,7 +7983,7 @@
           <w:tcPr>
             <w:tcW w:w="1235" w:type="dxa"/>
             <w:tcBorders>
-              <w:top w:val="single" w:sz="18" w:space="0" w:color="auto"/>
+              <w:top w:val="single" w:sz="4" w:space="0" w:color="auto"/>
               <w:bottom w:val="single" w:sz="4" w:space="0" w:color="auto"/>
             </w:tcBorders>
           </w:tcPr>
@@ -8437,20 +8008,20 @@
             <w:tcW w:w="1158" w:type="dxa"/>
             <w:tcBorders>
               <w:top w:val="single" w:sz="4" w:space="0" w:color="auto"/>
-              <w:bottom w:val="single" w:sz="4" w:space="0" w:color="auto"/>
-            </w:tcBorders>
-          </w:tcPr>
-          <w:p>
-            <w:pPr>
-              <w:rPr>
-                <w:color w:val="000000" w:themeColor="text1"/>
-              </w:rPr>
-            </w:pPr>
-            <w:r>
-              <w:rPr>
-                <w:color w:val="000000" w:themeColor="text1"/>
-              </w:rPr>
-              <w:t>B_19</w:t>
+              <w:bottom w:val="single" w:sz="18" w:space="0" w:color="auto"/>
+            </w:tcBorders>
+          </w:tcPr>
+          <w:p>
+            <w:pPr>
+              <w:rPr>
+                <w:color w:val="000000" w:themeColor="text1"/>
+              </w:rPr>
+            </w:pPr>
+            <w:r>
+              <w:rPr>
+                <w:color w:val="000000" w:themeColor="text1"/>
+              </w:rPr>
+              <w:t>B_20</w:t>
             </w:r>
           </w:p>
         </w:tc>
@@ -8459,7 +8030,7 @@
             <w:tcW w:w="1091" w:type="dxa"/>
             <w:tcBorders>
               <w:top w:val="single" w:sz="4" w:space="0" w:color="auto"/>
-              <w:bottom w:val="single" w:sz="4" w:space="0" w:color="auto"/>
+              <w:bottom w:val="single" w:sz="18" w:space="0" w:color="auto"/>
             </w:tcBorders>
           </w:tcPr>
           <w:p>
@@ -8481,46 +8052,36 @@
             <w:tcW w:w="4323" w:type="dxa"/>
             <w:tcBorders>
               <w:top w:val="single" w:sz="4" w:space="0" w:color="auto"/>
-              <w:bottom w:val="single" w:sz="4" w:space="0" w:color="auto"/>
-            </w:tcBorders>
-          </w:tcPr>
-          <w:p>
-            <w:pPr>
-              <w:rPr>
-                <w:color w:val="000000" w:themeColor="text1"/>
-              </w:rPr>
-            </w:pPr>
-            <w:proofErr w:type="spellStart"/>
+              <w:bottom w:val="single" w:sz="18" w:space="0" w:color="auto"/>
+            </w:tcBorders>
+          </w:tcPr>
+          <w:p>
+            <w:pPr>
+              <w:rPr>
+                <w:color w:val="000000" w:themeColor="text1"/>
+              </w:rPr>
+            </w:pPr>
             <w:r>
               <w:rPr>
                 <w:b/>
                 <w:bCs/>
                 <w:color w:val="000000" w:themeColor="text1"/>
               </w:rPr>
-              <w:t>Bootstrap</w:t>
-            </w:r>
-            <w:proofErr w:type="spellEnd"/>
-            <w:r>
-              <w:rPr>
-                <w:b/>
-                <w:bCs/>
-                <w:color w:val="000000" w:themeColor="text1"/>
-              </w:rPr>
-              <w:t>. Проверка локальных изображений</w:t>
-            </w:r>
-            <w:r>
-              <w:rPr>
-                <w:color w:val="000000" w:themeColor="text1"/>
-              </w:rPr>
-              <w:br/>
-              <w:t>1. Открыть страницу задания 6 не через Live Server.</w:t>
-            </w:r>
-            <w:r>
-              <w:rPr>
-                <w:color w:val="000000" w:themeColor="text1"/>
-              </w:rPr>
-              <w:br/>
-              <w:t>2. Проверить баннеры, бренды и иконки.</w:t>
+              <w:t>Bootstrap. Валидация HTML и CSS</w:t>
+            </w:r>
+            <w:r>
+              <w:rPr>
+                <w:color w:val="000000" w:themeColor="text1"/>
+              </w:rPr>
+              <w:br/>
+              <w:t>1. Проверить HTML-файл задания 6.</w:t>
+            </w:r>
+            <w:r>
+              <w:rPr>
+                <w:color w:val="000000" w:themeColor="text1"/>
+              </w:rPr>
+              <w:br/>
+              <w:t>2. Проверить CSS-файл задания 6.</w:t>
             </w:r>
           </w:p>
         </w:tc>
@@ -8529,95 +8090,6 @@
             <w:tcW w:w="5028" w:type="dxa"/>
             <w:tcBorders>
               <w:top w:val="single" w:sz="4" w:space="0" w:color="auto"/>
-              <w:bottom w:val="single" w:sz="4" w:space="0" w:color="auto"/>
-            </w:tcBorders>
-          </w:tcPr>
-          <w:p>
-            <w:pPr>
-              <w:rPr>
-                <w:color w:val="000000" w:themeColor="text1"/>
-              </w:rPr>
-            </w:pPr>
-            <w:r>
-              <w:rPr>
-                <w:color w:val="000000" w:themeColor="text1"/>
-              </w:rPr>
-              <w:t xml:space="preserve">1. Все изображения загружаются из локальной папки </w:t>
-            </w:r>
-            <w:proofErr w:type="spellStart"/>
-            <w:r>
-              <w:rPr>
-                <w:color w:val="000000" w:themeColor="text1"/>
-              </w:rPr>
-              <w:t>img</w:t>
-            </w:r>
-            <w:proofErr w:type="spellEnd"/>
-            <w:r>
-              <w:rPr>
-                <w:color w:val="000000" w:themeColor="text1"/>
-              </w:rPr>
-              <w:t>.</w:t>
-            </w:r>
-            <w:r>
-              <w:rPr>
-                <w:color w:val="000000" w:themeColor="text1"/>
-              </w:rPr>
-              <w:br/>
-              <w:t>2. Пути не зависят от запуска через VS Code.</w:t>
-            </w:r>
-          </w:p>
-        </w:tc>
-        <w:tc>
-          <w:tcPr>
-            <w:tcW w:w="1689" w:type="dxa"/>
-            <w:tcBorders>
-              <w:top w:val="single" w:sz="4" w:space="0" w:color="auto"/>
-              <w:bottom w:val="single" w:sz="4" w:space="0" w:color="auto"/>
-            </w:tcBorders>
-          </w:tcPr>
-          <w:p>
-            <w:pPr>
-              <w:rPr>
-                <w:color w:val="000000" w:themeColor="text1"/>
-              </w:rPr>
-            </w:pPr>
-            <w:r>
-              <w:rPr>
-                <w:color w:val="000000" w:themeColor="text1"/>
-              </w:rPr>
-              <w:t>Соответствует</w:t>
-            </w:r>
-          </w:p>
-        </w:tc>
-        <w:tc>
-          <w:tcPr>
-            <w:tcW w:w="1235" w:type="dxa"/>
-            <w:tcBorders>
-              <w:top w:val="single" w:sz="4" w:space="0" w:color="auto"/>
-              <w:bottom w:val="single" w:sz="4" w:space="0" w:color="auto"/>
-            </w:tcBorders>
-          </w:tcPr>
-          <w:p>
-            <w:pPr>
-              <w:rPr>
-                <w:color w:val="000000" w:themeColor="text1"/>
-              </w:rPr>
-            </w:pPr>
-            <w:r>
-              <w:rPr>
-                <w:color w:val="000000" w:themeColor="text1"/>
-              </w:rPr>
-              <w:t>Пройдено</w:t>
-            </w:r>
-          </w:p>
-        </w:tc>
-      </w:tr>
-      <w:tr>
-        <w:tc>
-          <w:tcPr>
-            <w:tcW w:w="1158" w:type="dxa"/>
-            <w:tcBorders>
-              <w:top w:val="single" w:sz="4" w:space="0" w:color="auto"/>
               <w:bottom w:val="single" w:sz="18" w:space="0" w:color="auto"/>
             </w:tcBorders>
           </w:tcPr>
@@ -8631,98 +8103,6 @@
               <w:rPr>
                 <w:color w:val="000000" w:themeColor="text1"/>
               </w:rPr>
-              <w:t>B_20</w:t>
-            </w:r>
-          </w:p>
-        </w:tc>
-        <w:tc>
-          <w:tcPr>
-            <w:tcW w:w="1091" w:type="dxa"/>
-            <w:tcBorders>
-              <w:top w:val="single" w:sz="4" w:space="0" w:color="auto"/>
-              <w:bottom w:val="single" w:sz="18" w:space="0" w:color="auto"/>
-            </w:tcBorders>
-          </w:tcPr>
-          <w:p>
-            <w:pPr>
-              <w:rPr>
-                <w:color w:val="000000" w:themeColor="text1"/>
-              </w:rPr>
-            </w:pPr>
-            <w:r>
-              <w:rPr>
-                <w:color w:val="000000" w:themeColor="text1"/>
-              </w:rPr>
-              <w:t>крайне высокий</w:t>
-            </w:r>
-          </w:p>
-        </w:tc>
-        <w:tc>
-          <w:tcPr>
-            <w:tcW w:w="4323" w:type="dxa"/>
-            <w:tcBorders>
-              <w:top w:val="single" w:sz="4" w:space="0" w:color="auto"/>
-              <w:bottom w:val="single" w:sz="18" w:space="0" w:color="auto"/>
-            </w:tcBorders>
-          </w:tcPr>
-          <w:p>
-            <w:pPr>
-              <w:rPr>
-                <w:color w:val="000000" w:themeColor="text1"/>
-              </w:rPr>
-            </w:pPr>
-            <w:proofErr w:type="spellStart"/>
-            <w:r>
-              <w:rPr>
-                <w:b/>
-                <w:bCs/>
-                <w:color w:val="000000" w:themeColor="text1"/>
-              </w:rPr>
-              <w:t>Bootstrap</w:t>
-            </w:r>
-            <w:proofErr w:type="spellEnd"/>
-            <w:r>
-              <w:rPr>
-                <w:b/>
-                <w:bCs/>
-                <w:color w:val="000000" w:themeColor="text1"/>
-              </w:rPr>
-              <w:t>. Валидация HTML и CSS</w:t>
-            </w:r>
-            <w:r>
-              <w:rPr>
-                <w:color w:val="000000" w:themeColor="text1"/>
-              </w:rPr>
-              <w:br/>
-              <w:t>1. Проверить HTML-файл задания 6.</w:t>
-            </w:r>
-            <w:r>
-              <w:rPr>
-                <w:color w:val="000000" w:themeColor="text1"/>
-              </w:rPr>
-              <w:br/>
-              <w:t>2. Проверить CSS-файл задания 6.</w:t>
-            </w:r>
-          </w:p>
-        </w:tc>
-        <w:tc>
-          <w:tcPr>
-            <w:tcW w:w="5028" w:type="dxa"/>
-            <w:tcBorders>
-              <w:top w:val="single" w:sz="4" w:space="0" w:color="auto"/>
-              <w:bottom w:val="single" w:sz="18" w:space="0" w:color="auto"/>
-            </w:tcBorders>
-          </w:tcPr>
-          <w:p>
-            <w:pPr>
-              <w:rPr>
-                <w:color w:val="000000" w:themeColor="text1"/>
-              </w:rPr>
-            </w:pPr>
-            <w:r>
-              <w:rPr>
-                <w:color w:val="000000" w:themeColor="text1"/>
-              </w:rPr>
               <w:t>1. Критические ошибки отсутствуют.</w:t>
             </w:r>
             <w:r>
@@ -8730,21 +8110,7 @@
                 <w:color w:val="000000" w:themeColor="text1"/>
               </w:rPr>
               <w:br/>
-              <w:t xml:space="preserve">2. </w:t>
-            </w:r>
-            <w:proofErr w:type="spellStart"/>
-            <w:r>
-              <w:rPr>
-                <w:color w:val="000000" w:themeColor="text1"/>
-              </w:rPr>
-              <w:t>Bootstrap</w:t>
-            </w:r>
-            <w:proofErr w:type="spellEnd"/>
-            <w:r>
-              <w:rPr>
-                <w:color w:val="000000" w:themeColor="text1"/>
-              </w:rPr>
-              <w:t>-классы и пользовательские стили не конфликтуют между собой.</w:t>
+              <w:t>2. Bootstrap-классы и пользовательские стили не конфликтуют между собой.</w:t>
             </w:r>
           </w:p>
         </w:tc>
